--- a/HNOne.API/wwwroot/Templates/PLHD.docx
+++ b/HNOne.API/wwwroot/Templates/PLHD.docx
@@ -1,6 +1,6 @@
 
 <file path=word/document.xml><?xml version="1.0" encoding="utf-8"?>
-<w:document xmlns:wpc="http://schemas.microsoft.com/office/word/2010/wordprocessingCanvas" xmlns:mc="http://schemas.openxmlformats.org/markup-compatibility/2006" xmlns:o="urn:schemas-microsoft-com:office:office" xmlns:r="http://schemas.openxmlformats.org/officeDocument/2006/relationships" xmlns:m="http://schemas.openxmlformats.org/officeDocument/2006/math" xmlns:v="urn:schemas-microsoft-com:vml" xmlns:wp14="http://schemas.microsoft.com/office/word/2010/wordprocessingDrawing" xmlns:wp="http://schemas.openxmlformats.org/drawingml/2006/wordprocessingDrawing" xmlns:w10="urn:schemas-microsoft-com:office:word" xmlns:w="http://schemas.openxmlformats.org/wordprocessingml/2006/main" xmlns:w14="http://schemas.microsoft.com/office/word/2010/wordml" xmlns:w15="http://schemas.microsoft.com/office/word/2012/wordml" xmlns:wpg="http://schemas.microsoft.com/office/word/2010/wordprocessingGroup" xmlns:wpi="http://schemas.microsoft.com/office/word/2010/wordprocessingInk" xmlns:wne="http://schemas.microsoft.com/office/word/2006/wordml" xmlns:wps="http://schemas.microsoft.com/office/word/2010/wordprocessingShape" mc:Ignorable="w14 w15 wp14">
+<w:document xmlns:wpc="http://schemas.microsoft.com/office/word/2010/wordprocessingCanvas" xmlns:cx="http://schemas.microsoft.com/office/drawing/2014/chartex" xmlns:cx1="http://schemas.microsoft.com/office/drawing/2015/9/8/chartex" xmlns:cx2="http://schemas.microsoft.com/office/drawing/2015/10/21/chartex" xmlns:cx3="http://schemas.microsoft.com/office/drawing/2016/5/9/chartex" xmlns:cx4="http://schemas.microsoft.com/office/drawing/2016/5/10/chartex" xmlns:cx5="http://schemas.microsoft.com/office/drawing/2016/5/11/chartex" xmlns:cx6="http://schemas.microsoft.com/office/drawing/2016/5/12/chartex" xmlns:cx7="http://schemas.microsoft.com/office/drawing/2016/5/13/chartex" xmlns:cx8="http://schemas.microsoft.com/office/drawing/2016/5/14/chartex" xmlns:mc="http://schemas.openxmlformats.org/markup-compatibility/2006" xmlns:aink="http://schemas.microsoft.com/office/drawing/2016/ink" xmlns:am3d="http://schemas.microsoft.com/office/drawing/2017/model3d" xmlns:o="urn:schemas-microsoft-com:office:office" xmlns:oel="http://schemas.microsoft.com/office/2019/extlst" xmlns:r="http://schemas.openxmlformats.org/officeDocument/2006/relationships" xmlns:m="http://schemas.openxmlformats.org/officeDocument/2006/math" xmlns:v="urn:schemas-microsoft-com:vml" xmlns:wp14="http://schemas.microsoft.com/office/word/2010/wordprocessingDrawing" xmlns:wp="http://schemas.openxmlformats.org/drawingml/2006/wordprocessingDrawing" xmlns:w10="urn:schemas-microsoft-com:office:word" xmlns:w="http://schemas.openxmlformats.org/wordprocessingml/2006/main" xmlns:w14="http://schemas.microsoft.com/office/word/2010/wordml" xmlns:w15="http://schemas.microsoft.com/office/word/2012/wordml" xmlns:w16cex="http://schemas.microsoft.com/office/word/2018/wordml/cex" xmlns:w16cid="http://schemas.microsoft.com/office/word/2016/wordml/cid" xmlns:w16="http://schemas.microsoft.com/office/word/2018/wordml" xmlns:w16du="http://schemas.microsoft.com/office/word/2023/wordml/word16du" xmlns:w16sdtdh="http://schemas.microsoft.com/office/word/2020/wordml/sdtdatahash" xmlns:w16sdtfl="http://schemas.microsoft.com/office/word/2024/wordml/sdtformatlock" xmlns:w16se="http://schemas.microsoft.com/office/word/2015/wordml/symex" xmlns:wpg="http://schemas.microsoft.com/office/word/2010/wordprocessingGroup" xmlns:wpi="http://schemas.microsoft.com/office/word/2010/wordprocessingInk" xmlns:wne="http://schemas.microsoft.com/office/word/2006/wordml" xmlns:wps="http://schemas.microsoft.com/office/word/2010/wordprocessingShape" mc:Ignorable="w14 w15 w16se w16cid w16 w16cex w16sdtdh w16sdtfl w16du wp14">
   <w:body>
     <w:p>
       <w:pPr>
@@ -17,7 +17,7 @@
           <w:noProof/>
         </w:rPr>
         <w:drawing>
-          <wp:anchor distT="0" distB="0" distL="114300" distR="114300" simplePos="0" relativeHeight="251658240" behindDoc="1" locked="0" layoutInCell="1" allowOverlap="1">
+          <wp:anchor distT="0" distB="0" distL="114300" distR="114300" simplePos="0" relativeHeight="251658240" behindDoc="1" locked="0" layoutInCell="1" allowOverlap="1" wp14:anchorId="4B203CDA" wp14:editId="2ECB4C9D">
             <wp:simplePos x="0" y="0"/>
             <wp:positionH relativeFrom="margin">
               <wp:posOffset>-66675</wp:posOffset>
@@ -92,11 +92,19 @@
           <w:rFonts w:ascii="Times New Roman" w:hAnsi="Times New Roman"/>
         </w:rPr>
       </w:pPr>
-      <w:r>
-        <w:rPr>
-          <w:rFonts w:ascii="Times New Roman" w:hAnsi="Times New Roman"/>
-        </w:rPr>
-        <w:t xml:space="preserve">Số </w:t>
+      <w:proofErr w:type="spellStart"/>
+      <w:r>
+        <w:rPr>
+          <w:rFonts w:ascii="Times New Roman" w:hAnsi="Times New Roman"/>
+        </w:rPr>
+        <w:t>Số</w:t>
+      </w:r>
+      <w:proofErr w:type="spellEnd"/>
+      <w:r>
+        <w:rPr>
+          <w:rFonts w:ascii="Times New Roman" w:hAnsi="Times New Roman"/>
+        </w:rPr>
+        <w:t xml:space="preserve"> </w:t>
       </w:r>
       <w:r>
         <w:rPr>
@@ -108,39 +116,28 @@
         <w:rPr>
           <w:rFonts w:ascii="Times New Roman" w:hAnsi="Times New Roman"/>
         </w:rPr>
-        <w:t>HĐ: AAu</w:t>
-      </w:r>
-      <w:r>
-        <w:rPr>
-          <w:rFonts w:ascii="Times New Roman" w:hAnsi="Times New Roman"/>
-          <w:color w:val="FF0000"/>
-        </w:rPr>
-        <w:t>/##EmployeeCode##</w:t>
-      </w:r>
-      <w:r>
-        <w:rPr>
-          <w:rFonts w:ascii="Times New Roman" w:hAnsi="Times New Roman"/>
-        </w:rPr>
-        <w:t>/</w:t>
-      </w:r>
-      <w:r>
-        <w:rPr>
-          <w:rFonts w:ascii="Times New Roman" w:hAnsi="Times New Roman"/>
-        </w:rPr>
-        <w:t>PL</w:t>
-      </w:r>
-      <w:r>
-        <w:rPr>
-          <w:rFonts w:ascii="Times New Roman" w:hAnsi="Times New Roman"/>
-        </w:rPr>
-        <w:t>HĐLĐ/20</w:t>
-      </w:r>
-      <w:r>
-        <w:rPr>
-          <w:rFonts w:ascii="Times New Roman" w:hAnsi="Times New Roman"/>
-        </w:rPr>
-        <w:t>20</w:t>
-      </w:r>
+        <w:t xml:space="preserve">HĐ: </w:t>
+      </w:r>
+      <w:proofErr w:type="spellStart"/>
+      <w:r>
+        <w:rPr>
+          <w:rFonts w:ascii="Times New Roman" w:hAnsi="Times New Roman"/>
+        </w:rPr>
+        <w:t>Contract</w:t>
+      </w:r>
+      <w:r>
+        <w:rPr>
+          <w:rFonts w:ascii="Times New Roman" w:hAnsi="Times New Roman"/>
+        </w:rPr>
+        <w:t>Apendix</w:t>
+      </w:r>
+      <w:r>
+        <w:rPr>
+          <w:rFonts w:ascii="Times New Roman" w:hAnsi="Times New Roman"/>
+        </w:rPr>
+        <w:t>Code</w:t>
+      </w:r>
+      <w:proofErr w:type="spellEnd"/>
     </w:p>
     <w:p>
       <w:pPr>
@@ -154,12 +151,37 @@
           <w:i/>
         </w:rPr>
       </w:pPr>
-      <w:r>
-        <w:rPr>
-          <w:rFonts w:ascii="Times New Roman" w:hAnsi="Times New Roman"/>
-          <w:i/>
-        </w:rPr>
-        <w:t>Chúng tôi:</w:t>
+      <w:proofErr w:type="spellStart"/>
+      <w:r>
+        <w:rPr>
+          <w:rFonts w:ascii="Times New Roman" w:hAnsi="Times New Roman"/>
+          <w:i/>
+        </w:rPr>
+        <w:t>Chúng</w:t>
+      </w:r>
+      <w:proofErr w:type="spellEnd"/>
+      <w:r>
+        <w:rPr>
+          <w:rFonts w:ascii="Times New Roman" w:hAnsi="Times New Roman"/>
+          <w:i/>
+        </w:rPr>
+        <w:t xml:space="preserve"> </w:t>
+      </w:r>
+      <w:proofErr w:type="spellStart"/>
+      <w:r>
+        <w:rPr>
+          <w:rFonts w:ascii="Times New Roman" w:hAnsi="Times New Roman"/>
+          <w:i/>
+        </w:rPr>
+        <w:t>tôi</w:t>
+      </w:r>
+      <w:proofErr w:type="spellEnd"/>
+      <w:r>
+        <w:rPr>
+          <w:rFonts w:ascii="Times New Roman" w:hAnsi="Times New Roman"/>
+          <w:i/>
+        </w:rPr>
+        <w:t>:</w:t>
       </w:r>
       <w:r>
         <w:rPr>
@@ -181,12 +203,53 @@
           <w:b/>
         </w:rPr>
       </w:pPr>
+      <w:proofErr w:type="spellStart"/>
       <w:r>
         <w:rPr>
           <w:rFonts w:ascii="Times New Roman" w:hAnsi="Times New Roman"/>
           <w:b/>
         </w:rPr>
-        <w:t xml:space="preserve">Một bên là:  </w:t>
+        <w:t>Một</w:t>
+      </w:r>
+      <w:proofErr w:type="spellEnd"/>
+      <w:r>
+        <w:rPr>
+          <w:rFonts w:ascii="Times New Roman" w:hAnsi="Times New Roman"/>
+          <w:b/>
+        </w:rPr>
+        <w:t xml:space="preserve"> </w:t>
+      </w:r>
+      <w:proofErr w:type="spellStart"/>
+      <w:r>
+        <w:rPr>
+          <w:rFonts w:ascii="Times New Roman" w:hAnsi="Times New Roman"/>
+          <w:b/>
+        </w:rPr>
+        <w:t>bên</w:t>
+      </w:r>
+      <w:proofErr w:type="spellEnd"/>
+      <w:r>
+        <w:rPr>
+          <w:rFonts w:ascii="Times New Roman" w:hAnsi="Times New Roman"/>
+          <w:b/>
+        </w:rPr>
+        <w:t xml:space="preserve"> </w:t>
+      </w:r>
+      <w:proofErr w:type="spellStart"/>
+      <w:r>
+        <w:rPr>
+          <w:rFonts w:ascii="Times New Roman" w:hAnsi="Times New Roman"/>
+          <w:b/>
+        </w:rPr>
+        <w:t>là</w:t>
+      </w:r>
+      <w:proofErr w:type="spellEnd"/>
+      <w:r>
+        <w:rPr>
+          <w:rFonts w:ascii="Times New Roman" w:hAnsi="Times New Roman"/>
+          <w:b/>
+        </w:rPr>
+        <w:t xml:space="preserve">:  </w:t>
       </w:r>
       <w:r>
         <w:rPr>
@@ -204,11 +267,33 @@
           <w:rFonts w:ascii="Times New Roman" w:hAnsi="Times New Roman"/>
         </w:rPr>
       </w:pPr>
-      <w:r>
-        <w:rPr>
-          <w:rFonts w:ascii="Times New Roman" w:hAnsi="Times New Roman"/>
-        </w:rPr>
-        <w:t xml:space="preserve">Tên công ty </w:t>
+      <w:proofErr w:type="spellStart"/>
+      <w:r>
+        <w:rPr>
+          <w:rFonts w:ascii="Times New Roman" w:hAnsi="Times New Roman"/>
+        </w:rPr>
+        <w:t>Tên</w:t>
+      </w:r>
+      <w:proofErr w:type="spellEnd"/>
+      <w:r>
+        <w:rPr>
+          <w:rFonts w:ascii="Times New Roman" w:hAnsi="Times New Roman"/>
+        </w:rPr>
+        <w:t xml:space="preserve"> </w:t>
+      </w:r>
+      <w:proofErr w:type="spellStart"/>
+      <w:r>
+        <w:rPr>
+          <w:rFonts w:ascii="Times New Roman" w:hAnsi="Times New Roman"/>
+        </w:rPr>
+        <w:t>công</w:t>
+      </w:r>
+      <w:proofErr w:type="spellEnd"/>
+      <w:r>
+        <w:rPr>
+          <w:rFonts w:ascii="Times New Roman" w:hAnsi="Times New Roman"/>
+        </w:rPr>
+        <w:t xml:space="preserve"> ty </w:t>
       </w:r>
       <w:r>
         <w:rPr>
@@ -239,12 +324,28 @@
           <w:rFonts w:ascii="Times New Roman" w:hAnsi="Times New Roman"/>
         </w:rPr>
       </w:pPr>
-      <w:r>
-        <w:rPr>
-          <w:rFonts w:ascii="Times New Roman" w:hAnsi="Times New Roman"/>
-        </w:rPr>
-        <w:t>Địa chỉ</w:t>
-      </w:r>
+      <w:proofErr w:type="spellStart"/>
+      <w:r>
+        <w:rPr>
+          <w:rFonts w:ascii="Times New Roman" w:hAnsi="Times New Roman"/>
+        </w:rPr>
+        <w:t>Địa</w:t>
+      </w:r>
+      <w:proofErr w:type="spellEnd"/>
+      <w:r>
+        <w:rPr>
+          <w:rFonts w:ascii="Times New Roman" w:hAnsi="Times New Roman"/>
+        </w:rPr>
+        <w:t xml:space="preserve"> </w:t>
+      </w:r>
+      <w:proofErr w:type="spellStart"/>
+      <w:r>
+        <w:rPr>
+          <w:rFonts w:ascii="Times New Roman" w:hAnsi="Times New Roman"/>
+        </w:rPr>
+        <w:t>chỉ</w:t>
+      </w:r>
+      <w:proofErr w:type="spellEnd"/>
       <w:r>
         <w:rPr>
           <w:rFonts w:ascii="Times New Roman" w:hAnsi="Times New Roman"/>
@@ -256,8 +357,128 @@
           <w:rFonts w:ascii="Times New Roman" w:hAnsi="Times New Roman"/>
         </w:rPr>
         <w:tab/>
-        <w:t>: 150 Lê Văn Hiến, Phường Khuê Mỹ, Quận Ngũ Hành Sơn, TP Đà Nẵng</w:t>
-      </w:r>
+        <w:t xml:space="preserve">: 150 Lê Văn </w:t>
+      </w:r>
+      <w:proofErr w:type="spellStart"/>
+      <w:r>
+        <w:rPr>
+          <w:rFonts w:ascii="Times New Roman" w:hAnsi="Times New Roman"/>
+        </w:rPr>
+        <w:t>Hiến</w:t>
+      </w:r>
+      <w:proofErr w:type="spellEnd"/>
+      <w:r>
+        <w:rPr>
+          <w:rFonts w:ascii="Times New Roman" w:hAnsi="Times New Roman"/>
+        </w:rPr>
+        <w:t xml:space="preserve">, </w:t>
+      </w:r>
+      <w:proofErr w:type="spellStart"/>
+      <w:r>
+        <w:rPr>
+          <w:rFonts w:ascii="Times New Roman" w:hAnsi="Times New Roman"/>
+        </w:rPr>
+        <w:t>Phường</w:t>
+      </w:r>
+      <w:proofErr w:type="spellEnd"/>
+      <w:r>
+        <w:rPr>
+          <w:rFonts w:ascii="Times New Roman" w:hAnsi="Times New Roman"/>
+        </w:rPr>
+        <w:t xml:space="preserve"> </w:t>
+      </w:r>
+      <w:proofErr w:type="spellStart"/>
+      <w:r>
+        <w:rPr>
+          <w:rFonts w:ascii="Times New Roman" w:hAnsi="Times New Roman"/>
+        </w:rPr>
+        <w:t>Khuê</w:t>
+      </w:r>
+      <w:proofErr w:type="spellEnd"/>
+      <w:r>
+        <w:rPr>
+          <w:rFonts w:ascii="Times New Roman" w:hAnsi="Times New Roman"/>
+        </w:rPr>
+        <w:t xml:space="preserve"> </w:t>
+      </w:r>
+      <w:proofErr w:type="spellStart"/>
+      <w:r>
+        <w:rPr>
+          <w:rFonts w:ascii="Times New Roman" w:hAnsi="Times New Roman"/>
+        </w:rPr>
+        <w:t>Mỹ</w:t>
+      </w:r>
+      <w:proofErr w:type="spellEnd"/>
+      <w:r>
+        <w:rPr>
+          <w:rFonts w:ascii="Times New Roman" w:hAnsi="Times New Roman"/>
+        </w:rPr>
+        <w:t xml:space="preserve">, </w:t>
+      </w:r>
+      <w:proofErr w:type="spellStart"/>
+      <w:r>
+        <w:rPr>
+          <w:rFonts w:ascii="Times New Roman" w:hAnsi="Times New Roman"/>
+        </w:rPr>
+        <w:t>Quận</w:t>
+      </w:r>
+      <w:proofErr w:type="spellEnd"/>
+      <w:r>
+        <w:rPr>
+          <w:rFonts w:ascii="Times New Roman" w:hAnsi="Times New Roman"/>
+        </w:rPr>
+        <w:t xml:space="preserve"> </w:t>
+      </w:r>
+      <w:proofErr w:type="spellStart"/>
+      <w:r>
+        <w:rPr>
+          <w:rFonts w:ascii="Times New Roman" w:hAnsi="Times New Roman"/>
+        </w:rPr>
+        <w:t>Ngũ</w:t>
+      </w:r>
+      <w:proofErr w:type="spellEnd"/>
+      <w:r>
+        <w:rPr>
+          <w:rFonts w:ascii="Times New Roman" w:hAnsi="Times New Roman"/>
+        </w:rPr>
+        <w:t xml:space="preserve"> </w:t>
+      </w:r>
+      <w:proofErr w:type="spellStart"/>
+      <w:r>
+        <w:rPr>
+          <w:rFonts w:ascii="Times New Roman" w:hAnsi="Times New Roman"/>
+        </w:rPr>
+        <w:t>Hành</w:t>
+      </w:r>
+      <w:proofErr w:type="spellEnd"/>
+      <w:r>
+        <w:rPr>
+          <w:rFonts w:ascii="Times New Roman" w:hAnsi="Times New Roman"/>
+        </w:rPr>
+        <w:t xml:space="preserve"> Sơn, TP </w:t>
+      </w:r>
+      <w:proofErr w:type="spellStart"/>
+      <w:r>
+        <w:rPr>
+          <w:rFonts w:ascii="Times New Roman" w:hAnsi="Times New Roman"/>
+        </w:rPr>
+        <w:t>Đà</w:t>
+      </w:r>
+      <w:proofErr w:type="spellEnd"/>
+      <w:r>
+        <w:rPr>
+          <w:rFonts w:ascii="Times New Roman" w:hAnsi="Times New Roman"/>
+        </w:rPr>
+        <w:t xml:space="preserve"> </w:t>
+      </w:r>
+      <w:proofErr w:type="spellStart"/>
+      <w:r>
+        <w:rPr>
+          <w:rFonts w:ascii="Times New Roman" w:hAnsi="Times New Roman"/>
+        </w:rPr>
+        <w:t>Nẵng</w:t>
+      </w:r>
+      <w:proofErr w:type="spellEnd"/>
     </w:p>
     <w:p>
       <w:pPr>
@@ -267,12 +488,28 @@
           <w:rFonts w:ascii="Times New Roman" w:hAnsi="Times New Roman"/>
         </w:rPr>
       </w:pPr>
-      <w:r>
-        <w:rPr>
-          <w:rFonts w:ascii="Times New Roman" w:hAnsi="Times New Roman"/>
-        </w:rPr>
-        <w:t>Đại diện</w:t>
-      </w:r>
+      <w:proofErr w:type="spellStart"/>
+      <w:r>
+        <w:rPr>
+          <w:rFonts w:ascii="Times New Roman" w:hAnsi="Times New Roman"/>
+        </w:rPr>
+        <w:t>Đại</w:t>
+      </w:r>
+      <w:proofErr w:type="spellEnd"/>
+      <w:r>
+        <w:rPr>
+          <w:rFonts w:ascii="Times New Roman" w:hAnsi="Times New Roman"/>
+        </w:rPr>
+        <w:t xml:space="preserve"> </w:t>
+      </w:r>
+      <w:proofErr w:type="spellStart"/>
+      <w:r>
+        <w:rPr>
+          <w:rFonts w:ascii="Times New Roman" w:hAnsi="Times New Roman"/>
+        </w:rPr>
+        <w:t>diện</w:t>
+      </w:r>
+      <w:proofErr w:type="spellEnd"/>
       <w:r>
         <w:rPr>
           <w:rFonts w:ascii="Times New Roman" w:hAnsi="Times New Roman"/>
@@ -284,20 +521,44 @@
           <w:rFonts w:ascii="Times New Roman" w:hAnsi="Times New Roman"/>
         </w:rPr>
         <w:tab/>
-        <w:t>: Ông</w:t>
-      </w:r>
+        <w:t xml:space="preserve">: </w:t>
+      </w:r>
+      <w:proofErr w:type="spellStart"/>
+      <w:r>
+        <w:rPr>
+          <w:rFonts w:ascii="Times New Roman" w:hAnsi="Times New Roman"/>
+        </w:rPr>
+        <w:t>Ông</w:t>
+      </w:r>
+      <w:proofErr w:type="spellEnd"/>
       <w:r>
         <w:rPr>
           <w:rFonts w:ascii="Times New Roman" w:hAnsi="Times New Roman"/>
           <w:b/>
         </w:rPr>
-        <w:t xml:space="preserve"> Nguyễn Văn Lập </w:t>
-      </w:r>
+        <w:t xml:space="preserve"> Nguyễn Văn </w:t>
+      </w:r>
+      <w:proofErr w:type="spellStart"/>
       <w:r>
         <w:rPr>
           <w:rFonts w:ascii="Times New Roman" w:hAnsi="Times New Roman"/>
           <w:b/>
         </w:rPr>
+        <w:t>Lập</w:t>
+      </w:r>
+      <w:proofErr w:type="spellEnd"/>
+      <w:r>
+        <w:rPr>
+          <w:rFonts w:ascii="Times New Roman" w:hAnsi="Times New Roman"/>
+          <w:b/>
+        </w:rPr>
+        <w:t xml:space="preserve"> </w:t>
+      </w:r>
+      <w:r>
+        <w:rPr>
+          <w:rFonts w:ascii="Times New Roman" w:hAnsi="Times New Roman"/>
+          <w:b/>
+        </w:rPr>
         <w:tab/>
       </w:r>
       <w:r>
@@ -307,11 +568,89 @@
         </w:rPr>
         <w:tab/>
       </w:r>
-      <w:r>
-        <w:rPr>
-          <w:rFonts w:ascii="Times New Roman" w:hAnsi="Times New Roman"/>
-        </w:rPr>
-        <w:t xml:space="preserve">Chức vụ: Giám đốc Khu vực miền Trung  </w:t>
+      <w:proofErr w:type="spellStart"/>
+      <w:r>
+        <w:rPr>
+          <w:rFonts w:ascii="Times New Roman" w:hAnsi="Times New Roman"/>
+        </w:rPr>
+        <w:t>Chức</w:t>
+      </w:r>
+      <w:proofErr w:type="spellEnd"/>
+      <w:r>
+        <w:rPr>
+          <w:rFonts w:ascii="Times New Roman" w:hAnsi="Times New Roman"/>
+        </w:rPr>
+        <w:t xml:space="preserve"> </w:t>
+      </w:r>
+      <w:proofErr w:type="spellStart"/>
+      <w:r>
+        <w:rPr>
+          <w:rFonts w:ascii="Times New Roman" w:hAnsi="Times New Roman"/>
+        </w:rPr>
+        <w:t>vụ</w:t>
+      </w:r>
+      <w:proofErr w:type="spellEnd"/>
+      <w:r>
+        <w:rPr>
+          <w:rFonts w:ascii="Times New Roman" w:hAnsi="Times New Roman"/>
+        </w:rPr>
+        <w:t xml:space="preserve">: </w:t>
+      </w:r>
+      <w:proofErr w:type="spellStart"/>
+      <w:r>
+        <w:rPr>
+          <w:rFonts w:ascii="Times New Roman" w:hAnsi="Times New Roman"/>
+        </w:rPr>
+        <w:t>Giám</w:t>
+      </w:r>
+      <w:proofErr w:type="spellEnd"/>
+      <w:r>
+        <w:rPr>
+          <w:rFonts w:ascii="Times New Roman" w:hAnsi="Times New Roman"/>
+        </w:rPr>
+        <w:t xml:space="preserve"> </w:t>
+      </w:r>
+      <w:proofErr w:type="spellStart"/>
+      <w:r>
+        <w:rPr>
+          <w:rFonts w:ascii="Times New Roman" w:hAnsi="Times New Roman"/>
+        </w:rPr>
+        <w:t>đốc</w:t>
+      </w:r>
+      <w:proofErr w:type="spellEnd"/>
+      <w:r>
+        <w:rPr>
+          <w:rFonts w:ascii="Times New Roman" w:hAnsi="Times New Roman"/>
+        </w:rPr>
+        <w:t xml:space="preserve"> Khu </w:t>
+      </w:r>
+      <w:proofErr w:type="spellStart"/>
+      <w:r>
+        <w:rPr>
+          <w:rFonts w:ascii="Times New Roman" w:hAnsi="Times New Roman"/>
+        </w:rPr>
+        <w:t>vực</w:t>
+      </w:r>
+      <w:proofErr w:type="spellEnd"/>
+      <w:r>
+        <w:rPr>
+          <w:rFonts w:ascii="Times New Roman" w:hAnsi="Times New Roman"/>
+        </w:rPr>
+        <w:t xml:space="preserve"> </w:t>
+      </w:r>
+      <w:proofErr w:type="spellStart"/>
+      <w:r>
+        <w:rPr>
+          <w:rFonts w:ascii="Times New Roman" w:hAnsi="Times New Roman"/>
+        </w:rPr>
+        <w:t>miền</w:t>
+      </w:r>
+      <w:proofErr w:type="spellEnd"/>
+      <w:r>
+        <w:rPr>
+          <w:rFonts w:ascii="Times New Roman" w:hAnsi="Times New Roman"/>
+        </w:rPr>
+        <w:t xml:space="preserve"> Trung  </w:t>
       </w:r>
     </w:p>
     <w:p>
@@ -327,8 +666,16 @@
         <w:rPr>
           <w:rFonts w:ascii="Times New Roman" w:hAnsi="Times New Roman"/>
         </w:rPr>
-        <w:t>CMND số</w:t>
-      </w:r>
+        <w:t xml:space="preserve">CMND </w:t>
+      </w:r>
+      <w:proofErr w:type="spellStart"/>
+      <w:r>
+        <w:rPr>
+          <w:rFonts w:ascii="Times New Roman" w:hAnsi="Times New Roman"/>
+        </w:rPr>
+        <w:t>số</w:t>
+      </w:r>
+      <w:proofErr w:type="spellEnd"/>
       <w:r>
         <w:rPr>
           <w:rFonts w:ascii="Times New Roman" w:hAnsi="Times New Roman"/>
@@ -341,7 +688,34 @@
           <w:rFonts w:ascii="Times New Roman" w:hAnsi="Times New Roman"/>
         </w:rPr>
         <w:tab/>
-        <w:t>Ngày cấp: 05/03/2008</w:t>
+      </w:r>
+      <w:proofErr w:type="spellStart"/>
+      <w:r>
+        <w:rPr>
+          <w:rFonts w:ascii="Times New Roman" w:hAnsi="Times New Roman"/>
+        </w:rPr>
+        <w:t>Ngày</w:t>
+      </w:r>
+      <w:proofErr w:type="spellEnd"/>
+      <w:r>
+        <w:rPr>
+          <w:rFonts w:ascii="Times New Roman" w:hAnsi="Times New Roman"/>
+        </w:rPr>
+        <w:t xml:space="preserve"> </w:t>
+      </w:r>
+      <w:proofErr w:type="spellStart"/>
+      <w:r>
+        <w:rPr>
+          <w:rFonts w:ascii="Times New Roman" w:hAnsi="Times New Roman"/>
+        </w:rPr>
+        <w:t>cấp</w:t>
+      </w:r>
+      <w:proofErr w:type="spellEnd"/>
+      <w:r>
+        <w:rPr>
+          <w:rFonts w:ascii="Times New Roman" w:hAnsi="Times New Roman"/>
+        </w:rPr>
+        <w:t>: 05/03/2008</w:t>
       </w:r>
       <w:r>
         <w:rPr>
@@ -355,7 +729,35 @@
           <w:rFonts w:ascii="Times New Roman" w:hAnsi="Times New Roman"/>
         </w:rPr>
         <w:tab/>
-        <w:t xml:space="preserve"> Nơi cấp: CA. Nam Định</w:t>
+        <w:t xml:space="preserve"> </w:t>
+      </w:r>
+      <w:proofErr w:type="spellStart"/>
+      <w:r>
+        <w:rPr>
+          <w:rFonts w:ascii="Times New Roman" w:hAnsi="Times New Roman"/>
+        </w:rPr>
+        <w:t>Nơi</w:t>
+      </w:r>
+      <w:proofErr w:type="spellEnd"/>
+      <w:r>
+        <w:rPr>
+          <w:rFonts w:ascii="Times New Roman" w:hAnsi="Times New Roman"/>
+        </w:rPr>
+        <w:t xml:space="preserve"> </w:t>
+      </w:r>
+      <w:proofErr w:type="spellStart"/>
+      <w:r>
+        <w:rPr>
+          <w:rFonts w:ascii="Times New Roman" w:hAnsi="Times New Roman"/>
+        </w:rPr>
+        <w:t>cấp</w:t>
+      </w:r>
+      <w:proofErr w:type="spellEnd"/>
+      <w:r>
+        <w:rPr>
+          <w:rFonts w:ascii="Times New Roman" w:hAnsi="Times New Roman"/>
+        </w:rPr>
+        <w:t>: CA. Nam Định</w:t>
       </w:r>
     </w:p>
     <w:p>
@@ -366,12 +768,28 @@
           <w:rFonts w:ascii="Times New Roman" w:hAnsi="Times New Roman"/>
         </w:rPr>
       </w:pPr>
-      <w:r>
-        <w:rPr>
-          <w:rFonts w:ascii="Times New Roman" w:hAnsi="Times New Roman"/>
-        </w:rPr>
-        <w:t>Địa chỉ</w:t>
-      </w:r>
+      <w:proofErr w:type="spellStart"/>
+      <w:r>
+        <w:rPr>
+          <w:rFonts w:ascii="Times New Roman" w:hAnsi="Times New Roman"/>
+        </w:rPr>
+        <w:t>Địa</w:t>
+      </w:r>
+      <w:proofErr w:type="spellEnd"/>
+      <w:r>
+        <w:rPr>
+          <w:rFonts w:ascii="Times New Roman" w:hAnsi="Times New Roman"/>
+        </w:rPr>
+        <w:t xml:space="preserve"> </w:t>
+      </w:r>
+      <w:proofErr w:type="spellStart"/>
+      <w:r>
+        <w:rPr>
+          <w:rFonts w:ascii="Times New Roman" w:hAnsi="Times New Roman"/>
+        </w:rPr>
+        <w:t>chỉ</w:t>
+      </w:r>
+      <w:proofErr w:type="spellEnd"/>
       <w:r>
         <w:rPr>
           <w:rFonts w:ascii="Times New Roman" w:hAnsi="Times New Roman"/>
@@ -383,8 +801,128 @@
           <w:rFonts w:ascii="Times New Roman" w:hAnsi="Times New Roman"/>
         </w:rPr>
         <w:tab/>
-        <w:t>: 150 Lê Văn Hiến, Phường Khuê Mỹ, Quận Ngũ Hành Sơn, TP. Đà Nẵng</w:t>
-      </w:r>
+        <w:t xml:space="preserve">: 150 Lê Văn </w:t>
+      </w:r>
+      <w:proofErr w:type="spellStart"/>
+      <w:r>
+        <w:rPr>
+          <w:rFonts w:ascii="Times New Roman" w:hAnsi="Times New Roman"/>
+        </w:rPr>
+        <w:t>Hiến</w:t>
+      </w:r>
+      <w:proofErr w:type="spellEnd"/>
+      <w:r>
+        <w:rPr>
+          <w:rFonts w:ascii="Times New Roman" w:hAnsi="Times New Roman"/>
+        </w:rPr>
+        <w:t xml:space="preserve">, </w:t>
+      </w:r>
+      <w:proofErr w:type="spellStart"/>
+      <w:r>
+        <w:rPr>
+          <w:rFonts w:ascii="Times New Roman" w:hAnsi="Times New Roman"/>
+        </w:rPr>
+        <w:t>Phường</w:t>
+      </w:r>
+      <w:proofErr w:type="spellEnd"/>
+      <w:r>
+        <w:rPr>
+          <w:rFonts w:ascii="Times New Roman" w:hAnsi="Times New Roman"/>
+        </w:rPr>
+        <w:t xml:space="preserve"> </w:t>
+      </w:r>
+      <w:proofErr w:type="spellStart"/>
+      <w:r>
+        <w:rPr>
+          <w:rFonts w:ascii="Times New Roman" w:hAnsi="Times New Roman"/>
+        </w:rPr>
+        <w:t>Khuê</w:t>
+      </w:r>
+      <w:proofErr w:type="spellEnd"/>
+      <w:r>
+        <w:rPr>
+          <w:rFonts w:ascii="Times New Roman" w:hAnsi="Times New Roman"/>
+        </w:rPr>
+        <w:t xml:space="preserve"> </w:t>
+      </w:r>
+      <w:proofErr w:type="spellStart"/>
+      <w:r>
+        <w:rPr>
+          <w:rFonts w:ascii="Times New Roman" w:hAnsi="Times New Roman"/>
+        </w:rPr>
+        <w:t>Mỹ</w:t>
+      </w:r>
+      <w:proofErr w:type="spellEnd"/>
+      <w:r>
+        <w:rPr>
+          <w:rFonts w:ascii="Times New Roman" w:hAnsi="Times New Roman"/>
+        </w:rPr>
+        <w:t xml:space="preserve">, </w:t>
+      </w:r>
+      <w:proofErr w:type="spellStart"/>
+      <w:r>
+        <w:rPr>
+          <w:rFonts w:ascii="Times New Roman" w:hAnsi="Times New Roman"/>
+        </w:rPr>
+        <w:t>Quận</w:t>
+      </w:r>
+      <w:proofErr w:type="spellEnd"/>
+      <w:r>
+        <w:rPr>
+          <w:rFonts w:ascii="Times New Roman" w:hAnsi="Times New Roman"/>
+        </w:rPr>
+        <w:t xml:space="preserve"> </w:t>
+      </w:r>
+      <w:proofErr w:type="spellStart"/>
+      <w:r>
+        <w:rPr>
+          <w:rFonts w:ascii="Times New Roman" w:hAnsi="Times New Roman"/>
+        </w:rPr>
+        <w:t>Ngũ</w:t>
+      </w:r>
+      <w:proofErr w:type="spellEnd"/>
+      <w:r>
+        <w:rPr>
+          <w:rFonts w:ascii="Times New Roman" w:hAnsi="Times New Roman"/>
+        </w:rPr>
+        <w:t xml:space="preserve"> </w:t>
+      </w:r>
+      <w:proofErr w:type="spellStart"/>
+      <w:r>
+        <w:rPr>
+          <w:rFonts w:ascii="Times New Roman" w:hAnsi="Times New Roman"/>
+        </w:rPr>
+        <w:t>Hành</w:t>
+      </w:r>
+      <w:proofErr w:type="spellEnd"/>
+      <w:r>
+        <w:rPr>
+          <w:rFonts w:ascii="Times New Roman" w:hAnsi="Times New Roman"/>
+        </w:rPr>
+        <w:t xml:space="preserve"> Sơn, TP. </w:t>
+      </w:r>
+      <w:proofErr w:type="spellStart"/>
+      <w:r>
+        <w:rPr>
+          <w:rFonts w:ascii="Times New Roman" w:hAnsi="Times New Roman"/>
+        </w:rPr>
+        <w:t>Đà</w:t>
+      </w:r>
+      <w:proofErr w:type="spellEnd"/>
+      <w:r>
+        <w:rPr>
+          <w:rFonts w:ascii="Times New Roman" w:hAnsi="Times New Roman"/>
+        </w:rPr>
+        <w:t xml:space="preserve"> </w:t>
+      </w:r>
+      <w:proofErr w:type="spellStart"/>
+      <w:r>
+        <w:rPr>
+          <w:rFonts w:ascii="Times New Roman" w:hAnsi="Times New Roman"/>
+        </w:rPr>
+        <w:t>Nẵng</w:t>
+      </w:r>
+      <w:proofErr w:type="spellEnd"/>
     </w:p>
     <w:p>
       <w:pPr>
@@ -395,12 +933,53 @@
           <w:b/>
         </w:rPr>
       </w:pPr>
+      <w:proofErr w:type="spellStart"/>
       <w:r>
         <w:rPr>
           <w:rFonts w:ascii="Times New Roman" w:hAnsi="Times New Roman"/>
           <w:b/>
         </w:rPr>
-        <w:t>Một bên là:</w:t>
+        <w:t>Một</w:t>
+      </w:r>
+      <w:proofErr w:type="spellEnd"/>
+      <w:r>
+        <w:rPr>
+          <w:rFonts w:ascii="Times New Roman" w:hAnsi="Times New Roman"/>
+          <w:b/>
+        </w:rPr>
+        <w:t xml:space="preserve"> </w:t>
+      </w:r>
+      <w:proofErr w:type="spellStart"/>
+      <w:r>
+        <w:rPr>
+          <w:rFonts w:ascii="Times New Roman" w:hAnsi="Times New Roman"/>
+          <w:b/>
+        </w:rPr>
+        <w:t>bên</w:t>
+      </w:r>
+      <w:proofErr w:type="spellEnd"/>
+      <w:r>
+        <w:rPr>
+          <w:rFonts w:ascii="Times New Roman" w:hAnsi="Times New Roman"/>
+          <w:b/>
+        </w:rPr>
+        <w:t xml:space="preserve"> </w:t>
+      </w:r>
+      <w:proofErr w:type="spellStart"/>
+      <w:r>
+        <w:rPr>
+          <w:rFonts w:ascii="Times New Roman" w:hAnsi="Times New Roman"/>
+          <w:b/>
+        </w:rPr>
+        <w:t>là</w:t>
+      </w:r>
+      <w:proofErr w:type="spellEnd"/>
+      <w:r>
+        <w:rPr>
+          <w:rFonts w:ascii="Times New Roman" w:hAnsi="Times New Roman"/>
+          <w:b/>
+        </w:rPr>
+        <w:t>:</w:t>
       </w:r>
     </w:p>
     <w:p>
@@ -412,12 +991,28 @@
           <w:b/>
         </w:rPr>
       </w:pPr>
-      <w:r>
-        <w:rPr>
-          <w:rFonts w:ascii="Times New Roman" w:hAnsi="Times New Roman"/>
-        </w:rPr>
-        <w:t>Ông/Bà</w:t>
-      </w:r>
+      <w:proofErr w:type="spellStart"/>
+      <w:r>
+        <w:rPr>
+          <w:rFonts w:ascii="Times New Roman" w:hAnsi="Times New Roman"/>
+        </w:rPr>
+        <w:t>Ông</w:t>
+      </w:r>
+      <w:proofErr w:type="spellEnd"/>
+      <w:r>
+        <w:rPr>
+          <w:rFonts w:ascii="Times New Roman" w:hAnsi="Times New Roman"/>
+        </w:rPr>
+        <w:t>/</w:t>
+      </w:r>
+      <w:proofErr w:type="spellStart"/>
+      <w:r>
+        <w:rPr>
+          <w:rFonts w:ascii="Times New Roman" w:hAnsi="Times New Roman"/>
+        </w:rPr>
+        <w:t>Bà</w:t>
+      </w:r>
+      <w:proofErr w:type="spellEnd"/>
       <w:r>
         <w:rPr>
           <w:rFonts w:ascii="Times New Roman" w:hAnsi="Times New Roman"/>
@@ -455,12 +1050,28 @@
           <w:rFonts w:ascii="Times New Roman" w:hAnsi="Times New Roman"/>
         </w:rPr>
       </w:pPr>
-      <w:r>
-        <w:rPr>
-          <w:rFonts w:ascii="Times New Roman" w:hAnsi="Times New Roman"/>
-        </w:rPr>
-        <w:t>Ngày sinh</w:t>
-      </w:r>
+      <w:proofErr w:type="spellStart"/>
+      <w:r>
+        <w:rPr>
+          <w:rFonts w:ascii="Times New Roman" w:hAnsi="Times New Roman"/>
+        </w:rPr>
+        <w:t>Ngày</w:t>
+      </w:r>
+      <w:proofErr w:type="spellEnd"/>
+      <w:r>
+        <w:rPr>
+          <w:rFonts w:ascii="Times New Roman" w:hAnsi="Times New Roman"/>
+        </w:rPr>
+        <w:t xml:space="preserve"> </w:t>
+      </w:r>
+      <w:proofErr w:type="spellStart"/>
+      <w:r>
+        <w:rPr>
+          <w:rFonts w:ascii="Times New Roman" w:hAnsi="Times New Roman"/>
+        </w:rPr>
+        <w:t>sinh</w:t>
+      </w:r>
+      <w:proofErr w:type="spellEnd"/>
       <w:r>
         <w:rPr>
           <w:rFonts w:ascii="Times New Roman" w:hAnsi="Times New Roman"/>
@@ -499,7 +1110,21 @@
           <w:rFonts w:ascii="Times New Roman" w:hAnsi="Times New Roman"/>
         </w:rPr>
         <w:tab/>
-        <w:t>Quốc tịch: Việt Nam</w:t>
+        <w:t xml:space="preserve">Quốc </w:t>
+      </w:r>
+      <w:proofErr w:type="spellStart"/>
+      <w:r>
+        <w:rPr>
+          <w:rFonts w:ascii="Times New Roman" w:hAnsi="Times New Roman"/>
+        </w:rPr>
+        <w:t>tịch</w:t>
+      </w:r>
+      <w:proofErr w:type="spellEnd"/>
+      <w:r>
+        <w:rPr>
+          <w:rFonts w:ascii="Times New Roman" w:hAnsi="Times New Roman"/>
+        </w:rPr>
+        <w:t>: Việt Nam</w:t>
       </w:r>
     </w:p>
     <w:p>
@@ -514,8 +1139,16 @@
         <w:rPr>
           <w:rFonts w:ascii="Times New Roman" w:hAnsi="Times New Roman"/>
         </w:rPr>
-        <w:t>CMND số</w:t>
-      </w:r>
+        <w:t xml:space="preserve">CMND </w:t>
+      </w:r>
+      <w:proofErr w:type="spellStart"/>
+      <w:r>
+        <w:rPr>
+          <w:rFonts w:ascii="Times New Roman" w:hAnsi="Times New Roman"/>
+        </w:rPr>
+        <w:t>số</w:t>
+      </w:r>
+      <w:proofErr w:type="spellEnd"/>
       <w:r>
         <w:rPr>
           <w:rFonts w:ascii="Times New Roman" w:hAnsi="Times New Roman"/>
@@ -540,8 +1173,30 @@
         <w:rPr>
           <w:rFonts w:ascii="Times New Roman" w:hAnsi="Times New Roman"/>
         </w:rPr>
-        <w:t xml:space="preserve">        Ngày cấp</w:t>
-      </w:r>
+        <w:t xml:space="preserve">        </w:t>
+      </w:r>
+      <w:proofErr w:type="spellStart"/>
+      <w:r>
+        <w:rPr>
+          <w:rFonts w:ascii="Times New Roman" w:hAnsi="Times New Roman"/>
+        </w:rPr>
+        <w:t>Ngày</w:t>
+      </w:r>
+      <w:proofErr w:type="spellEnd"/>
+      <w:r>
+        <w:rPr>
+          <w:rFonts w:ascii="Times New Roman" w:hAnsi="Times New Roman"/>
+        </w:rPr>
+        <w:t xml:space="preserve"> </w:t>
+      </w:r>
+      <w:proofErr w:type="spellStart"/>
+      <w:r>
+        <w:rPr>
+          <w:rFonts w:ascii="Times New Roman" w:hAnsi="Times New Roman"/>
+        </w:rPr>
+        <w:t>cấp</w:t>
+      </w:r>
+      <w:proofErr w:type="spellEnd"/>
       <w:r>
         <w:rPr>
           <w:rFonts w:ascii="Times New Roman" w:hAnsi="Times New Roman"/>
@@ -561,7 +1216,35 @@
           <w:rFonts w:ascii="Times New Roman" w:hAnsi="Times New Roman"/>
         </w:rPr>
         <w:tab/>
-        <w:t xml:space="preserve">           Nơi cấp: </w:t>
+        <w:t xml:space="preserve">           </w:t>
+      </w:r>
+      <w:proofErr w:type="spellStart"/>
+      <w:r>
+        <w:rPr>
+          <w:rFonts w:ascii="Times New Roman" w:hAnsi="Times New Roman"/>
+        </w:rPr>
+        <w:t>Nơi</w:t>
+      </w:r>
+      <w:proofErr w:type="spellEnd"/>
+      <w:r>
+        <w:rPr>
+          <w:rFonts w:ascii="Times New Roman" w:hAnsi="Times New Roman"/>
+        </w:rPr>
+        <w:t xml:space="preserve"> </w:t>
+      </w:r>
+      <w:proofErr w:type="spellStart"/>
+      <w:r>
+        <w:rPr>
+          <w:rFonts w:ascii="Times New Roman" w:hAnsi="Times New Roman"/>
+        </w:rPr>
+        <w:t>cấp</w:t>
+      </w:r>
+      <w:proofErr w:type="spellEnd"/>
+      <w:r>
+        <w:rPr>
+          <w:rFonts w:ascii="Times New Roman" w:hAnsi="Times New Roman"/>
+        </w:rPr>
+        <w:t xml:space="preserve">: </w:t>
       </w:r>
       <w:r>
         <w:rPr>
@@ -623,12 +1306,117 @@
           <w:i/>
         </w:rPr>
       </w:pPr>
-      <w:r>
-        <w:rPr>
-          <w:rFonts w:ascii="Times New Roman" w:hAnsi="Times New Roman"/>
-          <w:i/>
-        </w:rPr>
-        <w:t xml:space="preserve">Căn cứ Hợp đồng lao động số </w:t>
+      <w:proofErr w:type="spellStart"/>
+      <w:r>
+        <w:rPr>
+          <w:rFonts w:ascii="Times New Roman" w:hAnsi="Times New Roman"/>
+          <w:i/>
+        </w:rPr>
+        <w:t>Căn</w:t>
+      </w:r>
+      <w:proofErr w:type="spellEnd"/>
+      <w:r>
+        <w:rPr>
+          <w:rFonts w:ascii="Times New Roman" w:hAnsi="Times New Roman"/>
+          <w:i/>
+        </w:rPr>
+        <w:t xml:space="preserve"> </w:t>
+      </w:r>
+      <w:proofErr w:type="spellStart"/>
+      <w:r>
+        <w:rPr>
+          <w:rFonts w:ascii="Times New Roman" w:hAnsi="Times New Roman"/>
+          <w:i/>
+        </w:rPr>
+        <w:t>cứ</w:t>
+      </w:r>
+      <w:proofErr w:type="spellEnd"/>
+      <w:r>
+        <w:rPr>
+          <w:rFonts w:ascii="Times New Roman" w:hAnsi="Times New Roman"/>
+          <w:i/>
+        </w:rPr>
+        <w:t xml:space="preserve"> </w:t>
+      </w:r>
+      <w:proofErr w:type="spellStart"/>
+      <w:r>
+        <w:rPr>
+          <w:rFonts w:ascii="Times New Roman" w:hAnsi="Times New Roman"/>
+          <w:i/>
+        </w:rPr>
+        <w:t>Hợp</w:t>
+      </w:r>
+      <w:proofErr w:type="spellEnd"/>
+      <w:r>
+        <w:rPr>
+          <w:rFonts w:ascii="Times New Roman" w:hAnsi="Times New Roman"/>
+          <w:i/>
+        </w:rPr>
+        <w:t xml:space="preserve"> </w:t>
+      </w:r>
+      <w:proofErr w:type="spellStart"/>
+      <w:r>
+        <w:rPr>
+          <w:rFonts w:ascii="Times New Roman" w:hAnsi="Times New Roman"/>
+          <w:i/>
+        </w:rPr>
+        <w:t>đồng</w:t>
+      </w:r>
+      <w:proofErr w:type="spellEnd"/>
+      <w:r>
+        <w:rPr>
+          <w:rFonts w:ascii="Times New Roman" w:hAnsi="Times New Roman"/>
+          <w:i/>
+        </w:rPr>
+        <w:t xml:space="preserve"> </w:t>
+      </w:r>
+      <w:proofErr w:type="spellStart"/>
+      <w:r>
+        <w:rPr>
+          <w:rFonts w:ascii="Times New Roman" w:hAnsi="Times New Roman"/>
+          <w:i/>
+        </w:rPr>
+        <w:t>lao</w:t>
+      </w:r>
+      <w:proofErr w:type="spellEnd"/>
+      <w:r>
+        <w:rPr>
+          <w:rFonts w:ascii="Times New Roman" w:hAnsi="Times New Roman"/>
+          <w:i/>
+        </w:rPr>
+        <w:t xml:space="preserve"> </w:t>
+      </w:r>
+      <w:proofErr w:type="spellStart"/>
+      <w:r>
+        <w:rPr>
+          <w:rFonts w:ascii="Times New Roman" w:hAnsi="Times New Roman"/>
+          <w:i/>
+        </w:rPr>
+        <w:t>động</w:t>
+      </w:r>
+      <w:proofErr w:type="spellEnd"/>
+      <w:r>
+        <w:rPr>
+          <w:rFonts w:ascii="Times New Roman" w:hAnsi="Times New Roman"/>
+          <w:i/>
+        </w:rPr>
+        <w:t xml:space="preserve"> </w:t>
+      </w:r>
+      <w:proofErr w:type="spellStart"/>
+      <w:r>
+        <w:rPr>
+          <w:rFonts w:ascii="Times New Roman" w:hAnsi="Times New Roman"/>
+          <w:i/>
+        </w:rPr>
+        <w:t>số</w:t>
+      </w:r>
+      <w:proofErr w:type="spellEnd"/>
+      <w:r>
+        <w:rPr>
+          <w:rFonts w:ascii="Times New Roman" w:hAnsi="Times New Roman"/>
+          <w:i/>
+        </w:rPr>
+        <w:t xml:space="preserve"> </w:t>
       </w:r>
       <w:r>
         <w:rPr>
@@ -636,14 +1424,7 @@
           <w:i/>
           <w:color w:val="FF0000"/>
         </w:rPr>
-        <w:t xml:space="preserve">## </w:t>
-      </w:r>
-      <w:r>
-        <w:rPr>
-          <w:rFonts w:ascii="Times New Roman" w:hAnsi="Times New Roman"/>
-          <w:i/>
-        </w:rPr>
-        <w:t xml:space="preserve">ký ngày </w:t>
+        <w:t>#</w:t>
       </w:r>
       <w:r>
         <w:rPr>
@@ -651,6 +1432,54 @@
           <w:i/>
           <w:color w:val="FF0000"/>
         </w:rPr>
+        <w:t>#ContractCode#</w:t>
+      </w:r>
+      <w:r>
+        <w:rPr>
+          <w:rFonts w:ascii="Times New Roman" w:hAnsi="Times New Roman"/>
+          <w:i/>
+          <w:color w:val="FF0000"/>
+        </w:rPr>
+        <w:t xml:space="preserve"># </w:t>
+      </w:r>
+      <w:proofErr w:type="spellStart"/>
+      <w:r>
+        <w:rPr>
+          <w:rFonts w:ascii="Times New Roman" w:hAnsi="Times New Roman"/>
+          <w:i/>
+        </w:rPr>
+        <w:t>ký</w:t>
+      </w:r>
+      <w:proofErr w:type="spellEnd"/>
+      <w:r>
+        <w:rPr>
+          <w:rFonts w:ascii="Times New Roman" w:hAnsi="Times New Roman"/>
+          <w:i/>
+        </w:rPr>
+        <w:t xml:space="preserve"> </w:t>
+      </w:r>
+      <w:proofErr w:type="spellStart"/>
+      <w:r>
+        <w:rPr>
+          <w:rFonts w:ascii="Times New Roman" w:hAnsi="Times New Roman"/>
+          <w:i/>
+        </w:rPr>
+        <w:t>ngày</w:t>
+      </w:r>
+      <w:proofErr w:type="spellEnd"/>
+      <w:r>
+        <w:rPr>
+          <w:rFonts w:ascii="Times New Roman" w:hAnsi="Times New Roman"/>
+          <w:i/>
+        </w:rPr>
+        <w:t xml:space="preserve"> </w:t>
+      </w:r>
+      <w:r>
+        <w:rPr>
+          <w:rFonts w:ascii="Times New Roman" w:hAnsi="Times New Roman"/>
+          <w:i/>
+          <w:color w:val="FF0000"/>
+        </w:rPr>
         <w:t>##StartDate##</w:t>
       </w:r>
       <w:r>
@@ -661,14 +1490,520 @@
         </w:rPr>
         <w:t xml:space="preserve"> </w:t>
       </w:r>
+      <w:proofErr w:type="spellStart"/>
       <w:r>
         <w:rPr>
           <w:rFonts w:ascii="Times New Roman" w:hAnsi="Times New Roman"/>
           <w:i/>
           <w:color w:val="auto"/>
         </w:rPr>
-        <w:t>và nhu cầu sử dụng lao động, hai bên cùng nhau thỏa thuận thay đổi một số nội dung của hợp đồng mà hai bên đã ký kết như sau</w:t>
-      </w:r>
+        <w:t>và</w:t>
+      </w:r>
+      <w:proofErr w:type="spellEnd"/>
+      <w:r>
+        <w:rPr>
+          <w:rFonts w:ascii="Times New Roman" w:hAnsi="Times New Roman"/>
+          <w:i/>
+          <w:color w:val="auto"/>
+        </w:rPr>
+        <w:t xml:space="preserve"> </w:t>
+      </w:r>
+      <w:proofErr w:type="spellStart"/>
+      <w:r>
+        <w:rPr>
+          <w:rFonts w:ascii="Times New Roman" w:hAnsi="Times New Roman"/>
+          <w:i/>
+          <w:color w:val="auto"/>
+        </w:rPr>
+        <w:t>nhu</w:t>
+      </w:r>
+      <w:proofErr w:type="spellEnd"/>
+      <w:r>
+        <w:rPr>
+          <w:rFonts w:ascii="Times New Roman" w:hAnsi="Times New Roman"/>
+          <w:i/>
+          <w:color w:val="auto"/>
+        </w:rPr>
+        <w:t xml:space="preserve"> </w:t>
+      </w:r>
+      <w:proofErr w:type="spellStart"/>
+      <w:r>
+        <w:rPr>
+          <w:rFonts w:ascii="Times New Roman" w:hAnsi="Times New Roman"/>
+          <w:i/>
+          <w:color w:val="auto"/>
+        </w:rPr>
+        <w:t>cầu</w:t>
+      </w:r>
+      <w:proofErr w:type="spellEnd"/>
+      <w:r>
+        <w:rPr>
+          <w:rFonts w:ascii="Times New Roman" w:hAnsi="Times New Roman"/>
+          <w:i/>
+          <w:color w:val="auto"/>
+        </w:rPr>
+        <w:t xml:space="preserve"> </w:t>
+      </w:r>
+      <w:proofErr w:type="spellStart"/>
+      <w:r>
+        <w:rPr>
+          <w:rFonts w:ascii="Times New Roman" w:hAnsi="Times New Roman"/>
+          <w:i/>
+          <w:color w:val="auto"/>
+        </w:rPr>
+        <w:t>sử</w:t>
+      </w:r>
+      <w:proofErr w:type="spellEnd"/>
+      <w:r>
+        <w:rPr>
+          <w:rFonts w:ascii="Times New Roman" w:hAnsi="Times New Roman"/>
+          <w:i/>
+          <w:color w:val="auto"/>
+        </w:rPr>
+        <w:t xml:space="preserve"> </w:t>
+      </w:r>
+      <w:proofErr w:type="spellStart"/>
+      <w:r>
+        <w:rPr>
+          <w:rFonts w:ascii="Times New Roman" w:hAnsi="Times New Roman"/>
+          <w:i/>
+          <w:color w:val="auto"/>
+        </w:rPr>
+        <w:t>dụng</w:t>
+      </w:r>
+      <w:proofErr w:type="spellEnd"/>
+      <w:r>
+        <w:rPr>
+          <w:rFonts w:ascii="Times New Roman" w:hAnsi="Times New Roman"/>
+          <w:i/>
+          <w:color w:val="auto"/>
+        </w:rPr>
+        <w:t xml:space="preserve"> </w:t>
+      </w:r>
+      <w:proofErr w:type="spellStart"/>
+      <w:r>
+        <w:rPr>
+          <w:rFonts w:ascii="Times New Roman" w:hAnsi="Times New Roman"/>
+          <w:i/>
+          <w:color w:val="auto"/>
+        </w:rPr>
+        <w:t>lao</w:t>
+      </w:r>
+      <w:proofErr w:type="spellEnd"/>
+      <w:r>
+        <w:rPr>
+          <w:rFonts w:ascii="Times New Roman" w:hAnsi="Times New Roman"/>
+          <w:i/>
+          <w:color w:val="auto"/>
+        </w:rPr>
+        <w:t xml:space="preserve"> </w:t>
+      </w:r>
+      <w:proofErr w:type="spellStart"/>
+      <w:r>
+        <w:rPr>
+          <w:rFonts w:ascii="Times New Roman" w:hAnsi="Times New Roman"/>
+          <w:i/>
+          <w:color w:val="auto"/>
+        </w:rPr>
+        <w:t>động</w:t>
+      </w:r>
+      <w:proofErr w:type="spellEnd"/>
+      <w:r>
+        <w:rPr>
+          <w:rFonts w:ascii="Times New Roman" w:hAnsi="Times New Roman"/>
+          <w:i/>
+          <w:color w:val="auto"/>
+        </w:rPr>
+        <w:t xml:space="preserve">, </w:t>
+      </w:r>
+      <w:proofErr w:type="spellStart"/>
+      <w:r>
+        <w:rPr>
+          <w:rFonts w:ascii="Times New Roman" w:hAnsi="Times New Roman"/>
+          <w:i/>
+          <w:color w:val="auto"/>
+        </w:rPr>
+        <w:t>hai</w:t>
+      </w:r>
+      <w:proofErr w:type="spellEnd"/>
+      <w:r>
+        <w:rPr>
+          <w:rFonts w:ascii="Times New Roman" w:hAnsi="Times New Roman"/>
+          <w:i/>
+          <w:color w:val="auto"/>
+        </w:rPr>
+        <w:t xml:space="preserve"> </w:t>
+      </w:r>
+      <w:proofErr w:type="spellStart"/>
+      <w:r>
+        <w:rPr>
+          <w:rFonts w:ascii="Times New Roman" w:hAnsi="Times New Roman"/>
+          <w:i/>
+          <w:color w:val="auto"/>
+        </w:rPr>
+        <w:t>bên</w:t>
+      </w:r>
+      <w:proofErr w:type="spellEnd"/>
+      <w:r>
+        <w:rPr>
+          <w:rFonts w:ascii="Times New Roman" w:hAnsi="Times New Roman"/>
+          <w:i/>
+          <w:color w:val="auto"/>
+        </w:rPr>
+        <w:t xml:space="preserve"> </w:t>
+      </w:r>
+      <w:proofErr w:type="spellStart"/>
+      <w:r>
+        <w:rPr>
+          <w:rFonts w:ascii="Times New Roman" w:hAnsi="Times New Roman"/>
+          <w:i/>
+          <w:color w:val="auto"/>
+        </w:rPr>
+        <w:t>cùng</w:t>
+      </w:r>
+      <w:proofErr w:type="spellEnd"/>
+      <w:r>
+        <w:rPr>
+          <w:rFonts w:ascii="Times New Roman" w:hAnsi="Times New Roman"/>
+          <w:i/>
+          <w:color w:val="auto"/>
+        </w:rPr>
+        <w:t xml:space="preserve"> </w:t>
+      </w:r>
+      <w:proofErr w:type="spellStart"/>
+      <w:r>
+        <w:rPr>
+          <w:rFonts w:ascii="Times New Roman" w:hAnsi="Times New Roman"/>
+          <w:i/>
+          <w:color w:val="auto"/>
+        </w:rPr>
+        <w:t>nhau</w:t>
+      </w:r>
+      <w:proofErr w:type="spellEnd"/>
+      <w:r>
+        <w:rPr>
+          <w:rFonts w:ascii="Times New Roman" w:hAnsi="Times New Roman"/>
+          <w:i/>
+          <w:color w:val="auto"/>
+        </w:rPr>
+        <w:t xml:space="preserve"> </w:t>
+      </w:r>
+      <w:proofErr w:type="spellStart"/>
+      <w:r>
+        <w:rPr>
+          <w:rFonts w:ascii="Times New Roman" w:hAnsi="Times New Roman"/>
+          <w:i/>
+          <w:color w:val="auto"/>
+        </w:rPr>
+        <w:t>thỏa</w:t>
+      </w:r>
+      <w:proofErr w:type="spellEnd"/>
+      <w:r>
+        <w:rPr>
+          <w:rFonts w:ascii="Times New Roman" w:hAnsi="Times New Roman"/>
+          <w:i/>
+          <w:color w:val="auto"/>
+        </w:rPr>
+        <w:t xml:space="preserve"> </w:t>
+      </w:r>
+      <w:proofErr w:type="spellStart"/>
+      <w:r>
+        <w:rPr>
+          <w:rFonts w:ascii="Times New Roman" w:hAnsi="Times New Roman"/>
+          <w:i/>
+          <w:color w:val="auto"/>
+        </w:rPr>
+        <w:t>thuận</w:t>
+      </w:r>
+      <w:proofErr w:type="spellEnd"/>
+      <w:r>
+        <w:rPr>
+          <w:rFonts w:ascii="Times New Roman" w:hAnsi="Times New Roman"/>
+          <w:i/>
+          <w:color w:val="auto"/>
+        </w:rPr>
+        <w:t xml:space="preserve"> </w:t>
+      </w:r>
+      <w:proofErr w:type="spellStart"/>
+      <w:r>
+        <w:rPr>
+          <w:rFonts w:ascii="Times New Roman" w:hAnsi="Times New Roman"/>
+          <w:i/>
+          <w:color w:val="auto"/>
+        </w:rPr>
+        <w:t>thay</w:t>
+      </w:r>
+      <w:proofErr w:type="spellEnd"/>
+      <w:r>
+        <w:rPr>
+          <w:rFonts w:ascii="Times New Roman" w:hAnsi="Times New Roman"/>
+          <w:i/>
+          <w:color w:val="auto"/>
+        </w:rPr>
+        <w:t xml:space="preserve"> </w:t>
+      </w:r>
+      <w:proofErr w:type="spellStart"/>
+      <w:r>
+        <w:rPr>
+          <w:rFonts w:ascii="Times New Roman" w:hAnsi="Times New Roman"/>
+          <w:i/>
+          <w:color w:val="auto"/>
+        </w:rPr>
+        <w:t>đổi</w:t>
+      </w:r>
+      <w:proofErr w:type="spellEnd"/>
+      <w:r>
+        <w:rPr>
+          <w:rFonts w:ascii="Times New Roman" w:hAnsi="Times New Roman"/>
+          <w:i/>
+          <w:color w:val="auto"/>
+        </w:rPr>
+        <w:t xml:space="preserve"> </w:t>
+      </w:r>
+      <w:proofErr w:type="spellStart"/>
+      <w:r>
+        <w:rPr>
+          <w:rFonts w:ascii="Times New Roman" w:hAnsi="Times New Roman"/>
+          <w:i/>
+          <w:color w:val="auto"/>
+        </w:rPr>
+        <w:t>một</w:t>
+      </w:r>
+      <w:proofErr w:type="spellEnd"/>
+      <w:r>
+        <w:rPr>
+          <w:rFonts w:ascii="Times New Roman" w:hAnsi="Times New Roman"/>
+          <w:i/>
+          <w:color w:val="auto"/>
+        </w:rPr>
+        <w:t xml:space="preserve"> </w:t>
+      </w:r>
+      <w:proofErr w:type="spellStart"/>
+      <w:r>
+        <w:rPr>
+          <w:rFonts w:ascii="Times New Roman" w:hAnsi="Times New Roman"/>
+          <w:i/>
+          <w:color w:val="auto"/>
+        </w:rPr>
+        <w:t>số</w:t>
+      </w:r>
+      <w:proofErr w:type="spellEnd"/>
+      <w:r>
+        <w:rPr>
+          <w:rFonts w:ascii="Times New Roman" w:hAnsi="Times New Roman"/>
+          <w:i/>
+          <w:color w:val="auto"/>
+        </w:rPr>
+        <w:t xml:space="preserve"> </w:t>
+      </w:r>
+      <w:proofErr w:type="spellStart"/>
+      <w:r>
+        <w:rPr>
+          <w:rFonts w:ascii="Times New Roman" w:hAnsi="Times New Roman"/>
+          <w:i/>
+          <w:color w:val="auto"/>
+        </w:rPr>
+        <w:t>nội</w:t>
+      </w:r>
+      <w:proofErr w:type="spellEnd"/>
+      <w:r>
+        <w:rPr>
+          <w:rFonts w:ascii="Times New Roman" w:hAnsi="Times New Roman"/>
+          <w:i/>
+          <w:color w:val="auto"/>
+        </w:rPr>
+        <w:t xml:space="preserve"> dung </w:t>
+      </w:r>
+      <w:proofErr w:type="spellStart"/>
+      <w:r>
+        <w:rPr>
+          <w:rFonts w:ascii="Times New Roman" w:hAnsi="Times New Roman"/>
+          <w:i/>
+          <w:color w:val="auto"/>
+        </w:rPr>
+        <w:t>của</w:t>
+      </w:r>
+      <w:proofErr w:type="spellEnd"/>
+      <w:r>
+        <w:rPr>
+          <w:rFonts w:ascii="Times New Roman" w:hAnsi="Times New Roman"/>
+          <w:i/>
+          <w:color w:val="auto"/>
+        </w:rPr>
+        <w:t xml:space="preserve"> </w:t>
+      </w:r>
+      <w:proofErr w:type="spellStart"/>
+      <w:r>
+        <w:rPr>
+          <w:rFonts w:ascii="Times New Roman" w:hAnsi="Times New Roman"/>
+          <w:i/>
+          <w:color w:val="auto"/>
+        </w:rPr>
+        <w:t>hợp</w:t>
+      </w:r>
+      <w:proofErr w:type="spellEnd"/>
+      <w:r>
+        <w:rPr>
+          <w:rFonts w:ascii="Times New Roman" w:hAnsi="Times New Roman"/>
+          <w:i/>
+          <w:color w:val="auto"/>
+        </w:rPr>
+        <w:t xml:space="preserve"> </w:t>
+      </w:r>
+      <w:proofErr w:type="spellStart"/>
+      <w:r>
+        <w:rPr>
+          <w:rFonts w:ascii="Times New Roman" w:hAnsi="Times New Roman"/>
+          <w:i/>
+          <w:color w:val="auto"/>
+        </w:rPr>
+        <w:t>đồng</w:t>
+      </w:r>
+      <w:proofErr w:type="spellEnd"/>
+      <w:r>
+        <w:rPr>
+          <w:rFonts w:ascii="Times New Roman" w:hAnsi="Times New Roman"/>
+          <w:i/>
+          <w:color w:val="auto"/>
+        </w:rPr>
+        <w:t xml:space="preserve"> </w:t>
+      </w:r>
+      <w:proofErr w:type="spellStart"/>
+      <w:r>
+        <w:rPr>
+          <w:rFonts w:ascii="Times New Roman" w:hAnsi="Times New Roman"/>
+          <w:i/>
+          <w:color w:val="auto"/>
+        </w:rPr>
+        <w:t>mà</w:t>
+      </w:r>
+      <w:proofErr w:type="spellEnd"/>
+      <w:r>
+        <w:rPr>
+          <w:rFonts w:ascii="Times New Roman" w:hAnsi="Times New Roman"/>
+          <w:i/>
+          <w:color w:val="auto"/>
+        </w:rPr>
+        <w:t xml:space="preserve"> </w:t>
+      </w:r>
+      <w:proofErr w:type="spellStart"/>
+      <w:r>
+        <w:rPr>
+          <w:rFonts w:ascii="Times New Roman" w:hAnsi="Times New Roman"/>
+          <w:i/>
+          <w:color w:val="auto"/>
+        </w:rPr>
+        <w:t>hai</w:t>
+      </w:r>
+      <w:proofErr w:type="spellEnd"/>
+      <w:r>
+        <w:rPr>
+          <w:rFonts w:ascii="Times New Roman" w:hAnsi="Times New Roman"/>
+          <w:i/>
+          <w:color w:val="auto"/>
+        </w:rPr>
+        <w:t xml:space="preserve"> </w:t>
+      </w:r>
+      <w:proofErr w:type="spellStart"/>
+      <w:r>
+        <w:rPr>
+          <w:rFonts w:ascii="Times New Roman" w:hAnsi="Times New Roman"/>
+          <w:i/>
+          <w:color w:val="auto"/>
+        </w:rPr>
+        <w:t>bên</w:t>
+      </w:r>
+      <w:proofErr w:type="spellEnd"/>
+      <w:r>
+        <w:rPr>
+          <w:rFonts w:ascii="Times New Roman" w:hAnsi="Times New Roman"/>
+          <w:i/>
+          <w:color w:val="auto"/>
+        </w:rPr>
+        <w:t xml:space="preserve"> </w:t>
+      </w:r>
+      <w:proofErr w:type="spellStart"/>
+      <w:r>
+        <w:rPr>
+          <w:rFonts w:ascii="Times New Roman" w:hAnsi="Times New Roman"/>
+          <w:i/>
+          <w:color w:val="auto"/>
+        </w:rPr>
+        <w:t>đã</w:t>
+      </w:r>
+      <w:proofErr w:type="spellEnd"/>
+      <w:r>
+        <w:rPr>
+          <w:rFonts w:ascii="Times New Roman" w:hAnsi="Times New Roman"/>
+          <w:i/>
+          <w:color w:val="auto"/>
+        </w:rPr>
+        <w:t xml:space="preserve"> </w:t>
+      </w:r>
+      <w:proofErr w:type="spellStart"/>
+      <w:r>
+        <w:rPr>
+          <w:rFonts w:ascii="Times New Roman" w:hAnsi="Times New Roman"/>
+          <w:i/>
+          <w:color w:val="auto"/>
+        </w:rPr>
+        <w:t>ký</w:t>
+      </w:r>
+      <w:proofErr w:type="spellEnd"/>
+      <w:r>
+        <w:rPr>
+          <w:rFonts w:ascii="Times New Roman" w:hAnsi="Times New Roman"/>
+          <w:i/>
+          <w:color w:val="auto"/>
+        </w:rPr>
+        <w:t xml:space="preserve"> </w:t>
+      </w:r>
+      <w:proofErr w:type="spellStart"/>
+      <w:r>
+        <w:rPr>
+          <w:rFonts w:ascii="Times New Roman" w:hAnsi="Times New Roman"/>
+          <w:i/>
+          <w:color w:val="auto"/>
+        </w:rPr>
+        <w:t>kết</w:t>
+      </w:r>
+      <w:proofErr w:type="spellEnd"/>
+      <w:r>
+        <w:rPr>
+          <w:rFonts w:ascii="Times New Roman" w:hAnsi="Times New Roman"/>
+          <w:i/>
+          <w:color w:val="auto"/>
+        </w:rPr>
+        <w:t xml:space="preserve"> </w:t>
+      </w:r>
+      <w:proofErr w:type="spellStart"/>
+      <w:r>
+        <w:rPr>
+          <w:rFonts w:ascii="Times New Roman" w:hAnsi="Times New Roman"/>
+          <w:i/>
+          <w:color w:val="auto"/>
+        </w:rPr>
+        <w:t>như</w:t>
+      </w:r>
+      <w:proofErr w:type="spellEnd"/>
+      <w:r>
+        <w:rPr>
+          <w:rFonts w:ascii="Times New Roman" w:hAnsi="Times New Roman"/>
+          <w:i/>
+          <w:color w:val="auto"/>
+        </w:rPr>
+        <w:t xml:space="preserve"> </w:t>
+      </w:r>
+      <w:proofErr w:type="spellStart"/>
+      <w:r>
+        <w:rPr>
+          <w:rFonts w:ascii="Times New Roman" w:hAnsi="Times New Roman"/>
+          <w:i/>
+          <w:color w:val="auto"/>
+        </w:rPr>
+        <w:t>sau</w:t>
+      </w:r>
+      <w:proofErr w:type="spellEnd"/>
       <w:r>
         <w:rPr>
           <w:rFonts w:ascii="Times New Roman" w:hAnsi="Times New Roman"/>
@@ -703,18 +2038,227 @@
           <w:b/>
         </w:rPr>
       </w:pPr>
+      <w:proofErr w:type="spellStart"/>
       <w:r>
         <w:rPr>
           <w:rFonts w:ascii="Times New Roman" w:hAnsi="Times New Roman"/>
           <w:b/>
         </w:rPr>
-        <w:t xml:space="preserve">Nội dung thay đổi: </w:t>
-      </w:r>
-      <w:r>
-        <w:rPr>
-          <w:rFonts w:ascii="Times New Roman" w:hAnsi="Times New Roman"/>
-        </w:rPr>
-        <w:t>Thay đổi quyền lợi và nghĩa vụ của Người lao động, cụ thể:</w:t>
+        <w:t>Nội</w:t>
+      </w:r>
+      <w:proofErr w:type="spellEnd"/>
+      <w:r>
+        <w:rPr>
+          <w:rFonts w:ascii="Times New Roman" w:hAnsi="Times New Roman"/>
+          <w:b/>
+        </w:rPr>
+        <w:t xml:space="preserve"> dung </w:t>
+      </w:r>
+      <w:proofErr w:type="spellStart"/>
+      <w:r>
+        <w:rPr>
+          <w:rFonts w:ascii="Times New Roman" w:hAnsi="Times New Roman"/>
+          <w:b/>
+        </w:rPr>
+        <w:t>thay</w:t>
+      </w:r>
+      <w:proofErr w:type="spellEnd"/>
+      <w:r>
+        <w:rPr>
+          <w:rFonts w:ascii="Times New Roman" w:hAnsi="Times New Roman"/>
+          <w:b/>
+        </w:rPr>
+        <w:t xml:space="preserve"> </w:t>
+      </w:r>
+      <w:proofErr w:type="spellStart"/>
+      <w:r>
+        <w:rPr>
+          <w:rFonts w:ascii="Times New Roman" w:hAnsi="Times New Roman"/>
+          <w:b/>
+        </w:rPr>
+        <w:t>đổi</w:t>
+      </w:r>
+      <w:proofErr w:type="spellEnd"/>
+      <w:r>
+        <w:rPr>
+          <w:rFonts w:ascii="Times New Roman" w:hAnsi="Times New Roman"/>
+          <w:b/>
+        </w:rPr>
+        <w:t xml:space="preserve">: </w:t>
+      </w:r>
+      <w:r>
+        <w:rPr>
+          <w:rFonts w:ascii="Times New Roman" w:hAnsi="Times New Roman"/>
+        </w:rPr>
+        <w:t xml:space="preserve">Thay </w:t>
+      </w:r>
+      <w:proofErr w:type="spellStart"/>
+      <w:r>
+        <w:rPr>
+          <w:rFonts w:ascii="Times New Roman" w:hAnsi="Times New Roman"/>
+        </w:rPr>
+        <w:t>đổi</w:t>
+      </w:r>
+      <w:proofErr w:type="spellEnd"/>
+      <w:r>
+        <w:rPr>
+          <w:rFonts w:ascii="Times New Roman" w:hAnsi="Times New Roman"/>
+        </w:rPr>
+        <w:t xml:space="preserve"> </w:t>
+      </w:r>
+      <w:proofErr w:type="spellStart"/>
+      <w:r>
+        <w:rPr>
+          <w:rFonts w:ascii="Times New Roman" w:hAnsi="Times New Roman"/>
+        </w:rPr>
+        <w:t>quyền</w:t>
+      </w:r>
+      <w:proofErr w:type="spellEnd"/>
+      <w:r>
+        <w:rPr>
+          <w:rFonts w:ascii="Times New Roman" w:hAnsi="Times New Roman"/>
+        </w:rPr>
+        <w:t xml:space="preserve"> </w:t>
+      </w:r>
+      <w:proofErr w:type="spellStart"/>
+      <w:r>
+        <w:rPr>
+          <w:rFonts w:ascii="Times New Roman" w:hAnsi="Times New Roman"/>
+        </w:rPr>
+        <w:t>lợi</w:t>
+      </w:r>
+      <w:proofErr w:type="spellEnd"/>
+      <w:r>
+        <w:rPr>
+          <w:rFonts w:ascii="Times New Roman" w:hAnsi="Times New Roman"/>
+        </w:rPr>
+        <w:t xml:space="preserve"> </w:t>
+      </w:r>
+      <w:proofErr w:type="spellStart"/>
+      <w:r>
+        <w:rPr>
+          <w:rFonts w:ascii="Times New Roman" w:hAnsi="Times New Roman"/>
+        </w:rPr>
+        <w:t>và</w:t>
+      </w:r>
+      <w:proofErr w:type="spellEnd"/>
+      <w:r>
+        <w:rPr>
+          <w:rFonts w:ascii="Times New Roman" w:hAnsi="Times New Roman"/>
+        </w:rPr>
+        <w:t xml:space="preserve"> </w:t>
+      </w:r>
+      <w:proofErr w:type="spellStart"/>
+      <w:r>
+        <w:rPr>
+          <w:rFonts w:ascii="Times New Roman" w:hAnsi="Times New Roman"/>
+        </w:rPr>
+        <w:t>nghĩa</w:t>
+      </w:r>
+      <w:proofErr w:type="spellEnd"/>
+      <w:r>
+        <w:rPr>
+          <w:rFonts w:ascii="Times New Roman" w:hAnsi="Times New Roman"/>
+        </w:rPr>
+        <w:t xml:space="preserve"> </w:t>
+      </w:r>
+      <w:proofErr w:type="spellStart"/>
+      <w:r>
+        <w:rPr>
+          <w:rFonts w:ascii="Times New Roman" w:hAnsi="Times New Roman"/>
+        </w:rPr>
+        <w:t>vụ</w:t>
+      </w:r>
+      <w:proofErr w:type="spellEnd"/>
+      <w:r>
+        <w:rPr>
+          <w:rFonts w:ascii="Times New Roman" w:hAnsi="Times New Roman"/>
+        </w:rPr>
+        <w:t xml:space="preserve"> </w:t>
+      </w:r>
+      <w:proofErr w:type="spellStart"/>
+      <w:r>
+        <w:rPr>
+          <w:rFonts w:ascii="Times New Roman" w:hAnsi="Times New Roman"/>
+        </w:rPr>
+        <w:t>của</w:t>
+      </w:r>
+      <w:proofErr w:type="spellEnd"/>
+      <w:r>
+        <w:rPr>
+          <w:rFonts w:ascii="Times New Roman" w:hAnsi="Times New Roman"/>
+        </w:rPr>
+        <w:t xml:space="preserve"> </w:t>
+      </w:r>
+      <w:proofErr w:type="spellStart"/>
+      <w:r>
+        <w:rPr>
+          <w:rFonts w:ascii="Times New Roman" w:hAnsi="Times New Roman"/>
+        </w:rPr>
+        <w:t>Người</w:t>
+      </w:r>
+      <w:proofErr w:type="spellEnd"/>
+      <w:r>
+        <w:rPr>
+          <w:rFonts w:ascii="Times New Roman" w:hAnsi="Times New Roman"/>
+        </w:rPr>
+        <w:t xml:space="preserve"> </w:t>
+      </w:r>
+      <w:proofErr w:type="spellStart"/>
+      <w:r>
+        <w:rPr>
+          <w:rFonts w:ascii="Times New Roman" w:hAnsi="Times New Roman"/>
+        </w:rPr>
+        <w:t>lao</w:t>
+      </w:r>
+      <w:proofErr w:type="spellEnd"/>
+      <w:r>
+        <w:rPr>
+          <w:rFonts w:ascii="Times New Roman" w:hAnsi="Times New Roman"/>
+        </w:rPr>
+        <w:t xml:space="preserve"> </w:t>
+      </w:r>
+      <w:proofErr w:type="spellStart"/>
+      <w:r>
+        <w:rPr>
+          <w:rFonts w:ascii="Times New Roman" w:hAnsi="Times New Roman"/>
+        </w:rPr>
+        <w:t>động</w:t>
+      </w:r>
+      <w:proofErr w:type="spellEnd"/>
+      <w:r>
+        <w:rPr>
+          <w:rFonts w:ascii="Times New Roman" w:hAnsi="Times New Roman"/>
+        </w:rPr>
+        <w:t xml:space="preserve">, </w:t>
+      </w:r>
+      <w:proofErr w:type="spellStart"/>
+      <w:r>
+        <w:rPr>
+          <w:rFonts w:ascii="Times New Roman" w:hAnsi="Times New Roman"/>
+        </w:rPr>
+        <w:t>cụ</w:t>
+      </w:r>
+      <w:proofErr w:type="spellEnd"/>
+      <w:r>
+        <w:rPr>
+          <w:rFonts w:ascii="Times New Roman" w:hAnsi="Times New Roman"/>
+        </w:rPr>
+        <w:t xml:space="preserve"> </w:t>
+      </w:r>
+      <w:proofErr w:type="spellStart"/>
+      <w:r>
+        <w:rPr>
+          <w:rFonts w:ascii="Times New Roman" w:hAnsi="Times New Roman"/>
+        </w:rPr>
+        <w:t>thể</w:t>
+      </w:r>
+      <w:proofErr w:type="spellEnd"/>
+      <w:r>
+        <w:rPr>
+          <w:rFonts w:ascii="Times New Roman" w:hAnsi="Times New Roman"/>
+        </w:rPr>
+        <w:t>:</w:t>
       </w:r>
     </w:p>
     <w:p>
@@ -736,7 +2280,23 @@
           <w:rFonts w:ascii="Times New Roman" w:hAnsi="Times New Roman"/>
           <w:b/>
         </w:rPr>
-        <w:t>Quyền lợi:</w:t>
+        <w:t xml:space="preserve">Quyền </w:t>
+      </w:r>
+      <w:proofErr w:type="spellStart"/>
+      <w:r>
+        <w:rPr>
+          <w:rFonts w:ascii="Times New Roman" w:hAnsi="Times New Roman"/>
+          <w:b/>
+        </w:rPr>
+        <w:t>lợi</w:t>
+      </w:r>
+      <w:proofErr w:type="spellEnd"/>
+      <w:r>
+        <w:rPr>
+          <w:rFonts w:ascii="Times New Roman" w:hAnsi="Times New Roman"/>
+          <w:b/>
+        </w:rPr>
+        <w:t>:</w:t>
       </w:r>
     </w:p>
     <w:p>
@@ -751,11 +2311,33 @@
           <w:rFonts w:ascii="Times New Roman" w:hAnsi="Times New Roman"/>
         </w:rPr>
       </w:pPr>
-      <w:r>
-        <w:rPr>
-          <w:rFonts w:ascii="Times New Roman" w:hAnsi="Times New Roman"/>
-        </w:rPr>
-        <w:t xml:space="preserve">Mức lương: </w:t>
+      <w:proofErr w:type="spellStart"/>
+      <w:r>
+        <w:rPr>
+          <w:rFonts w:ascii="Times New Roman" w:hAnsi="Times New Roman"/>
+        </w:rPr>
+        <w:t>Mức</w:t>
+      </w:r>
+      <w:proofErr w:type="spellEnd"/>
+      <w:r>
+        <w:rPr>
+          <w:rFonts w:ascii="Times New Roman" w:hAnsi="Times New Roman"/>
+        </w:rPr>
+        <w:t xml:space="preserve"> </w:t>
+      </w:r>
+      <w:proofErr w:type="spellStart"/>
+      <w:r>
+        <w:rPr>
+          <w:rFonts w:ascii="Times New Roman" w:hAnsi="Times New Roman"/>
+        </w:rPr>
+        <w:t>lương</w:t>
+      </w:r>
+      <w:proofErr w:type="spellEnd"/>
+      <w:r>
+        <w:rPr>
+          <w:rFonts w:ascii="Times New Roman" w:hAnsi="Times New Roman"/>
+        </w:rPr>
+        <w:t xml:space="preserve">: </w:t>
       </w:r>
       <w:r>
         <w:rPr>
@@ -763,7 +2345,7 @@
           <w:b/>
           <w:color w:val="FF0000"/>
         </w:rPr>
-        <w:t>4.</w:t>
+        <w:t>##SALARY_DECIDES##</w:t>
       </w:r>
       <w:r>
         <w:rPr>
@@ -771,23 +2353,33 @@
           <w:b/>
           <w:color w:val="FF0000"/>
         </w:rPr>
-        <w:t>2</w:t>
-      </w:r>
+        <w:t xml:space="preserve"> </w:t>
+      </w:r>
+      <w:proofErr w:type="spellStart"/>
       <w:r>
         <w:rPr>
           <w:rFonts w:ascii="Times New Roman" w:hAnsi="Times New Roman"/>
           <w:b/>
-          <w:color w:val="FF0000"/>
-        </w:rPr>
-        <w:t xml:space="preserve">00.000 </w:t>
-      </w:r>
+        </w:rPr>
+        <w:t>đồng</w:t>
+      </w:r>
+      <w:proofErr w:type="spellEnd"/>
       <w:r>
         <w:rPr>
           <w:rFonts w:ascii="Times New Roman" w:hAnsi="Times New Roman"/>
           <w:b/>
         </w:rPr>
-        <w:t>đồng/tháng</w:t>
-      </w:r>
+        <w:t>/</w:t>
+      </w:r>
+      <w:proofErr w:type="spellStart"/>
+      <w:r>
+        <w:rPr>
+          <w:rFonts w:ascii="Times New Roman" w:hAnsi="Times New Roman"/>
+          <w:b/>
+        </w:rPr>
+        <w:t>tháng</w:t>
+      </w:r>
+      <w:proofErr w:type="spellEnd"/>
       <w:r>
         <w:rPr>
           <w:rFonts w:ascii="Times New Roman" w:hAnsi="Times New Roman"/>
@@ -812,103 +2404,256 @@
         <w:rPr>
           <w:rFonts w:ascii="Times New Roman" w:hAnsi="Times New Roman"/>
         </w:rPr>
-        <w:t>Các chế độ và phúc lợi khác:</w:t>
+        <w:t xml:space="preserve">Các </w:t>
+      </w:r>
+      <w:proofErr w:type="spellStart"/>
+      <w:r>
+        <w:rPr>
+          <w:rFonts w:ascii="Times New Roman" w:hAnsi="Times New Roman"/>
+        </w:rPr>
+        <w:t>chế</w:t>
+      </w:r>
+      <w:proofErr w:type="spellEnd"/>
+      <w:r>
+        <w:rPr>
+          <w:rFonts w:ascii="Times New Roman" w:hAnsi="Times New Roman"/>
+        </w:rPr>
+        <w:t xml:space="preserve"> </w:t>
+      </w:r>
+      <w:proofErr w:type="spellStart"/>
+      <w:r>
+        <w:rPr>
+          <w:rFonts w:ascii="Times New Roman" w:hAnsi="Times New Roman"/>
+        </w:rPr>
+        <w:t>độ</w:t>
+      </w:r>
+      <w:proofErr w:type="spellEnd"/>
+      <w:r>
+        <w:rPr>
+          <w:rFonts w:ascii="Times New Roman" w:hAnsi="Times New Roman"/>
+        </w:rPr>
+        <w:t xml:space="preserve"> </w:t>
+      </w:r>
+      <w:proofErr w:type="spellStart"/>
+      <w:r>
+        <w:rPr>
+          <w:rFonts w:ascii="Times New Roman" w:hAnsi="Times New Roman"/>
+        </w:rPr>
+        <w:t>và</w:t>
+      </w:r>
+      <w:proofErr w:type="spellEnd"/>
+      <w:r>
+        <w:rPr>
+          <w:rFonts w:ascii="Times New Roman" w:hAnsi="Times New Roman"/>
+        </w:rPr>
+        <w:t xml:space="preserve"> </w:t>
+      </w:r>
+      <w:proofErr w:type="spellStart"/>
+      <w:r>
+        <w:rPr>
+          <w:rFonts w:ascii="Times New Roman" w:hAnsi="Times New Roman"/>
+        </w:rPr>
+        <w:t>phúc</w:t>
+      </w:r>
+      <w:proofErr w:type="spellEnd"/>
+      <w:r>
+        <w:rPr>
+          <w:rFonts w:ascii="Times New Roman" w:hAnsi="Times New Roman"/>
+        </w:rPr>
+        <w:t xml:space="preserve"> </w:t>
+      </w:r>
+      <w:proofErr w:type="spellStart"/>
+      <w:r>
+        <w:rPr>
+          <w:rFonts w:ascii="Times New Roman" w:hAnsi="Times New Roman"/>
+        </w:rPr>
+        <w:t>lợi</w:t>
+      </w:r>
+      <w:proofErr w:type="spellEnd"/>
+      <w:r>
+        <w:rPr>
+          <w:rFonts w:ascii="Times New Roman" w:hAnsi="Times New Roman"/>
+        </w:rPr>
+        <w:t xml:space="preserve"> </w:t>
+      </w:r>
+      <w:proofErr w:type="spellStart"/>
+      <w:r>
+        <w:rPr>
+          <w:rFonts w:ascii="Times New Roman" w:hAnsi="Times New Roman"/>
+        </w:rPr>
+        <w:t>khác</w:t>
+      </w:r>
+      <w:proofErr w:type="spellEnd"/>
+      <w:r>
+        <w:rPr>
+          <w:rFonts w:ascii="Times New Roman" w:hAnsi="Times New Roman"/>
+        </w:rPr>
+        <w:t>:</w:t>
       </w:r>
     </w:p>
+    <w:tbl>
+      <w:tblPr>
+        <w:tblStyle w:val="TableGrid"/>
+        <w:tblW w:w="9635" w:type="dxa"/>
+        <w:tblInd w:w="708" w:type="dxa"/>
+        <w:tblLayout w:type="fixed"/>
+        <w:tblLook w:val="04A0" w:firstRow="1" w:lastRow="0" w:firstColumn="1" w:lastColumn="0" w:noHBand="0" w:noVBand="1"/>
+      </w:tblPr>
+      <w:tblGrid>
+        <w:gridCol w:w="6275"/>
+        <w:gridCol w:w="3360"/>
+      </w:tblGrid>
+      <w:tr>
+        <w:trPr>
+          <w:trHeight w:val="252"/>
+        </w:trPr>
+        <w:tc>
+          <w:tcPr>
+            <w:tcW w:w="6275" w:type="dxa"/>
+          </w:tcPr>
+          <w:p>
+            <w:pPr>
+              <w:jc w:val="center"/>
+            </w:pPr>
+            <w:proofErr w:type="spellStart"/>
+            <w:r>
+              <w:rPr>
+                <w:rFonts w:ascii="Times New Roman" w:hAnsi="Times New Roman"/>
+                <w:b/>
+              </w:rPr>
+              <w:t>Nội</w:t>
+            </w:r>
+            <w:proofErr w:type="spellEnd"/>
+            <w:r>
+              <w:rPr>
+                <w:rFonts w:ascii="Times New Roman" w:hAnsi="Times New Roman"/>
+                <w:b/>
+              </w:rPr>
+              <w:t xml:space="preserve"> dung</w:t>
+            </w:r>
+          </w:p>
+        </w:tc>
+        <w:tc>
+          <w:tcPr>
+            <w:tcW w:w="3360" w:type="dxa"/>
+          </w:tcPr>
+          <w:p>
+            <w:pPr>
+              <w:jc w:val="center"/>
+            </w:pPr>
+            <w:proofErr w:type="spellStart"/>
+            <w:r>
+              <w:rPr>
+                <w:rFonts w:ascii="Times New Roman" w:hAnsi="Times New Roman"/>
+                <w:b/>
+              </w:rPr>
+              <w:t>Số</w:t>
+            </w:r>
+            <w:proofErr w:type="spellEnd"/>
+            <w:r>
+              <w:rPr>
+                <w:rFonts w:ascii="Times New Roman" w:hAnsi="Times New Roman"/>
+                <w:b/>
+              </w:rPr>
+              <w:t xml:space="preserve"> </w:t>
+            </w:r>
+            <w:proofErr w:type="spellStart"/>
+            <w:r>
+              <w:rPr>
+                <w:rFonts w:ascii="Times New Roman" w:hAnsi="Times New Roman"/>
+                <w:b/>
+              </w:rPr>
+              <w:t>tiền</w:t>
+            </w:r>
+            <w:proofErr w:type="spellEnd"/>
+            <w:r>
+              <w:rPr>
+                <w:rFonts w:ascii="Times New Roman" w:hAnsi="Times New Roman"/>
+                <w:b/>
+              </w:rPr>
+              <w:t xml:space="preserve"> (</w:t>
+            </w:r>
+            <w:proofErr w:type="spellStart"/>
+            <w:r>
+              <w:rPr>
+                <w:rFonts w:ascii="Times New Roman" w:hAnsi="Times New Roman"/>
+                <w:b/>
+              </w:rPr>
+              <w:t>đồng</w:t>
+            </w:r>
+            <w:proofErr w:type="spellEnd"/>
+            <w:r>
+              <w:rPr>
+                <w:rFonts w:ascii="Times New Roman" w:hAnsi="Times New Roman"/>
+                <w:b/>
+              </w:rPr>
+              <w:t>/</w:t>
+            </w:r>
+            <w:proofErr w:type="spellStart"/>
+            <w:r>
+              <w:rPr>
+                <w:rFonts w:ascii="Times New Roman" w:hAnsi="Times New Roman"/>
+                <w:b/>
+              </w:rPr>
+              <w:t>tháng</w:t>
+            </w:r>
+            <w:proofErr w:type="spellEnd"/>
+            <w:r>
+              <w:rPr>
+                <w:rFonts w:ascii="Times New Roman" w:hAnsi="Times New Roman"/>
+                <w:b/>
+              </w:rPr>
+              <w:t>)</w:t>
+            </w:r>
+          </w:p>
+        </w:tc>
+      </w:tr>
+      <w:tr>
+        <w:trPr>
+          <w:trHeight w:val="268"/>
+        </w:trPr>
+        <w:tc>
+          <w:tcPr>
+            <w:tcW w:w="6275" w:type="dxa"/>
+          </w:tcPr>
+          <w:p>
+            <w:pPr>
+              <w:jc w:val="left"/>
+            </w:pPr>
+            <w:r>
+              <w:rPr>
+                <w:rFonts w:ascii="Times New Roman" w:hAnsi="Times New Roman"/>
+              </w:rPr>
+              <w:t>##ContractAllowance_PayrollItemName##</w:t>
+            </w:r>
+          </w:p>
+        </w:tc>
+        <w:tc>
+          <w:tcPr>
+            <w:tcW w:w="3360" w:type="dxa"/>
+          </w:tcPr>
+          <w:p>
+            <w:pPr>
+              <w:jc w:val="left"/>
+            </w:pPr>
+            <w:r>
+              <w:rPr>
+                <w:rFonts w:ascii="Times New Roman" w:hAnsi="Times New Roman"/>
+              </w:rPr>
+              <w:t>##ContractAllowance_Value##</w:t>
+            </w:r>
+          </w:p>
+        </w:tc>
+      </w:tr>
+    </w:tbl>
     <w:p>
       <w:pPr>
-        <w:numPr>
-          <w:ilvl w:val="1"/>
-          <w:numId w:val="16"/>
-        </w:numPr>
         <w:spacing w:before="80" w:after="80" w:line="240" w:lineRule="auto"/>
         <w:rPr>
           <w:rFonts w:ascii="Times New Roman" w:hAnsi="Times New Roman"/>
           <w:b/>
         </w:rPr>
       </w:pPr>
-      <w:r>
-        <w:rPr>
-          <w:rFonts w:ascii="Times New Roman" w:hAnsi="Times New Roman"/>
-        </w:rPr>
-        <w:t>Tiền ăn giữa ca: đồng/tháng</w:t>
-      </w:r>
-    </w:p>
-    <w:p>
-      <w:pPr>
-        <w:numPr>
-          <w:ilvl w:val="1"/>
-          <w:numId w:val="16"/>
-        </w:numPr>
-        <w:spacing w:before="80" w:after="80" w:line="240" w:lineRule="auto"/>
-        <w:rPr>
-          <w:rFonts w:ascii="Times New Roman" w:hAnsi="Times New Roman"/>
-          <w:b/>
-        </w:rPr>
-      </w:pPr>
-      <w:r>
-        <w:rPr>
-          <w:rFonts w:ascii="Times New Roman" w:hAnsi="Times New Roman"/>
-        </w:rPr>
-        <w:t>Tiền điện thoại: đồng/tháng</w:t>
-      </w:r>
-    </w:p>
-    <w:p>
-      <w:pPr>
-        <w:numPr>
-          <w:ilvl w:val="1"/>
-          <w:numId w:val="16"/>
-        </w:numPr>
-        <w:spacing w:before="80" w:after="80" w:line="240" w:lineRule="auto"/>
-        <w:rPr>
-          <w:rFonts w:ascii="Times New Roman" w:hAnsi="Times New Roman"/>
-          <w:b/>
-        </w:rPr>
-      </w:pPr>
-      <w:r>
-        <w:rPr>
-          <w:rFonts w:ascii="Times New Roman" w:hAnsi="Times New Roman"/>
-        </w:rPr>
-        <w:t>Tiền xăng xe: đồng/tháng</w:t>
-      </w:r>
-    </w:p>
-    <w:p>
-      <w:pPr>
-        <w:numPr>
-          <w:ilvl w:val="1"/>
-          <w:numId w:val="16"/>
-        </w:numPr>
-        <w:spacing w:before="80" w:after="80" w:line="240" w:lineRule="auto"/>
-        <w:rPr>
-          <w:rFonts w:ascii="Times New Roman" w:hAnsi="Times New Roman"/>
-          <w:b/>
-        </w:rPr>
-      </w:pPr>
-      <w:r>
-        <w:rPr>
-          <w:rFonts w:ascii="Times New Roman" w:hAnsi="Times New Roman"/>
-        </w:rPr>
-        <w:t>Tiền nhà ở: đồng/tháng</w:t>
-      </w:r>
-    </w:p>
-    <w:p>
-      <w:pPr>
-        <w:numPr>
-          <w:ilvl w:val="1"/>
-          <w:numId w:val="16"/>
-        </w:numPr>
-        <w:spacing w:before="80" w:after="80" w:line="240" w:lineRule="auto"/>
-        <w:rPr>
-          <w:rFonts w:ascii="Times New Roman" w:hAnsi="Times New Roman"/>
-          <w:b/>
-        </w:rPr>
-      </w:pPr>
-      <w:r>
-        <w:rPr>
-          <w:rFonts w:ascii="Times New Roman" w:hAnsi="Times New Roman"/>
-        </w:rPr>
-        <w:t>Tiền đi lại: đồng/tháng</w:t>
-      </w:r>
     </w:p>
     <w:p>
       <w:pPr>
@@ -922,12 +2667,238 @@
           <w:rFonts w:ascii="Times New Roman" w:hAnsi="Times New Roman"/>
         </w:rPr>
       </w:pPr>
-      <w:r>
-        <w:rPr>
-          <w:rFonts w:ascii="Times New Roman" w:hAnsi="Times New Roman"/>
-        </w:rPr>
-        <w:t>Hình thức trả lương: Chuyển khoản, trả lương 01 lần/tháng, thanh toán lương vào ngày 05 hàng tháng</w:t>
-      </w:r>
+      <w:proofErr w:type="spellStart"/>
+      <w:r>
+        <w:rPr>
+          <w:rFonts w:ascii="Times New Roman" w:hAnsi="Times New Roman"/>
+        </w:rPr>
+        <w:t>Hình</w:t>
+      </w:r>
+      <w:proofErr w:type="spellEnd"/>
+      <w:r>
+        <w:rPr>
+          <w:rFonts w:ascii="Times New Roman" w:hAnsi="Times New Roman"/>
+        </w:rPr>
+        <w:t xml:space="preserve"> </w:t>
+      </w:r>
+      <w:proofErr w:type="spellStart"/>
+      <w:r>
+        <w:rPr>
+          <w:rFonts w:ascii="Times New Roman" w:hAnsi="Times New Roman"/>
+        </w:rPr>
+        <w:t>thức</w:t>
+      </w:r>
+      <w:proofErr w:type="spellEnd"/>
+      <w:r>
+        <w:rPr>
+          <w:rFonts w:ascii="Times New Roman" w:hAnsi="Times New Roman"/>
+        </w:rPr>
+        <w:t xml:space="preserve"> </w:t>
+      </w:r>
+      <w:proofErr w:type="spellStart"/>
+      <w:r>
+        <w:rPr>
+          <w:rFonts w:ascii="Times New Roman" w:hAnsi="Times New Roman"/>
+        </w:rPr>
+        <w:t>trả</w:t>
+      </w:r>
+      <w:proofErr w:type="spellEnd"/>
+      <w:r>
+        <w:rPr>
+          <w:rFonts w:ascii="Times New Roman" w:hAnsi="Times New Roman"/>
+        </w:rPr>
+        <w:t xml:space="preserve"> </w:t>
+      </w:r>
+      <w:proofErr w:type="spellStart"/>
+      <w:r>
+        <w:rPr>
+          <w:rFonts w:ascii="Times New Roman" w:hAnsi="Times New Roman"/>
+        </w:rPr>
+        <w:t>lương</w:t>
+      </w:r>
+      <w:proofErr w:type="spellEnd"/>
+      <w:r>
+        <w:rPr>
+          <w:rFonts w:ascii="Times New Roman" w:hAnsi="Times New Roman"/>
+        </w:rPr>
+        <w:t xml:space="preserve">: </w:t>
+      </w:r>
+      <w:proofErr w:type="spellStart"/>
+      <w:r>
+        <w:rPr>
+          <w:rFonts w:ascii="Times New Roman" w:hAnsi="Times New Roman"/>
+        </w:rPr>
+        <w:t>Chuyển</w:t>
+      </w:r>
+      <w:proofErr w:type="spellEnd"/>
+      <w:r>
+        <w:rPr>
+          <w:rFonts w:ascii="Times New Roman" w:hAnsi="Times New Roman"/>
+        </w:rPr>
+        <w:t xml:space="preserve"> </w:t>
+      </w:r>
+      <w:proofErr w:type="spellStart"/>
+      <w:r>
+        <w:rPr>
+          <w:rFonts w:ascii="Times New Roman" w:hAnsi="Times New Roman"/>
+        </w:rPr>
+        <w:t>khoản</w:t>
+      </w:r>
+      <w:proofErr w:type="spellEnd"/>
+      <w:r>
+        <w:rPr>
+          <w:rFonts w:ascii="Times New Roman" w:hAnsi="Times New Roman"/>
+        </w:rPr>
+        <w:t xml:space="preserve">, </w:t>
+      </w:r>
+      <w:proofErr w:type="spellStart"/>
+      <w:r>
+        <w:rPr>
+          <w:rFonts w:ascii="Times New Roman" w:hAnsi="Times New Roman"/>
+        </w:rPr>
+        <w:t>trả</w:t>
+      </w:r>
+      <w:proofErr w:type="spellEnd"/>
+      <w:r>
+        <w:rPr>
+          <w:rFonts w:ascii="Times New Roman" w:hAnsi="Times New Roman"/>
+        </w:rPr>
+        <w:t xml:space="preserve"> </w:t>
+      </w:r>
+      <w:proofErr w:type="spellStart"/>
+      <w:r>
+        <w:rPr>
+          <w:rFonts w:ascii="Times New Roman" w:hAnsi="Times New Roman"/>
+        </w:rPr>
+        <w:t>lương</w:t>
+      </w:r>
+      <w:proofErr w:type="spellEnd"/>
+      <w:r>
+        <w:rPr>
+          <w:rFonts w:ascii="Times New Roman" w:hAnsi="Times New Roman"/>
+        </w:rPr>
+        <w:t xml:space="preserve"> 01 </w:t>
+      </w:r>
+      <w:proofErr w:type="spellStart"/>
+      <w:r>
+        <w:rPr>
+          <w:rFonts w:ascii="Times New Roman" w:hAnsi="Times New Roman"/>
+        </w:rPr>
+        <w:t>lần</w:t>
+      </w:r>
+      <w:proofErr w:type="spellEnd"/>
+      <w:r>
+        <w:rPr>
+          <w:rFonts w:ascii="Times New Roman" w:hAnsi="Times New Roman"/>
+        </w:rPr>
+        <w:t>/</w:t>
+      </w:r>
+      <w:proofErr w:type="spellStart"/>
+      <w:r>
+        <w:rPr>
+          <w:rFonts w:ascii="Times New Roman" w:hAnsi="Times New Roman"/>
+        </w:rPr>
+        <w:t>tháng</w:t>
+      </w:r>
+      <w:proofErr w:type="spellEnd"/>
+      <w:r>
+        <w:rPr>
+          <w:rFonts w:ascii="Times New Roman" w:hAnsi="Times New Roman"/>
+        </w:rPr>
+        <w:t xml:space="preserve">, </w:t>
+      </w:r>
+      <w:proofErr w:type="spellStart"/>
+      <w:r>
+        <w:rPr>
+          <w:rFonts w:ascii="Times New Roman" w:hAnsi="Times New Roman"/>
+        </w:rPr>
+        <w:t>thanh</w:t>
+      </w:r>
+      <w:proofErr w:type="spellEnd"/>
+      <w:r>
+        <w:rPr>
+          <w:rFonts w:ascii="Times New Roman" w:hAnsi="Times New Roman"/>
+        </w:rPr>
+        <w:t xml:space="preserve"> </w:t>
+      </w:r>
+      <w:proofErr w:type="spellStart"/>
+      <w:r>
+        <w:rPr>
+          <w:rFonts w:ascii="Times New Roman" w:hAnsi="Times New Roman"/>
+        </w:rPr>
+        <w:t>toán</w:t>
+      </w:r>
+      <w:proofErr w:type="spellEnd"/>
+      <w:r>
+        <w:rPr>
+          <w:rFonts w:ascii="Times New Roman" w:hAnsi="Times New Roman"/>
+        </w:rPr>
+        <w:t xml:space="preserve"> </w:t>
+      </w:r>
+      <w:proofErr w:type="spellStart"/>
+      <w:r>
+        <w:rPr>
+          <w:rFonts w:ascii="Times New Roman" w:hAnsi="Times New Roman"/>
+        </w:rPr>
+        <w:t>lương</w:t>
+      </w:r>
+      <w:proofErr w:type="spellEnd"/>
+      <w:r>
+        <w:rPr>
+          <w:rFonts w:ascii="Times New Roman" w:hAnsi="Times New Roman"/>
+        </w:rPr>
+        <w:t xml:space="preserve"> </w:t>
+      </w:r>
+      <w:proofErr w:type="spellStart"/>
+      <w:r>
+        <w:rPr>
+          <w:rFonts w:ascii="Times New Roman" w:hAnsi="Times New Roman"/>
+        </w:rPr>
+        <w:t>vào</w:t>
+      </w:r>
+      <w:proofErr w:type="spellEnd"/>
+      <w:r>
+        <w:rPr>
+          <w:rFonts w:ascii="Times New Roman" w:hAnsi="Times New Roman"/>
+        </w:rPr>
+        <w:t xml:space="preserve"> </w:t>
+      </w:r>
+      <w:proofErr w:type="spellStart"/>
+      <w:r>
+        <w:rPr>
+          <w:rFonts w:ascii="Times New Roman" w:hAnsi="Times New Roman"/>
+        </w:rPr>
+        <w:t>ngày</w:t>
+      </w:r>
+      <w:proofErr w:type="spellEnd"/>
+      <w:r>
+        <w:rPr>
+          <w:rFonts w:ascii="Times New Roman" w:hAnsi="Times New Roman"/>
+        </w:rPr>
+        <w:t xml:space="preserve"> 05 </w:t>
+      </w:r>
+      <w:proofErr w:type="spellStart"/>
+      <w:r>
+        <w:rPr>
+          <w:rFonts w:ascii="Times New Roman" w:hAnsi="Times New Roman"/>
+        </w:rPr>
+        <w:t>hàng</w:t>
+      </w:r>
+      <w:proofErr w:type="spellEnd"/>
+      <w:r>
+        <w:rPr>
+          <w:rFonts w:ascii="Times New Roman" w:hAnsi="Times New Roman"/>
+        </w:rPr>
+        <w:t xml:space="preserve"> </w:t>
+      </w:r>
+      <w:proofErr w:type="spellStart"/>
+      <w:r>
+        <w:rPr>
+          <w:rFonts w:ascii="Times New Roman" w:hAnsi="Times New Roman"/>
+        </w:rPr>
+        <w:t>tháng</w:t>
+      </w:r>
+      <w:proofErr w:type="spellEnd"/>
       <w:r>
         <w:rPr>
           <w:rFonts w:ascii="Times New Roman" w:hAnsi="Times New Roman"/>
@@ -954,7 +2925,23 @@
           <w:rFonts w:ascii="Times New Roman" w:hAnsi="Times New Roman"/>
           <w:b/>
         </w:rPr>
-        <w:t>Nghĩa vụ:</w:t>
+        <w:t xml:space="preserve">Nghĩa </w:t>
+      </w:r>
+      <w:proofErr w:type="spellStart"/>
+      <w:r>
+        <w:rPr>
+          <w:rFonts w:ascii="Times New Roman" w:hAnsi="Times New Roman"/>
+          <w:b/>
+        </w:rPr>
+        <w:t>vụ</w:t>
+      </w:r>
+      <w:proofErr w:type="spellEnd"/>
+      <w:r>
+        <w:rPr>
+          <w:rFonts w:ascii="Times New Roman" w:hAnsi="Times New Roman"/>
+          <w:b/>
+        </w:rPr>
+        <w:t>:</w:t>
       </w:r>
     </w:p>
     <w:p>
@@ -969,11 +2956,327 @@
           <w:rFonts w:ascii="Times New Roman" w:hAnsi="Times New Roman"/>
         </w:rPr>
       </w:pPr>
-      <w:r>
-        <w:rPr>
-          <w:rFonts w:ascii="Times New Roman" w:hAnsi="Times New Roman"/>
-        </w:rPr>
-        <w:t>Chấp hành các quy trình, quy định, thông báo, nội quy lao động, thỏa ước lao động tập thể, an toàn lao động…</w:t>
+      <w:proofErr w:type="spellStart"/>
+      <w:r>
+        <w:rPr>
+          <w:rFonts w:ascii="Times New Roman" w:hAnsi="Times New Roman"/>
+        </w:rPr>
+        <w:t>Chấp</w:t>
+      </w:r>
+      <w:proofErr w:type="spellEnd"/>
+      <w:r>
+        <w:rPr>
+          <w:rFonts w:ascii="Times New Roman" w:hAnsi="Times New Roman"/>
+        </w:rPr>
+        <w:t xml:space="preserve"> </w:t>
+      </w:r>
+      <w:proofErr w:type="spellStart"/>
+      <w:r>
+        <w:rPr>
+          <w:rFonts w:ascii="Times New Roman" w:hAnsi="Times New Roman"/>
+        </w:rPr>
+        <w:t>hành</w:t>
+      </w:r>
+      <w:proofErr w:type="spellEnd"/>
+      <w:r>
+        <w:rPr>
+          <w:rFonts w:ascii="Times New Roman" w:hAnsi="Times New Roman"/>
+        </w:rPr>
+        <w:t xml:space="preserve"> </w:t>
+      </w:r>
+      <w:proofErr w:type="spellStart"/>
+      <w:r>
+        <w:rPr>
+          <w:rFonts w:ascii="Times New Roman" w:hAnsi="Times New Roman"/>
+        </w:rPr>
+        <w:t>các</w:t>
+      </w:r>
+      <w:proofErr w:type="spellEnd"/>
+      <w:r>
+        <w:rPr>
+          <w:rFonts w:ascii="Times New Roman" w:hAnsi="Times New Roman"/>
+        </w:rPr>
+        <w:t xml:space="preserve"> </w:t>
+      </w:r>
+      <w:proofErr w:type="spellStart"/>
+      <w:r>
+        <w:rPr>
+          <w:rFonts w:ascii="Times New Roman" w:hAnsi="Times New Roman"/>
+        </w:rPr>
+        <w:t>quy</w:t>
+      </w:r>
+      <w:proofErr w:type="spellEnd"/>
+      <w:r>
+        <w:rPr>
+          <w:rFonts w:ascii="Times New Roman" w:hAnsi="Times New Roman"/>
+        </w:rPr>
+        <w:t xml:space="preserve"> </w:t>
+      </w:r>
+      <w:proofErr w:type="spellStart"/>
+      <w:r>
+        <w:rPr>
+          <w:rFonts w:ascii="Times New Roman" w:hAnsi="Times New Roman"/>
+        </w:rPr>
+        <w:t>trình</w:t>
+      </w:r>
+      <w:proofErr w:type="spellEnd"/>
+      <w:r>
+        <w:rPr>
+          <w:rFonts w:ascii="Times New Roman" w:hAnsi="Times New Roman"/>
+        </w:rPr>
+        <w:t xml:space="preserve">, </w:t>
+      </w:r>
+      <w:proofErr w:type="spellStart"/>
+      <w:r>
+        <w:rPr>
+          <w:rFonts w:ascii="Times New Roman" w:hAnsi="Times New Roman"/>
+        </w:rPr>
+        <w:t>quy</w:t>
+      </w:r>
+      <w:proofErr w:type="spellEnd"/>
+      <w:r>
+        <w:rPr>
+          <w:rFonts w:ascii="Times New Roman" w:hAnsi="Times New Roman"/>
+        </w:rPr>
+        <w:t xml:space="preserve"> </w:t>
+      </w:r>
+      <w:proofErr w:type="spellStart"/>
+      <w:r>
+        <w:rPr>
+          <w:rFonts w:ascii="Times New Roman" w:hAnsi="Times New Roman"/>
+        </w:rPr>
+        <w:t>định</w:t>
+      </w:r>
+      <w:proofErr w:type="spellEnd"/>
+      <w:r>
+        <w:rPr>
+          <w:rFonts w:ascii="Times New Roman" w:hAnsi="Times New Roman"/>
+        </w:rPr>
+        <w:t xml:space="preserve">, </w:t>
+      </w:r>
+      <w:proofErr w:type="spellStart"/>
+      <w:r>
+        <w:rPr>
+          <w:rFonts w:ascii="Times New Roman" w:hAnsi="Times New Roman"/>
+        </w:rPr>
+        <w:t>thông</w:t>
+      </w:r>
+      <w:proofErr w:type="spellEnd"/>
+      <w:r>
+        <w:rPr>
+          <w:rFonts w:ascii="Times New Roman" w:hAnsi="Times New Roman"/>
+        </w:rPr>
+        <w:t xml:space="preserve"> </w:t>
+      </w:r>
+      <w:proofErr w:type="spellStart"/>
+      <w:r>
+        <w:rPr>
+          <w:rFonts w:ascii="Times New Roman" w:hAnsi="Times New Roman"/>
+        </w:rPr>
+        <w:t>báo</w:t>
+      </w:r>
+      <w:proofErr w:type="spellEnd"/>
+      <w:r>
+        <w:rPr>
+          <w:rFonts w:ascii="Times New Roman" w:hAnsi="Times New Roman"/>
+        </w:rPr>
+        <w:t xml:space="preserve">, </w:t>
+      </w:r>
+      <w:proofErr w:type="spellStart"/>
+      <w:r>
+        <w:rPr>
+          <w:rFonts w:ascii="Times New Roman" w:hAnsi="Times New Roman"/>
+        </w:rPr>
+        <w:t>nội</w:t>
+      </w:r>
+      <w:proofErr w:type="spellEnd"/>
+      <w:r>
+        <w:rPr>
+          <w:rFonts w:ascii="Times New Roman" w:hAnsi="Times New Roman"/>
+        </w:rPr>
+        <w:t xml:space="preserve"> </w:t>
+      </w:r>
+      <w:proofErr w:type="spellStart"/>
+      <w:r>
+        <w:rPr>
+          <w:rFonts w:ascii="Times New Roman" w:hAnsi="Times New Roman"/>
+        </w:rPr>
+        <w:t>quy</w:t>
+      </w:r>
+      <w:proofErr w:type="spellEnd"/>
+      <w:r>
+        <w:rPr>
+          <w:rFonts w:ascii="Times New Roman" w:hAnsi="Times New Roman"/>
+        </w:rPr>
+        <w:t xml:space="preserve"> </w:t>
+      </w:r>
+      <w:proofErr w:type="spellStart"/>
+      <w:r>
+        <w:rPr>
+          <w:rFonts w:ascii="Times New Roman" w:hAnsi="Times New Roman"/>
+        </w:rPr>
+        <w:t>lao</w:t>
+      </w:r>
+      <w:proofErr w:type="spellEnd"/>
+      <w:r>
+        <w:rPr>
+          <w:rFonts w:ascii="Times New Roman" w:hAnsi="Times New Roman"/>
+        </w:rPr>
+        <w:t xml:space="preserve"> </w:t>
+      </w:r>
+      <w:proofErr w:type="spellStart"/>
+      <w:r>
+        <w:rPr>
+          <w:rFonts w:ascii="Times New Roman" w:hAnsi="Times New Roman"/>
+        </w:rPr>
+        <w:t>động</w:t>
+      </w:r>
+      <w:proofErr w:type="spellEnd"/>
+      <w:r>
+        <w:rPr>
+          <w:rFonts w:ascii="Times New Roman" w:hAnsi="Times New Roman"/>
+        </w:rPr>
+        <w:t xml:space="preserve">, </w:t>
+      </w:r>
+      <w:proofErr w:type="spellStart"/>
+      <w:r>
+        <w:rPr>
+          <w:rFonts w:ascii="Times New Roman" w:hAnsi="Times New Roman"/>
+        </w:rPr>
+        <w:t>thỏa</w:t>
+      </w:r>
+      <w:proofErr w:type="spellEnd"/>
+      <w:r>
+        <w:rPr>
+          <w:rFonts w:ascii="Times New Roman" w:hAnsi="Times New Roman"/>
+        </w:rPr>
+        <w:t xml:space="preserve"> </w:t>
+      </w:r>
+      <w:proofErr w:type="spellStart"/>
+      <w:r>
+        <w:rPr>
+          <w:rFonts w:ascii="Times New Roman" w:hAnsi="Times New Roman"/>
+        </w:rPr>
+        <w:t>ước</w:t>
+      </w:r>
+      <w:proofErr w:type="spellEnd"/>
+      <w:r>
+        <w:rPr>
+          <w:rFonts w:ascii="Times New Roman" w:hAnsi="Times New Roman"/>
+        </w:rPr>
+        <w:t xml:space="preserve"> </w:t>
+      </w:r>
+      <w:proofErr w:type="spellStart"/>
+      <w:r>
+        <w:rPr>
+          <w:rFonts w:ascii="Times New Roman" w:hAnsi="Times New Roman"/>
+        </w:rPr>
+        <w:t>lao</w:t>
+      </w:r>
+      <w:proofErr w:type="spellEnd"/>
+      <w:r>
+        <w:rPr>
+          <w:rFonts w:ascii="Times New Roman" w:hAnsi="Times New Roman"/>
+        </w:rPr>
+        <w:t xml:space="preserve"> </w:t>
+      </w:r>
+      <w:proofErr w:type="spellStart"/>
+      <w:r>
+        <w:rPr>
+          <w:rFonts w:ascii="Times New Roman" w:hAnsi="Times New Roman"/>
+        </w:rPr>
+        <w:t>động</w:t>
+      </w:r>
+      <w:proofErr w:type="spellEnd"/>
+      <w:r>
+        <w:rPr>
+          <w:rFonts w:ascii="Times New Roman" w:hAnsi="Times New Roman"/>
+        </w:rPr>
+        <w:t xml:space="preserve"> </w:t>
+      </w:r>
+      <w:proofErr w:type="spellStart"/>
+      <w:r>
+        <w:rPr>
+          <w:rFonts w:ascii="Times New Roman" w:hAnsi="Times New Roman"/>
+        </w:rPr>
+        <w:t>tập</w:t>
+      </w:r>
+      <w:proofErr w:type="spellEnd"/>
+      <w:r>
+        <w:rPr>
+          <w:rFonts w:ascii="Times New Roman" w:hAnsi="Times New Roman"/>
+        </w:rPr>
+        <w:t xml:space="preserve"> </w:t>
+      </w:r>
+      <w:proofErr w:type="spellStart"/>
+      <w:r>
+        <w:rPr>
+          <w:rFonts w:ascii="Times New Roman" w:hAnsi="Times New Roman"/>
+        </w:rPr>
+        <w:t>thể</w:t>
+      </w:r>
+      <w:proofErr w:type="spellEnd"/>
+      <w:r>
+        <w:rPr>
+          <w:rFonts w:ascii="Times New Roman" w:hAnsi="Times New Roman"/>
+        </w:rPr>
+        <w:t xml:space="preserve">, </w:t>
+      </w:r>
+      <w:proofErr w:type="gramStart"/>
+      <w:r>
+        <w:rPr>
+          <w:rFonts w:ascii="Times New Roman" w:hAnsi="Times New Roman"/>
+        </w:rPr>
+        <w:t>an</w:t>
+      </w:r>
+      <w:proofErr w:type="gramEnd"/>
+      <w:r>
+        <w:rPr>
+          <w:rFonts w:ascii="Times New Roman" w:hAnsi="Times New Roman"/>
+        </w:rPr>
+        <w:t xml:space="preserve"> </w:t>
+      </w:r>
+      <w:proofErr w:type="spellStart"/>
+      <w:r>
+        <w:rPr>
+          <w:rFonts w:ascii="Times New Roman" w:hAnsi="Times New Roman"/>
+        </w:rPr>
+        <w:t>toàn</w:t>
+      </w:r>
+      <w:proofErr w:type="spellEnd"/>
+      <w:r>
+        <w:rPr>
+          <w:rFonts w:ascii="Times New Roman" w:hAnsi="Times New Roman"/>
+        </w:rPr>
+        <w:t xml:space="preserve"> </w:t>
+      </w:r>
+      <w:proofErr w:type="spellStart"/>
+      <w:r>
+        <w:rPr>
+          <w:rFonts w:ascii="Times New Roman" w:hAnsi="Times New Roman"/>
+        </w:rPr>
+        <w:t>lao</w:t>
+      </w:r>
+      <w:proofErr w:type="spellEnd"/>
+      <w:r>
+        <w:rPr>
+          <w:rFonts w:ascii="Times New Roman" w:hAnsi="Times New Roman"/>
+        </w:rPr>
+        <w:t xml:space="preserve"> </w:t>
+      </w:r>
+      <w:proofErr w:type="spellStart"/>
+      <w:r>
+        <w:rPr>
+          <w:rFonts w:ascii="Times New Roman" w:hAnsi="Times New Roman"/>
+        </w:rPr>
+        <w:t>động</w:t>
+      </w:r>
+      <w:proofErr w:type="spellEnd"/>
+      <w:r>
+        <w:rPr>
+          <w:rFonts w:ascii="Times New Roman" w:hAnsi="Times New Roman"/>
+        </w:rPr>
+        <w:t>…</w:t>
       </w:r>
     </w:p>
     <w:p>
@@ -988,11 +3291,1097 @@
           <w:rFonts w:ascii="Times New Roman" w:hAnsi="Times New Roman"/>
         </w:rPr>
       </w:pPr>
-      <w:r>
-        <w:rPr>
-          <w:rFonts w:ascii="Times New Roman" w:hAnsi="Times New Roman"/>
-        </w:rPr>
-        <w:t>Giữ bí mật các thông tin được tiếp cận trong quá trình làm việc, bao gồm: Chương trình giảng dạy, học phí của Công ty, khách hàng của Công ty, kế hoạch kinh doanh, chiến lược phát triển thị trường, chính sách lương, thưởng. Cam kết không cung cấp các thông tin này cho người không có liên quan đến công việc hoặc cho tổ chức, cá nhân bên ngoài khi không có sự đồng ý bằng văn bản của người đại diện theo pháp luật của Công ty.</w:t>
+      <w:proofErr w:type="spellStart"/>
+      <w:r>
+        <w:rPr>
+          <w:rFonts w:ascii="Times New Roman" w:hAnsi="Times New Roman"/>
+        </w:rPr>
+        <w:t>Giữ</w:t>
+      </w:r>
+      <w:proofErr w:type="spellEnd"/>
+      <w:r>
+        <w:rPr>
+          <w:rFonts w:ascii="Times New Roman" w:hAnsi="Times New Roman"/>
+        </w:rPr>
+        <w:t xml:space="preserve"> </w:t>
+      </w:r>
+      <w:proofErr w:type="spellStart"/>
+      <w:r>
+        <w:rPr>
+          <w:rFonts w:ascii="Times New Roman" w:hAnsi="Times New Roman"/>
+        </w:rPr>
+        <w:t>bí</w:t>
+      </w:r>
+      <w:proofErr w:type="spellEnd"/>
+      <w:r>
+        <w:rPr>
+          <w:rFonts w:ascii="Times New Roman" w:hAnsi="Times New Roman"/>
+        </w:rPr>
+        <w:t xml:space="preserve"> </w:t>
+      </w:r>
+      <w:proofErr w:type="spellStart"/>
+      <w:r>
+        <w:rPr>
+          <w:rFonts w:ascii="Times New Roman" w:hAnsi="Times New Roman"/>
+        </w:rPr>
+        <w:t>mật</w:t>
+      </w:r>
+      <w:proofErr w:type="spellEnd"/>
+      <w:r>
+        <w:rPr>
+          <w:rFonts w:ascii="Times New Roman" w:hAnsi="Times New Roman"/>
+        </w:rPr>
+        <w:t xml:space="preserve"> </w:t>
+      </w:r>
+      <w:proofErr w:type="spellStart"/>
+      <w:r>
+        <w:rPr>
+          <w:rFonts w:ascii="Times New Roman" w:hAnsi="Times New Roman"/>
+        </w:rPr>
+        <w:t>các</w:t>
+      </w:r>
+      <w:proofErr w:type="spellEnd"/>
+      <w:r>
+        <w:rPr>
+          <w:rFonts w:ascii="Times New Roman" w:hAnsi="Times New Roman"/>
+        </w:rPr>
+        <w:t xml:space="preserve"> </w:t>
+      </w:r>
+      <w:proofErr w:type="spellStart"/>
+      <w:r>
+        <w:rPr>
+          <w:rFonts w:ascii="Times New Roman" w:hAnsi="Times New Roman"/>
+        </w:rPr>
+        <w:t>thông</w:t>
+      </w:r>
+      <w:proofErr w:type="spellEnd"/>
+      <w:r>
+        <w:rPr>
+          <w:rFonts w:ascii="Times New Roman" w:hAnsi="Times New Roman"/>
+        </w:rPr>
+        <w:t xml:space="preserve"> tin </w:t>
+      </w:r>
+      <w:proofErr w:type="spellStart"/>
+      <w:r>
+        <w:rPr>
+          <w:rFonts w:ascii="Times New Roman" w:hAnsi="Times New Roman"/>
+        </w:rPr>
+        <w:t>được</w:t>
+      </w:r>
+      <w:proofErr w:type="spellEnd"/>
+      <w:r>
+        <w:rPr>
+          <w:rFonts w:ascii="Times New Roman" w:hAnsi="Times New Roman"/>
+        </w:rPr>
+        <w:t xml:space="preserve"> </w:t>
+      </w:r>
+      <w:proofErr w:type="spellStart"/>
+      <w:r>
+        <w:rPr>
+          <w:rFonts w:ascii="Times New Roman" w:hAnsi="Times New Roman"/>
+        </w:rPr>
+        <w:t>tiếp</w:t>
+      </w:r>
+      <w:proofErr w:type="spellEnd"/>
+      <w:r>
+        <w:rPr>
+          <w:rFonts w:ascii="Times New Roman" w:hAnsi="Times New Roman"/>
+        </w:rPr>
+        <w:t xml:space="preserve"> </w:t>
+      </w:r>
+      <w:proofErr w:type="spellStart"/>
+      <w:r>
+        <w:rPr>
+          <w:rFonts w:ascii="Times New Roman" w:hAnsi="Times New Roman"/>
+        </w:rPr>
+        <w:t>cận</w:t>
+      </w:r>
+      <w:proofErr w:type="spellEnd"/>
+      <w:r>
+        <w:rPr>
+          <w:rFonts w:ascii="Times New Roman" w:hAnsi="Times New Roman"/>
+        </w:rPr>
+        <w:t xml:space="preserve"> </w:t>
+      </w:r>
+      <w:proofErr w:type="spellStart"/>
+      <w:r>
+        <w:rPr>
+          <w:rFonts w:ascii="Times New Roman" w:hAnsi="Times New Roman"/>
+        </w:rPr>
+        <w:t>trong</w:t>
+      </w:r>
+      <w:proofErr w:type="spellEnd"/>
+      <w:r>
+        <w:rPr>
+          <w:rFonts w:ascii="Times New Roman" w:hAnsi="Times New Roman"/>
+        </w:rPr>
+        <w:t xml:space="preserve"> </w:t>
+      </w:r>
+      <w:proofErr w:type="spellStart"/>
+      <w:r>
+        <w:rPr>
+          <w:rFonts w:ascii="Times New Roman" w:hAnsi="Times New Roman"/>
+        </w:rPr>
+        <w:t>quá</w:t>
+      </w:r>
+      <w:proofErr w:type="spellEnd"/>
+      <w:r>
+        <w:rPr>
+          <w:rFonts w:ascii="Times New Roman" w:hAnsi="Times New Roman"/>
+        </w:rPr>
+        <w:t xml:space="preserve"> </w:t>
+      </w:r>
+      <w:proofErr w:type="spellStart"/>
+      <w:r>
+        <w:rPr>
+          <w:rFonts w:ascii="Times New Roman" w:hAnsi="Times New Roman"/>
+        </w:rPr>
+        <w:t>trình</w:t>
+      </w:r>
+      <w:proofErr w:type="spellEnd"/>
+      <w:r>
+        <w:rPr>
+          <w:rFonts w:ascii="Times New Roman" w:hAnsi="Times New Roman"/>
+        </w:rPr>
+        <w:t xml:space="preserve"> </w:t>
+      </w:r>
+      <w:proofErr w:type="spellStart"/>
+      <w:r>
+        <w:rPr>
+          <w:rFonts w:ascii="Times New Roman" w:hAnsi="Times New Roman"/>
+        </w:rPr>
+        <w:t>làm</w:t>
+      </w:r>
+      <w:proofErr w:type="spellEnd"/>
+      <w:r>
+        <w:rPr>
+          <w:rFonts w:ascii="Times New Roman" w:hAnsi="Times New Roman"/>
+        </w:rPr>
+        <w:t xml:space="preserve"> </w:t>
+      </w:r>
+      <w:proofErr w:type="spellStart"/>
+      <w:r>
+        <w:rPr>
+          <w:rFonts w:ascii="Times New Roman" w:hAnsi="Times New Roman"/>
+        </w:rPr>
+        <w:t>việc</w:t>
+      </w:r>
+      <w:proofErr w:type="spellEnd"/>
+      <w:r>
+        <w:rPr>
+          <w:rFonts w:ascii="Times New Roman" w:hAnsi="Times New Roman"/>
+        </w:rPr>
+        <w:t xml:space="preserve">, bao </w:t>
+      </w:r>
+      <w:proofErr w:type="spellStart"/>
+      <w:r>
+        <w:rPr>
+          <w:rFonts w:ascii="Times New Roman" w:hAnsi="Times New Roman"/>
+        </w:rPr>
+        <w:t>gồm</w:t>
+      </w:r>
+      <w:proofErr w:type="spellEnd"/>
+      <w:r>
+        <w:rPr>
+          <w:rFonts w:ascii="Times New Roman" w:hAnsi="Times New Roman"/>
+        </w:rPr>
+        <w:t xml:space="preserve">: </w:t>
+      </w:r>
+      <w:proofErr w:type="spellStart"/>
+      <w:r>
+        <w:rPr>
+          <w:rFonts w:ascii="Times New Roman" w:hAnsi="Times New Roman"/>
+        </w:rPr>
+        <w:t>Chương</w:t>
+      </w:r>
+      <w:proofErr w:type="spellEnd"/>
+      <w:r>
+        <w:rPr>
+          <w:rFonts w:ascii="Times New Roman" w:hAnsi="Times New Roman"/>
+        </w:rPr>
+        <w:t xml:space="preserve"> </w:t>
+      </w:r>
+      <w:proofErr w:type="spellStart"/>
+      <w:r>
+        <w:rPr>
+          <w:rFonts w:ascii="Times New Roman" w:hAnsi="Times New Roman"/>
+        </w:rPr>
+        <w:t>trình</w:t>
+      </w:r>
+      <w:proofErr w:type="spellEnd"/>
+      <w:r>
+        <w:rPr>
+          <w:rFonts w:ascii="Times New Roman" w:hAnsi="Times New Roman"/>
+        </w:rPr>
+        <w:t xml:space="preserve"> </w:t>
+      </w:r>
+      <w:proofErr w:type="spellStart"/>
+      <w:r>
+        <w:rPr>
+          <w:rFonts w:ascii="Times New Roman" w:hAnsi="Times New Roman"/>
+        </w:rPr>
+        <w:t>giảng</w:t>
+      </w:r>
+      <w:proofErr w:type="spellEnd"/>
+      <w:r>
+        <w:rPr>
+          <w:rFonts w:ascii="Times New Roman" w:hAnsi="Times New Roman"/>
+        </w:rPr>
+        <w:t xml:space="preserve"> </w:t>
+      </w:r>
+      <w:proofErr w:type="spellStart"/>
+      <w:r>
+        <w:rPr>
+          <w:rFonts w:ascii="Times New Roman" w:hAnsi="Times New Roman"/>
+        </w:rPr>
+        <w:t>dạy</w:t>
+      </w:r>
+      <w:proofErr w:type="spellEnd"/>
+      <w:r>
+        <w:rPr>
+          <w:rFonts w:ascii="Times New Roman" w:hAnsi="Times New Roman"/>
+        </w:rPr>
+        <w:t xml:space="preserve">, </w:t>
+      </w:r>
+      <w:proofErr w:type="spellStart"/>
+      <w:r>
+        <w:rPr>
+          <w:rFonts w:ascii="Times New Roman" w:hAnsi="Times New Roman"/>
+        </w:rPr>
+        <w:t>học</w:t>
+      </w:r>
+      <w:proofErr w:type="spellEnd"/>
+      <w:r>
+        <w:rPr>
+          <w:rFonts w:ascii="Times New Roman" w:hAnsi="Times New Roman"/>
+        </w:rPr>
+        <w:t xml:space="preserve"> </w:t>
+      </w:r>
+      <w:proofErr w:type="spellStart"/>
+      <w:r>
+        <w:rPr>
+          <w:rFonts w:ascii="Times New Roman" w:hAnsi="Times New Roman"/>
+        </w:rPr>
+        <w:t>phí</w:t>
+      </w:r>
+      <w:proofErr w:type="spellEnd"/>
+      <w:r>
+        <w:rPr>
+          <w:rFonts w:ascii="Times New Roman" w:hAnsi="Times New Roman"/>
+        </w:rPr>
+        <w:t xml:space="preserve"> </w:t>
+      </w:r>
+      <w:proofErr w:type="spellStart"/>
+      <w:r>
+        <w:rPr>
+          <w:rFonts w:ascii="Times New Roman" w:hAnsi="Times New Roman"/>
+        </w:rPr>
+        <w:t>của</w:t>
+      </w:r>
+      <w:proofErr w:type="spellEnd"/>
+      <w:r>
+        <w:rPr>
+          <w:rFonts w:ascii="Times New Roman" w:hAnsi="Times New Roman"/>
+        </w:rPr>
+        <w:t xml:space="preserve"> Công ty, </w:t>
+      </w:r>
+      <w:proofErr w:type="spellStart"/>
+      <w:r>
+        <w:rPr>
+          <w:rFonts w:ascii="Times New Roman" w:hAnsi="Times New Roman"/>
+        </w:rPr>
+        <w:t>khách</w:t>
+      </w:r>
+      <w:proofErr w:type="spellEnd"/>
+      <w:r>
+        <w:rPr>
+          <w:rFonts w:ascii="Times New Roman" w:hAnsi="Times New Roman"/>
+        </w:rPr>
+        <w:t xml:space="preserve"> </w:t>
+      </w:r>
+      <w:proofErr w:type="spellStart"/>
+      <w:r>
+        <w:rPr>
+          <w:rFonts w:ascii="Times New Roman" w:hAnsi="Times New Roman"/>
+        </w:rPr>
+        <w:t>hàng</w:t>
+      </w:r>
+      <w:proofErr w:type="spellEnd"/>
+      <w:r>
+        <w:rPr>
+          <w:rFonts w:ascii="Times New Roman" w:hAnsi="Times New Roman"/>
+        </w:rPr>
+        <w:t xml:space="preserve"> </w:t>
+      </w:r>
+      <w:proofErr w:type="spellStart"/>
+      <w:r>
+        <w:rPr>
+          <w:rFonts w:ascii="Times New Roman" w:hAnsi="Times New Roman"/>
+        </w:rPr>
+        <w:t>của</w:t>
+      </w:r>
+      <w:proofErr w:type="spellEnd"/>
+      <w:r>
+        <w:rPr>
+          <w:rFonts w:ascii="Times New Roman" w:hAnsi="Times New Roman"/>
+        </w:rPr>
+        <w:t xml:space="preserve"> Công ty, </w:t>
+      </w:r>
+      <w:proofErr w:type="spellStart"/>
+      <w:r>
+        <w:rPr>
+          <w:rFonts w:ascii="Times New Roman" w:hAnsi="Times New Roman"/>
+        </w:rPr>
+        <w:t>kế</w:t>
+      </w:r>
+      <w:proofErr w:type="spellEnd"/>
+      <w:r>
+        <w:rPr>
+          <w:rFonts w:ascii="Times New Roman" w:hAnsi="Times New Roman"/>
+        </w:rPr>
+        <w:t xml:space="preserve"> </w:t>
+      </w:r>
+      <w:proofErr w:type="spellStart"/>
+      <w:r>
+        <w:rPr>
+          <w:rFonts w:ascii="Times New Roman" w:hAnsi="Times New Roman"/>
+        </w:rPr>
+        <w:t>hoạch</w:t>
+      </w:r>
+      <w:proofErr w:type="spellEnd"/>
+      <w:r>
+        <w:rPr>
+          <w:rFonts w:ascii="Times New Roman" w:hAnsi="Times New Roman"/>
+        </w:rPr>
+        <w:t xml:space="preserve"> </w:t>
+      </w:r>
+      <w:proofErr w:type="spellStart"/>
+      <w:r>
+        <w:rPr>
+          <w:rFonts w:ascii="Times New Roman" w:hAnsi="Times New Roman"/>
+        </w:rPr>
+        <w:t>kinh</w:t>
+      </w:r>
+      <w:proofErr w:type="spellEnd"/>
+      <w:r>
+        <w:rPr>
+          <w:rFonts w:ascii="Times New Roman" w:hAnsi="Times New Roman"/>
+        </w:rPr>
+        <w:t xml:space="preserve"> </w:t>
+      </w:r>
+      <w:proofErr w:type="spellStart"/>
+      <w:r>
+        <w:rPr>
+          <w:rFonts w:ascii="Times New Roman" w:hAnsi="Times New Roman"/>
+        </w:rPr>
+        <w:t>doanh</w:t>
+      </w:r>
+      <w:proofErr w:type="spellEnd"/>
+      <w:r>
+        <w:rPr>
+          <w:rFonts w:ascii="Times New Roman" w:hAnsi="Times New Roman"/>
+        </w:rPr>
+        <w:t xml:space="preserve">, </w:t>
+      </w:r>
+      <w:proofErr w:type="spellStart"/>
+      <w:r>
+        <w:rPr>
+          <w:rFonts w:ascii="Times New Roman" w:hAnsi="Times New Roman"/>
+        </w:rPr>
+        <w:t>chiến</w:t>
+      </w:r>
+      <w:proofErr w:type="spellEnd"/>
+      <w:r>
+        <w:rPr>
+          <w:rFonts w:ascii="Times New Roman" w:hAnsi="Times New Roman"/>
+        </w:rPr>
+        <w:t xml:space="preserve"> </w:t>
+      </w:r>
+      <w:proofErr w:type="spellStart"/>
+      <w:r>
+        <w:rPr>
+          <w:rFonts w:ascii="Times New Roman" w:hAnsi="Times New Roman"/>
+        </w:rPr>
+        <w:t>lược</w:t>
+      </w:r>
+      <w:proofErr w:type="spellEnd"/>
+      <w:r>
+        <w:rPr>
+          <w:rFonts w:ascii="Times New Roman" w:hAnsi="Times New Roman"/>
+        </w:rPr>
+        <w:t xml:space="preserve"> </w:t>
+      </w:r>
+      <w:proofErr w:type="spellStart"/>
+      <w:r>
+        <w:rPr>
+          <w:rFonts w:ascii="Times New Roman" w:hAnsi="Times New Roman"/>
+        </w:rPr>
+        <w:t>phát</w:t>
+      </w:r>
+      <w:proofErr w:type="spellEnd"/>
+      <w:r>
+        <w:rPr>
+          <w:rFonts w:ascii="Times New Roman" w:hAnsi="Times New Roman"/>
+        </w:rPr>
+        <w:t xml:space="preserve"> </w:t>
+      </w:r>
+      <w:proofErr w:type="spellStart"/>
+      <w:r>
+        <w:rPr>
+          <w:rFonts w:ascii="Times New Roman" w:hAnsi="Times New Roman"/>
+        </w:rPr>
+        <w:t>triển</w:t>
+      </w:r>
+      <w:proofErr w:type="spellEnd"/>
+      <w:r>
+        <w:rPr>
+          <w:rFonts w:ascii="Times New Roman" w:hAnsi="Times New Roman"/>
+        </w:rPr>
+        <w:t xml:space="preserve"> </w:t>
+      </w:r>
+      <w:proofErr w:type="spellStart"/>
+      <w:r>
+        <w:rPr>
+          <w:rFonts w:ascii="Times New Roman" w:hAnsi="Times New Roman"/>
+        </w:rPr>
+        <w:t>thị</w:t>
+      </w:r>
+      <w:proofErr w:type="spellEnd"/>
+      <w:r>
+        <w:rPr>
+          <w:rFonts w:ascii="Times New Roman" w:hAnsi="Times New Roman"/>
+        </w:rPr>
+        <w:t xml:space="preserve"> </w:t>
+      </w:r>
+      <w:proofErr w:type="spellStart"/>
+      <w:r>
+        <w:rPr>
+          <w:rFonts w:ascii="Times New Roman" w:hAnsi="Times New Roman"/>
+        </w:rPr>
+        <w:t>trường</w:t>
+      </w:r>
+      <w:proofErr w:type="spellEnd"/>
+      <w:r>
+        <w:rPr>
+          <w:rFonts w:ascii="Times New Roman" w:hAnsi="Times New Roman"/>
+        </w:rPr>
+        <w:t xml:space="preserve">, </w:t>
+      </w:r>
+      <w:proofErr w:type="spellStart"/>
+      <w:r>
+        <w:rPr>
+          <w:rFonts w:ascii="Times New Roman" w:hAnsi="Times New Roman"/>
+        </w:rPr>
+        <w:t>chính</w:t>
+      </w:r>
+      <w:proofErr w:type="spellEnd"/>
+      <w:r>
+        <w:rPr>
+          <w:rFonts w:ascii="Times New Roman" w:hAnsi="Times New Roman"/>
+        </w:rPr>
+        <w:t xml:space="preserve"> </w:t>
+      </w:r>
+      <w:proofErr w:type="spellStart"/>
+      <w:r>
+        <w:rPr>
+          <w:rFonts w:ascii="Times New Roman" w:hAnsi="Times New Roman"/>
+        </w:rPr>
+        <w:t>sách</w:t>
+      </w:r>
+      <w:proofErr w:type="spellEnd"/>
+      <w:r>
+        <w:rPr>
+          <w:rFonts w:ascii="Times New Roman" w:hAnsi="Times New Roman"/>
+        </w:rPr>
+        <w:t xml:space="preserve"> </w:t>
+      </w:r>
+      <w:proofErr w:type="spellStart"/>
+      <w:r>
+        <w:rPr>
+          <w:rFonts w:ascii="Times New Roman" w:hAnsi="Times New Roman"/>
+        </w:rPr>
+        <w:t>lương</w:t>
+      </w:r>
+      <w:proofErr w:type="spellEnd"/>
+      <w:r>
+        <w:rPr>
+          <w:rFonts w:ascii="Times New Roman" w:hAnsi="Times New Roman"/>
+        </w:rPr>
+        <w:t xml:space="preserve">, </w:t>
+      </w:r>
+      <w:proofErr w:type="spellStart"/>
+      <w:r>
+        <w:rPr>
+          <w:rFonts w:ascii="Times New Roman" w:hAnsi="Times New Roman"/>
+        </w:rPr>
+        <w:t>thưởng</w:t>
+      </w:r>
+      <w:proofErr w:type="spellEnd"/>
+      <w:r>
+        <w:rPr>
+          <w:rFonts w:ascii="Times New Roman" w:hAnsi="Times New Roman"/>
+        </w:rPr>
+        <w:t xml:space="preserve">. Cam </w:t>
+      </w:r>
+      <w:proofErr w:type="spellStart"/>
+      <w:r>
+        <w:rPr>
+          <w:rFonts w:ascii="Times New Roman" w:hAnsi="Times New Roman"/>
+        </w:rPr>
+        <w:t>kết</w:t>
+      </w:r>
+      <w:proofErr w:type="spellEnd"/>
+      <w:r>
+        <w:rPr>
+          <w:rFonts w:ascii="Times New Roman" w:hAnsi="Times New Roman"/>
+        </w:rPr>
+        <w:t xml:space="preserve"> </w:t>
+      </w:r>
+      <w:proofErr w:type="spellStart"/>
+      <w:r>
+        <w:rPr>
+          <w:rFonts w:ascii="Times New Roman" w:hAnsi="Times New Roman"/>
+        </w:rPr>
+        <w:t>không</w:t>
+      </w:r>
+      <w:proofErr w:type="spellEnd"/>
+      <w:r>
+        <w:rPr>
+          <w:rFonts w:ascii="Times New Roman" w:hAnsi="Times New Roman"/>
+        </w:rPr>
+        <w:t xml:space="preserve"> </w:t>
+      </w:r>
+      <w:proofErr w:type="spellStart"/>
+      <w:r>
+        <w:rPr>
+          <w:rFonts w:ascii="Times New Roman" w:hAnsi="Times New Roman"/>
+        </w:rPr>
+        <w:t>cung</w:t>
+      </w:r>
+      <w:proofErr w:type="spellEnd"/>
+      <w:r>
+        <w:rPr>
+          <w:rFonts w:ascii="Times New Roman" w:hAnsi="Times New Roman"/>
+        </w:rPr>
+        <w:t xml:space="preserve"> </w:t>
+      </w:r>
+      <w:proofErr w:type="spellStart"/>
+      <w:r>
+        <w:rPr>
+          <w:rFonts w:ascii="Times New Roman" w:hAnsi="Times New Roman"/>
+        </w:rPr>
+        <w:t>cấp</w:t>
+      </w:r>
+      <w:proofErr w:type="spellEnd"/>
+      <w:r>
+        <w:rPr>
+          <w:rFonts w:ascii="Times New Roman" w:hAnsi="Times New Roman"/>
+        </w:rPr>
+        <w:t xml:space="preserve"> </w:t>
+      </w:r>
+      <w:proofErr w:type="spellStart"/>
+      <w:r>
+        <w:rPr>
+          <w:rFonts w:ascii="Times New Roman" w:hAnsi="Times New Roman"/>
+        </w:rPr>
+        <w:t>các</w:t>
+      </w:r>
+      <w:proofErr w:type="spellEnd"/>
+      <w:r>
+        <w:rPr>
+          <w:rFonts w:ascii="Times New Roman" w:hAnsi="Times New Roman"/>
+        </w:rPr>
+        <w:t xml:space="preserve"> </w:t>
+      </w:r>
+      <w:proofErr w:type="spellStart"/>
+      <w:r>
+        <w:rPr>
+          <w:rFonts w:ascii="Times New Roman" w:hAnsi="Times New Roman"/>
+        </w:rPr>
+        <w:t>thông</w:t>
+      </w:r>
+      <w:proofErr w:type="spellEnd"/>
+      <w:r>
+        <w:rPr>
+          <w:rFonts w:ascii="Times New Roman" w:hAnsi="Times New Roman"/>
+        </w:rPr>
+        <w:t xml:space="preserve"> tin </w:t>
+      </w:r>
+      <w:proofErr w:type="spellStart"/>
+      <w:r>
+        <w:rPr>
+          <w:rFonts w:ascii="Times New Roman" w:hAnsi="Times New Roman"/>
+        </w:rPr>
+        <w:t>này</w:t>
+      </w:r>
+      <w:proofErr w:type="spellEnd"/>
+      <w:r>
+        <w:rPr>
+          <w:rFonts w:ascii="Times New Roman" w:hAnsi="Times New Roman"/>
+        </w:rPr>
+        <w:t xml:space="preserve"> </w:t>
+      </w:r>
+      <w:proofErr w:type="spellStart"/>
+      <w:r>
+        <w:rPr>
+          <w:rFonts w:ascii="Times New Roman" w:hAnsi="Times New Roman"/>
+        </w:rPr>
+        <w:t>cho</w:t>
+      </w:r>
+      <w:proofErr w:type="spellEnd"/>
+      <w:r>
+        <w:rPr>
+          <w:rFonts w:ascii="Times New Roman" w:hAnsi="Times New Roman"/>
+        </w:rPr>
+        <w:t xml:space="preserve"> </w:t>
+      </w:r>
+      <w:proofErr w:type="spellStart"/>
+      <w:r>
+        <w:rPr>
+          <w:rFonts w:ascii="Times New Roman" w:hAnsi="Times New Roman"/>
+        </w:rPr>
+        <w:t>người</w:t>
+      </w:r>
+      <w:proofErr w:type="spellEnd"/>
+      <w:r>
+        <w:rPr>
+          <w:rFonts w:ascii="Times New Roman" w:hAnsi="Times New Roman"/>
+        </w:rPr>
+        <w:t xml:space="preserve"> </w:t>
+      </w:r>
+      <w:proofErr w:type="spellStart"/>
+      <w:r>
+        <w:rPr>
+          <w:rFonts w:ascii="Times New Roman" w:hAnsi="Times New Roman"/>
+        </w:rPr>
+        <w:t>không</w:t>
+      </w:r>
+      <w:proofErr w:type="spellEnd"/>
+      <w:r>
+        <w:rPr>
+          <w:rFonts w:ascii="Times New Roman" w:hAnsi="Times New Roman"/>
+        </w:rPr>
+        <w:t xml:space="preserve"> </w:t>
+      </w:r>
+      <w:proofErr w:type="spellStart"/>
+      <w:r>
+        <w:rPr>
+          <w:rFonts w:ascii="Times New Roman" w:hAnsi="Times New Roman"/>
+        </w:rPr>
+        <w:t>có</w:t>
+      </w:r>
+      <w:proofErr w:type="spellEnd"/>
+      <w:r>
+        <w:rPr>
+          <w:rFonts w:ascii="Times New Roman" w:hAnsi="Times New Roman"/>
+        </w:rPr>
+        <w:t xml:space="preserve"> </w:t>
+      </w:r>
+      <w:proofErr w:type="spellStart"/>
+      <w:r>
+        <w:rPr>
+          <w:rFonts w:ascii="Times New Roman" w:hAnsi="Times New Roman"/>
+        </w:rPr>
+        <w:t>liên</w:t>
+      </w:r>
+      <w:proofErr w:type="spellEnd"/>
+      <w:r>
+        <w:rPr>
+          <w:rFonts w:ascii="Times New Roman" w:hAnsi="Times New Roman"/>
+        </w:rPr>
+        <w:t xml:space="preserve"> </w:t>
+      </w:r>
+      <w:proofErr w:type="spellStart"/>
+      <w:r>
+        <w:rPr>
+          <w:rFonts w:ascii="Times New Roman" w:hAnsi="Times New Roman"/>
+        </w:rPr>
+        <w:t>quan</w:t>
+      </w:r>
+      <w:proofErr w:type="spellEnd"/>
+      <w:r>
+        <w:rPr>
+          <w:rFonts w:ascii="Times New Roman" w:hAnsi="Times New Roman"/>
+        </w:rPr>
+        <w:t xml:space="preserve"> </w:t>
+      </w:r>
+      <w:proofErr w:type="spellStart"/>
+      <w:r>
+        <w:rPr>
+          <w:rFonts w:ascii="Times New Roman" w:hAnsi="Times New Roman"/>
+        </w:rPr>
+        <w:t>đến</w:t>
+      </w:r>
+      <w:proofErr w:type="spellEnd"/>
+      <w:r>
+        <w:rPr>
+          <w:rFonts w:ascii="Times New Roman" w:hAnsi="Times New Roman"/>
+        </w:rPr>
+        <w:t xml:space="preserve"> </w:t>
+      </w:r>
+      <w:proofErr w:type="spellStart"/>
+      <w:r>
+        <w:rPr>
+          <w:rFonts w:ascii="Times New Roman" w:hAnsi="Times New Roman"/>
+        </w:rPr>
+        <w:t>công</w:t>
+      </w:r>
+      <w:proofErr w:type="spellEnd"/>
+      <w:r>
+        <w:rPr>
+          <w:rFonts w:ascii="Times New Roman" w:hAnsi="Times New Roman"/>
+        </w:rPr>
+        <w:t xml:space="preserve"> </w:t>
+      </w:r>
+      <w:proofErr w:type="spellStart"/>
+      <w:r>
+        <w:rPr>
+          <w:rFonts w:ascii="Times New Roman" w:hAnsi="Times New Roman"/>
+        </w:rPr>
+        <w:t>việc</w:t>
+      </w:r>
+      <w:proofErr w:type="spellEnd"/>
+      <w:r>
+        <w:rPr>
+          <w:rFonts w:ascii="Times New Roman" w:hAnsi="Times New Roman"/>
+        </w:rPr>
+        <w:t xml:space="preserve"> </w:t>
+      </w:r>
+      <w:proofErr w:type="spellStart"/>
+      <w:r>
+        <w:rPr>
+          <w:rFonts w:ascii="Times New Roman" w:hAnsi="Times New Roman"/>
+        </w:rPr>
+        <w:t>hoặc</w:t>
+      </w:r>
+      <w:proofErr w:type="spellEnd"/>
+      <w:r>
+        <w:rPr>
+          <w:rFonts w:ascii="Times New Roman" w:hAnsi="Times New Roman"/>
+        </w:rPr>
+        <w:t xml:space="preserve"> </w:t>
+      </w:r>
+      <w:proofErr w:type="spellStart"/>
+      <w:r>
+        <w:rPr>
+          <w:rFonts w:ascii="Times New Roman" w:hAnsi="Times New Roman"/>
+        </w:rPr>
+        <w:t>cho</w:t>
+      </w:r>
+      <w:proofErr w:type="spellEnd"/>
+      <w:r>
+        <w:rPr>
+          <w:rFonts w:ascii="Times New Roman" w:hAnsi="Times New Roman"/>
+        </w:rPr>
+        <w:t xml:space="preserve"> </w:t>
+      </w:r>
+      <w:proofErr w:type="spellStart"/>
+      <w:r>
+        <w:rPr>
+          <w:rFonts w:ascii="Times New Roman" w:hAnsi="Times New Roman"/>
+        </w:rPr>
+        <w:t>tổ</w:t>
+      </w:r>
+      <w:proofErr w:type="spellEnd"/>
+      <w:r>
+        <w:rPr>
+          <w:rFonts w:ascii="Times New Roman" w:hAnsi="Times New Roman"/>
+        </w:rPr>
+        <w:t xml:space="preserve"> </w:t>
+      </w:r>
+      <w:proofErr w:type="spellStart"/>
+      <w:r>
+        <w:rPr>
+          <w:rFonts w:ascii="Times New Roman" w:hAnsi="Times New Roman"/>
+        </w:rPr>
+        <w:t>chức</w:t>
+      </w:r>
+      <w:proofErr w:type="spellEnd"/>
+      <w:r>
+        <w:rPr>
+          <w:rFonts w:ascii="Times New Roman" w:hAnsi="Times New Roman"/>
+        </w:rPr>
+        <w:t xml:space="preserve">, </w:t>
+      </w:r>
+      <w:proofErr w:type="spellStart"/>
+      <w:r>
+        <w:rPr>
+          <w:rFonts w:ascii="Times New Roman" w:hAnsi="Times New Roman"/>
+        </w:rPr>
+        <w:t>cá</w:t>
+      </w:r>
+      <w:proofErr w:type="spellEnd"/>
+      <w:r>
+        <w:rPr>
+          <w:rFonts w:ascii="Times New Roman" w:hAnsi="Times New Roman"/>
+        </w:rPr>
+        <w:t xml:space="preserve"> </w:t>
+      </w:r>
+      <w:proofErr w:type="spellStart"/>
+      <w:r>
+        <w:rPr>
+          <w:rFonts w:ascii="Times New Roman" w:hAnsi="Times New Roman"/>
+        </w:rPr>
+        <w:t>nhân</w:t>
+      </w:r>
+      <w:proofErr w:type="spellEnd"/>
+      <w:r>
+        <w:rPr>
+          <w:rFonts w:ascii="Times New Roman" w:hAnsi="Times New Roman"/>
+        </w:rPr>
+        <w:t xml:space="preserve"> </w:t>
+      </w:r>
+      <w:proofErr w:type="spellStart"/>
+      <w:r>
+        <w:rPr>
+          <w:rFonts w:ascii="Times New Roman" w:hAnsi="Times New Roman"/>
+        </w:rPr>
+        <w:t>bên</w:t>
+      </w:r>
+      <w:proofErr w:type="spellEnd"/>
+      <w:r>
+        <w:rPr>
+          <w:rFonts w:ascii="Times New Roman" w:hAnsi="Times New Roman"/>
+        </w:rPr>
+        <w:t xml:space="preserve"> </w:t>
+      </w:r>
+      <w:proofErr w:type="spellStart"/>
+      <w:r>
+        <w:rPr>
+          <w:rFonts w:ascii="Times New Roman" w:hAnsi="Times New Roman"/>
+        </w:rPr>
+        <w:t>ngoài</w:t>
+      </w:r>
+      <w:proofErr w:type="spellEnd"/>
+      <w:r>
+        <w:rPr>
+          <w:rFonts w:ascii="Times New Roman" w:hAnsi="Times New Roman"/>
+        </w:rPr>
+        <w:t xml:space="preserve"> </w:t>
+      </w:r>
+      <w:proofErr w:type="spellStart"/>
+      <w:r>
+        <w:rPr>
+          <w:rFonts w:ascii="Times New Roman" w:hAnsi="Times New Roman"/>
+        </w:rPr>
+        <w:t>khi</w:t>
+      </w:r>
+      <w:proofErr w:type="spellEnd"/>
+      <w:r>
+        <w:rPr>
+          <w:rFonts w:ascii="Times New Roman" w:hAnsi="Times New Roman"/>
+        </w:rPr>
+        <w:t xml:space="preserve"> </w:t>
+      </w:r>
+      <w:proofErr w:type="spellStart"/>
+      <w:r>
+        <w:rPr>
+          <w:rFonts w:ascii="Times New Roman" w:hAnsi="Times New Roman"/>
+        </w:rPr>
+        <w:t>không</w:t>
+      </w:r>
+      <w:proofErr w:type="spellEnd"/>
+      <w:r>
+        <w:rPr>
+          <w:rFonts w:ascii="Times New Roman" w:hAnsi="Times New Roman"/>
+        </w:rPr>
+        <w:t xml:space="preserve"> </w:t>
+      </w:r>
+      <w:proofErr w:type="spellStart"/>
+      <w:r>
+        <w:rPr>
+          <w:rFonts w:ascii="Times New Roman" w:hAnsi="Times New Roman"/>
+        </w:rPr>
+        <w:t>có</w:t>
+      </w:r>
+      <w:proofErr w:type="spellEnd"/>
+      <w:r>
+        <w:rPr>
+          <w:rFonts w:ascii="Times New Roman" w:hAnsi="Times New Roman"/>
+        </w:rPr>
+        <w:t xml:space="preserve"> </w:t>
+      </w:r>
+      <w:proofErr w:type="spellStart"/>
+      <w:r>
+        <w:rPr>
+          <w:rFonts w:ascii="Times New Roman" w:hAnsi="Times New Roman"/>
+        </w:rPr>
+        <w:t>sự</w:t>
+      </w:r>
+      <w:proofErr w:type="spellEnd"/>
+      <w:r>
+        <w:rPr>
+          <w:rFonts w:ascii="Times New Roman" w:hAnsi="Times New Roman"/>
+        </w:rPr>
+        <w:t xml:space="preserve"> </w:t>
+      </w:r>
+      <w:proofErr w:type="spellStart"/>
+      <w:r>
+        <w:rPr>
+          <w:rFonts w:ascii="Times New Roman" w:hAnsi="Times New Roman"/>
+        </w:rPr>
+        <w:t>đồng</w:t>
+      </w:r>
+      <w:proofErr w:type="spellEnd"/>
+      <w:r>
+        <w:rPr>
+          <w:rFonts w:ascii="Times New Roman" w:hAnsi="Times New Roman"/>
+        </w:rPr>
+        <w:t xml:space="preserve"> ý </w:t>
+      </w:r>
+      <w:proofErr w:type="spellStart"/>
+      <w:r>
+        <w:rPr>
+          <w:rFonts w:ascii="Times New Roman" w:hAnsi="Times New Roman"/>
+        </w:rPr>
+        <w:t>bằng</w:t>
+      </w:r>
+      <w:proofErr w:type="spellEnd"/>
+      <w:r>
+        <w:rPr>
+          <w:rFonts w:ascii="Times New Roman" w:hAnsi="Times New Roman"/>
+        </w:rPr>
+        <w:t xml:space="preserve"> </w:t>
+      </w:r>
+      <w:proofErr w:type="spellStart"/>
+      <w:r>
+        <w:rPr>
+          <w:rFonts w:ascii="Times New Roman" w:hAnsi="Times New Roman"/>
+        </w:rPr>
+        <w:t>văn</w:t>
+      </w:r>
+      <w:proofErr w:type="spellEnd"/>
+      <w:r>
+        <w:rPr>
+          <w:rFonts w:ascii="Times New Roman" w:hAnsi="Times New Roman"/>
+        </w:rPr>
+        <w:t xml:space="preserve"> </w:t>
+      </w:r>
+      <w:proofErr w:type="spellStart"/>
+      <w:r>
+        <w:rPr>
+          <w:rFonts w:ascii="Times New Roman" w:hAnsi="Times New Roman"/>
+        </w:rPr>
+        <w:t>bản</w:t>
+      </w:r>
+      <w:proofErr w:type="spellEnd"/>
+      <w:r>
+        <w:rPr>
+          <w:rFonts w:ascii="Times New Roman" w:hAnsi="Times New Roman"/>
+        </w:rPr>
+        <w:t xml:space="preserve"> </w:t>
+      </w:r>
+      <w:proofErr w:type="spellStart"/>
+      <w:r>
+        <w:rPr>
+          <w:rFonts w:ascii="Times New Roman" w:hAnsi="Times New Roman"/>
+        </w:rPr>
+        <w:t>của</w:t>
+      </w:r>
+      <w:proofErr w:type="spellEnd"/>
+      <w:r>
+        <w:rPr>
+          <w:rFonts w:ascii="Times New Roman" w:hAnsi="Times New Roman"/>
+        </w:rPr>
+        <w:t xml:space="preserve"> </w:t>
+      </w:r>
+      <w:proofErr w:type="spellStart"/>
+      <w:r>
+        <w:rPr>
+          <w:rFonts w:ascii="Times New Roman" w:hAnsi="Times New Roman"/>
+        </w:rPr>
+        <w:t>người</w:t>
+      </w:r>
+      <w:proofErr w:type="spellEnd"/>
+      <w:r>
+        <w:rPr>
+          <w:rFonts w:ascii="Times New Roman" w:hAnsi="Times New Roman"/>
+        </w:rPr>
+        <w:t xml:space="preserve"> </w:t>
+      </w:r>
+      <w:proofErr w:type="spellStart"/>
+      <w:r>
+        <w:rPr>
+          <w:rFonts w:ascii="Times New Roman" w:hAnsi="Times New Roman"/>
+        </w:rPr>
+        <w:t>đại</w:t>
+      </w:r>
+      <w:proofErr w:type="spellEnd"/>
+      <w:r>
+        <w:rPr>
+          <w:rFonts w:ascii="Times New Roman" w:hAnsi="Times New Roman"/>
+        </w:rPr>
+        <w:t xml:space="preserve"> </w:t>
+      </w:r>
+      <w:proofErr w:type="spellStart"/>
+      <w:r>
+        <w:rPr>
+          <w:rFonts w:ascii="Times New Roman" w:hAnsi="Times New Roman"/>
+        </w:rPr>
+        <w:t>diện</w:t>
+      </w:r>
+      <w:proofErr w:type="spellEnd"/>
+      <w:r>
+        <w:rPr>
+          <w:rFonts w:ascii="Times New Roman" w:hAnsi="Times New Roman"/>
+        </w:rPr>
+        <w:t xml:space="preserve"> </w:t>
+      </w:r>
+      <w:proofErr w:type="spellStart"/>
+      <w:r>
+        <w:rPr>
+          <w:rFonts w:ascii="Times New Roman" w:hAnsi="Times New Roman"/>
+        </w:rPr>
+        <w:t>theo</w:t>
+      </w:r>
+      <w:proofErr w:type="spellEnd"/>
+      <w:r>
+        <w:rPr>
+          <w:rFonts w:ascii="Times New Roman" w:hAnsi="Times New Roman"/>
+        </w:rPr>
+        <w:t xml:space="preserve"> </w:t>
+      </w:r>
+      <w:proofErr w:type="spellStart"/>
+      <w:r>
+        <w:rPr>
+          <w:rFonts w:ascii="Times New Roman" w:hAnsi="Times New Roman"/>
+        </w:rPr>
+        <w:t>pháp</w:t>
+      </w:r>
+      <w:proofErr w:type="spellEnd"/>
+      <w:r>
+        <w:rPr>
+          <w:rFonts w:ascii="Times New Roman" w:hAnsi="Times New Roman"/>
+        </w:rPr>
+        <w:t xml:space="preserve"> </w:t>
+      </w:r>
+      <w:proofErr w:type="spellStart"/>
+      <w:r>
+        <w:rPr>
+          <w:rFonts w:ascii="Times New Roman" w:hAnsi="Times New Roman"/>
+        </w:rPr>
+        <w:t>luật</w:t>
+      </w:r>
+      <w:proofErr w:type="spellEnd"/>
+      <w:r>
+        <w:rPr>
+          <w:rFonts w:ascii="Times New Roman" w:hAnsi="Times New Roman"/>
+        </w:rPr>
+        <w:t xml:space="preserve"> </w:t>
+      </w:r>
+      <w:proofErr w:type="spellStart"/>
+      <w:r>
+        <w:rPr>
+          <w:rFonts w:ascii="Times New Roman" w:hAnsi="Times New Roman"/>
+        </w:rPr>
+        <w:t>của</w:t>
+      </w:r>
+      <w:proofErr w:type="spellEnd"/>
+      <w:r>
+        <w:rPr>
+          <w:rFonts w:ascii="Times New Roman" w:hAnsi="Times New Roman"/>
+        </w:rPr>
+        <w:t xml:space="preserve"> Công ty.</w:t>
       </w:r>
     </w:p>
     <w:p>
@@ -1007,12 +4396,69 @@
           <w:b/>
         </w:rPr>
       </w:pPr>
+      <w:proofErr w:type="spellStart"/>
       <w:r>
         <w:rPr>
           <w:rFonts w:ascii="Times New Roman" w:hAnsi="Times New Roman"/>
           <w:b/>
         </w:rPr>
-        <w:t>Thời gian thực hiện:</w:t>
+        <w:t>Thời</w:t>
+      </w:r>
+      <w:proofErr w:type="spellEnd"/>
+      <w:r>
+        <w:rPr>
+          <w:rFonts w:ascii="Times New Roman" w:hAnsi="Times New Roman"/>
+          <w:b/>
+        </w:rPr>
+        <w:t xml:space="preserve"> </w:t>
+      </w:r>
+      <w:proofErr w:type="spellStart"/>
+      <w:r>
+        <w:rPr>
+          <w:rFonts w:ascii="Times New Roman" w:hAnsi="Times New Roman"/>
+          <w:b/>
+        </w:rPr>
+        <w:t>gian</w:t>
+      </w:r>
+      <w:proofErr w:type="spellEnd"/>
+      <w:r>
+        <w:rPr>
+          <w:rFonts w:ascii="Times New Roman" w:hAnsi="Times New Roman"/>
+          <w:b/>
+        </w:rPr>
+        <w:t xml:space="preserve"> </w:t>
+      </w:r>
+      <w:proofErr w:type="spellStart"/>
+      <w:r>
+        <w:rPr>
+          <w:rFonts w:ascii="Times New Roman" w:hAnsi="Times New Roman"/>
+          <w:b/>
+        </w:rPr>
+        <w:t>thực</w:t>
+      </w:r>
+      <w:proofErr w:type="spellEnd"/>
+      <w:r>
+        <w:rPr>
+          <w:rFonts w:ascii="Times New Roman" w:hAnsi="Times New Roman"/>
+          <w:b/>
+        </w:rPr>
+        <w:t xml:space="preserve"> </w:t>
+      </w:r>
+      <w:proofErr w:type="spellStart"/>
+      <w:r>
+        <w:rPr>
+          <w:rFonts w:ascii="Times New Roman" w:hAnsi="Times New Roman"/>
+          <w:b/>
+        </w:rPr>
+        <w:t>hiện</w:t>
+      </w:r>
+      <w:proofErr w:type="spellEnd"/>
+      <w:r>
+        <w:rPr>
+          <w:rFonts w:ascii="Times New Roman" w:hAnsi="Times New Roman"/>
+          <w:b/>
+        </w:rPr>
+        <w:t>:</w:t>
       </w:r>
     </w:p>
     <w:p>
@@ -1028,12 +4474,308 @@
           <w:b/>
         </w:rPr>
       </w:pPr>
-      <w:r>
-        <w:rPr>
-          <w:rFonts w:ascii="Times New Roman" w:hAnsi="Times New Roman"/>
-        </w:rPr>
-        <w:t>Bắt đầu từ ngày 01/01/2020 đến khi kết thúc Hợp đồng lao động hoặc đến khi có quyết định khác từ Ban Điều hành</w:t>
-      </w:r>
+      <w:proofErr w:type="spellStart"/>
+      <w:r>
+        <w:rPr>
+          <w:rFonts w:ascii="Times New Roman" w:hAnsi="Times New Roman"/>
+        </w:rPr>
+        <w:t>Bắt</w:t>
+      </w:r>
+      <w:proofErr w:type="spellEnd"/>
+      <w:r>
+        <w:rPr>
+          <w:rFonts w:ascii="Times New Roman" w:hAnsi="Times New Roman"/>
+        </w:rPr>
+        <w:t xml:space="preserve"> </w:t>
+      </w:r>
+      <w:proofErr w:type="spellStart"/>
+      <w:r>
+        <w:rPr>
+          <w:rFonts w:ascii="Times New Roman" w:hAnsi="Times New Roman"/>
+        </w:rPr>
+        <w:t>đầu</w:t>
+      </w:r>
+      <w:proofErr w:type="spellEnd"/>
+      <w:r>
+        <w:rPr>
+          <w:rFonts w:ascii="Times New Roman" w:hAnsi="Times New Roman"/>
+        </w:rPr>
+        <w:t xml:space="preserve"> </w:t>
+      </w:r>
+      <w:proofErr w:type="spellStart"/>
+      <w:r>
+        <w:rPr>
+          <w:rFonts w:ascii="Times New Roman" w:hAnsi="Times New Roman"/>
+        </w:rPr>
+        <w:t>từ</w:t>
+      </w:r>
+      <w:proofErr w:type="spellEnd"/>
+      <w:r>
+        <w:rPr>
+          <w:rFonts w:ascii="Times New Roman" w:hAnsi="Times New Roman"/>
+        </w:rPr>
+        <w:t xml:space="preserve"> </w:t>
+      </w:r>
+      <w:proofErr w:type="spellStart"/>
+      <w:r>
+        <w:rPr>
+          <w:rFonts w:ascii="Times New Roman" w:hAnsi="Times New Roman"/>
+        </w:rPr>
+        <w:t>ngày</w:t>
+      </w:r>
+      <w:proofErr w:type="spellEnd"/>
+      <w:r>
+        <w:rPr>
+          <w:rFonts w:ascii="Times New Roman" w:hAnsi="Times New Roman"/>
+        </w:rPr>
+        <w:t xml:space="preserve"> 01/01/2020 </w:t>
+      </w:r>
+      <w:proofErr w:type="spellStart"/>
+      <w:r>
+        <w:rPr>
+          <w:rFonts w:ascii="Times New Roman" w:hAnsi="Times New Roman"/>
+        </w:rPr>
+        <w:t>đến</w:t>
+      </w:r>
+      <w:proofErr w:type="spellEnd"/>
+      <w:r>
+        <w:rPr>
+          <w:rFonts w:ascii="Times New Roman" w:hAnsi="Times New Roman"/>
+        </w:rPr>
+        <w:t xml:space="preserve"> </w:t>
+      </w:r>
+      <w:proofErr w:type="spellStart"/>
+      <w:r>
+        <w:rPr>
+          <w:rFonts w:ascii="Times New Roman" w:hAnsi="Times New Roman"/>
+        </w:rPr>
+        <w:t>khi</w:t>
+      </w:r>
+      <w:proofErr w:type="spellEnd"/>
+      <w:r>
+        <w:rPr>
+          <w:rFonts w:ascii="Times New Roman" w:hAnsi="Times New Roman"/>
+        </w:rPr>
+        <w:t xml:space="preserve"> </w:t>
+      </w:r>
+      <w:proofErr w:type="spellStart"/>
+      <w:r>
+        <w:rPr>
+          <w:rFonts w:ascii="Times New Roman" w:hAnsi="Times New Roman"/>
+        </w:rPr>
+        <w:t>kết</w:t>
+      </w:r>
+      <w:proofErr w:type="spellEnd"/>
+      <w:r>
+        <w:rPr>
+          <w:rFonts w:ascii="Times New Roman" w:hAnsi="Times New Roman"/>
+        </w:rPr>
+        <w:t xml:space="preserve"> </w:t>
+      </w:r>
+      <w:proofErr w:type="spellStart"/>
+      <w:r>
+        <w:rPr>
+          <w:rFonts w:ascii="Times New Roman" w:hAnsi="Times New Roman"/>
+        </w:rPr>
+        <w:t>thúc</w:t>
+      </w:r>
+      <w:proofErr w:type="spellEnd"/>
+      <w:r>
+        <w:rPr>
+          <w:rFonts w:ascii="Times New Roman" w:hAnsi="Times New Roman"/>
+        </w:rPr>
+        <w:t xml:space="preserve"> </w:t>
+      </w:r>
+      <w:proofErr w:type="spellStart"/>
+      <w:r>
+        <w:rPr>
+          <w:rFonts w:ascii="Times New Roman" w:hAnsi="Times New Roman"/>
+        </w:rPr>
+        <w:t>Hợp</w:t>
+      </w:r>
+      <w:proofErr w:type="spellEnd"/>
+      <w:r>
+        <w:rPr>
+          <w:rFonts w:ascii="Times New Roman" w:hAnsi="Times New Roman"/>
+        </w:rPr>
+        <w:t xml:space="preserve"> </w:t>
+      </w:r>
+      <w:proofErr w:type="spellStart"/>
+      <w:r>
+        <w:rPr>
+          <w:rFonts w:ascii="Times New Roman" w:hAnsi="Times New Roman"/>
+        </w:rPr>
+        <w:t>đồng</w:t>
+      </w:r>
+      <w:proofErr w:type="spellEnd"/>
+      <w:r>
+        <w:rPr>
+          <w:rFonts w:ascii="Times New Roman" w:hAnsi="Times New Roman"/>
+        </w:rPr>
+        <w:t xml:space="preserve"> </w:t>
+      </w:r>
+      <w:proofErr w:type="spellStart"/>
+      <w:r>
+        <w:rPr>
+          <w:rFonts w:ascii="Times New Roman" w:hAnsi="Times New Roman"/>
+        </w:rPr>
+        <w:t>lao</w:t>
+      </w:r>
+      <w:proofErr w:type="spellEnd"/>
+      <w:r>
+        <w:rPr>
+          <w:rFonts w:ascii="Times New Roman" w:hAnsi="Times New Roman"/>
+        </w:rPr>
+        <w:t xml:space="preserve"> </w:t>
+      </w:r>
+      <w:proofErr w:type="spellStart"/>
+      <w:r>
+        <w:rPr>
+          <w:rFonts w:ascii="Times New Roman" w:hAnsi="Times New Roman"/>
+        </w:rPr>
+        <w:t>động</w:t>
+      </w:r>
+      <w:proofErr w:type="spellEnd"/>
+      <w:r>
+        <w:rPr>
+          <w:rFonts w:ascii="Times New Roman" w:hAnsi="Times New Roman"/>
+        </w:rPr>
+        <w:t xml:space="preserve"> </w:t>
+      </w:r>
+      <w:proofErr w:type="spellStart"/>
+      <w:r>
+        <w:rPr>
+          <w:rFonts w:ascii="Times New Roman" w:hAnsi="Times New Roman"/>
+        </w:rPr>
+        <w:t>hoặc</w:t>
+      </w:r>
+      <w:proofErr w:type="spellEnd"/>
+      <w:r>
+        <w:rPr>
+          <w:rFonts w:ascii="Times New Roman" w:hAnsi="Times New Roman"/>
+        </w:rPr>
+        <w:t xml:space="preserve"> </w:t>
+      </w:r>
+      <w:proofErr w:type="spellStart"/>
+      <w:r>
+        <w:rPr>
+          <w:rFonts w:ascii="Times New Roman" w:hAnsi="Times New Roman"/>
+        </w:rPr>
+        <w:t>đến</w:t>
+      </w:r>
+      <w:proofErr w:type="spellEnd"/>
+      <w:r>
+        <w:rPr>
+          <w:rFonts w:ascii="Times New Roman" w:hAnsi="Times New Roman"/>
+        </w:rPr>
+        <w:t xml:space="preserve"> </w:t>
+      </w:r>
+      <w:proofErr w:type="spellStart"/>
+      <w:r>
+        <w:rPr>
+          <w:rFonts w:ascii="Times New Roman" w:hAnsi="Times New Roman"/>
+        </w:rPr>
+        <w:t>khi</w:t>
+      </w:r>
+      <w:proofErr w:type="spellEnd"/>
+      <w:r>
+        <w:rPr>
+          <w:rFonts w:ascii="Times New Roman" w:hAnsi="Times New Roman"/>
+        </w:rPr>
+        <w:t xml:space="preserve"> </w:t>
+      </w:r>
+      <w:proofErr w:type="spellStart"/>
+      <w:r>
+        <w:rPr>
+          <w:rFonts w:ascii="Times New Roman" w:hAnsi="Times New Roman"/>
+        </w:rPr>
+        <w:t>có</w:t>
+      </w:r>
+      <w:proofErr w:type="spellEnd"/>
+      <w:r>
+        <w:rPr>
+          <w:rFonts w:ascii="Times New Roman" w:hAnsi="Times New Roman"/>
+        </w:rPr>
+        <w:t xml:space="preserve"> </w:t>
+      </w:r>
+      <w:proofErr w:type="spellStart"/>
+      <w:r>
+        <w:rPr>
+          <w:rFonts w:ascii="Times New Roman" w:hAnsi="Times New Roman"/>
+        </w:rPr>
+        <w:t>quyết</w:t>
+      </w:r>
+      <w:proofErr w:type="spellEnd"/>
+      <w:r>
+        <w:rPr>
+          <w:rFonts w:ascii="Times New Roman" w:hAnsi="Times New Roman"/>
+        </w:rPr>
+        <w:t xml:space="preserve"> </w:t>
+      </w:r>
+      <w:proofErr w:type="spellStart"/>
+      <w:r>
+        <w:rPr>
+          <w:rFonts w:ascii="Times New Roman" w:hAnsi="Times New Roman"/>
+        </w:rPr>
+        <w:t>định</w:t>
+      </w:r>
+      <w:proofErr w:type="spellEnd"/>
+      <w:r>
+        <w:rPr>
+          <w:rFonts w:ascii="Times New Roman" w:hAnsi="Times New Roman"/>
+        </w:rPr>
+        <w:t xml:space="preserve"> </w:t>
+      </w:r>
+      <w:proofErr w:type="spellStart"/>
+      <w:r>
+        <w:rPr>
+          <w:rFonts w:ascii="Times New Roman" w:hAnsi="Times New Roman"/>
+        </w:rPr>
+        <w:t>khác</w:t>
+      </w:r>
+      <w:proofErr w:type="spellEnd"/>
+      <w:r>
+        <w:rPr>
+          <w:rFonts w:ascii="Times New Roman" w:hAnsi="Times New Roman"/>
+        </w:rPr>
+        <w:t xml:space="preserve"> </w:t>
+      </w:r>
+      <w:proofErr w:type="spellStart"/>
+      <w:r>
+        <w:rPr>
+          <w:rFonts w:ascii="Times New Roman" w:hAnsi="Times New Roman"/>
+        </w:rPr>
+        <w:t>từ</w:t>
+      </w:r>
+      <w:proofErr w:type="spellEnd"/>
+      <w:r>
+        <w:rPr>
+          <w:rFonts w:ascii="Times New Roman" w:hAnsi="Times New Roman"/>
+        </w:rPr>
+        <w:t xml:space="preserve"> Ban </w:t>
+      </w:r>
+      <w:proofErr w:type="spellStart"/>
+      <w:r>
+        <w:rPr>
+          <w:rFonts w:ascii="Times New Roman" w:hAnsi="Times New Roman"/>
+        </w:rPr>
+        <w:t>Điều</w:t>
+      </w:r>
+      <w:proofErr w:type="spellEnd"/>
+      <w:r>
+        <w:rPr>
+          <w:rFonts w:ascii="Times New Roman" w:hAnsi="Times New Roman"/>
+        </w:rPr>
+        <w:t xml:space="preserve"> </w:t>
+      </w:r>
+      <w:proofErr w:type="spellStart"/>
+      <w:r>
+        <w:rPr>
+          <w:rFonts w:ascii="Times New Roman" w:hAnsi="Times New Roman"/>
+        </w:rPr>
+        <w:t>hành</w:t>
+      </w:r>
+      <w:proofErr w:type="spellEnd"/>
       <w:r>
         <w:rPr>
           <w:rFonts w:ascii="Times New Roman" w:hAnsi="Times New Roman"/>
@@ -1053,19 +4795,537 @@
           <w:rFonts w:ascii="Times New Roman" w:hAnsi="Times New Roman"/>
         </w:rPr>
       </w:pPr>
-      <w:r>
-        <w:rPr>
-          <w:rFonts w:ascii="Times New Roman" w:hAnsi="Times New Roman"/>
-        </w:rPr>
-        <w:t xml:space="preserve">Phụ lục này là bộ phận của Hợp đồng lao động số ##, được làm thành 02 bản có giá trị như nhau, mỗi bên giữ 01 bản và là cơ sở để giải </w:t>
-      </w:r>
-      <w:bookmarkStart w:id="0" w:name="_GoBack"/>
-      <w:bookmarkEnd w:id="0"/>
-      <w:r>
-        <w:rPr>
-          <w:rFonts w:ascii="Times New Roman" w:hAnsi="Times New Roman"/>
-        </w:rPr>
-        <w:t>quyết khi có tranh chấp lao động.</w:t>
+      <w:proofErr w:type="spellStart"/>
+      <w:r>
+        <w:rPr>
+          <w:rFonts w:ascii="Times New Roman" w:hAnsi="Times New Roman"/>
+        </w:rPr>
+        <w:t>Phụ</w:t>
+      </w:r>
+      <w:proofErr w:type="spellEnd"/>
+      <w:r>
+        <w:rPr>
+          <w:rFonts w:ascii="Times New Roman" w:hAnsi="Times New Roman"/>
+        </w:rPr>
+        <w:t xml:space="preserve"> </w:t>
+      </w:r>
+      <w:proofErr w:type="spellStart"/>
+      <w:r>
+        <w:rPr>
+          <w:rFonts w:ascii="Times New Roman" w:hAnsi="Times New Roman"/>
+        </w:rPr>
+        <w:t>lục</w:t>
+      </w:r>
+      <w:proofErr w:type="spellEnd"/>
+      <w:r>
+        <w:rPr>
+          <w:rFonts w:ascii="Times New Roman" w:hAnsi="Times New Roman"/>
+        </w:rPr>
+        <w:t xml:space="preserve"> </w:t>
+      </w:r>
+      <w:proofErr w:type="spellStart"/>
+      <w:r>
+        <w:rPr>
+          <w:rFonts w:ascii="Times New Roman" w:hAnsi="Times New Roman"/>
+        </w:rPr>
+        <w:t>này</w:t>
+      </w:r>
+      <w:proofErr w:type="spellEnd"/>
+      <w:r>
+        <w:rPr>
+          <w:rFonts w:ascii="Times New Roman" w:hAnsi="Times New Roman"/>
+        </w:rPr>
+        <w:t xml:space="preserve"> </w:t>
+      </w:r>
+      <w:proofErr w:type="spellStart"/>
+      <w:r>
+        <w:rPr>
+          <w:rFonts w:ascii="Times New Roman" w:hAnsi="Times New Roman"/>
+        </w:rPr>
+        <w:t>là</w:t>
+      </w:r>
+      <w:proofErr w:type="spellEnd"/>
+      <w:r>
+        <w:rPr>
+          <w:rFonts w:ascii="Times New Roman" w:hAnsi="Times New Roman"/>
+        </w:rPr>
+        <w:t xml:space="preserve"> </w:t>
+      </w:r>
+      <w:proofErr w:type="spellStart"/>
+      <w:r>
+        <w:rPr>
+          <w:rFonts w:ascii="Times New Roman" w:hAnsi="Times New Roman"/>
+        </w:rPr>
+        <w:t>bộ</w:t>
+      </w:r>
+      <w:proofErr w:type="spellEnd"/>
+      <w:r>
+        <w:rPr>
+          <w:rFonts w:ascii="Times New Roman" w:hAnsi="Times New Roman"/>
+        </w:rPr>
+        <w:t xml:space="preserve"> </w:t>
+      </w:r>
+      <w:proofErr w:type="spellStart"/>
+      <w:r>
+        <w:rPr>
+          <w:rFonts w:ascii="Times New Roman" w:hAnsi="Times New Roman"/>
+        </w:rPr>
+        <w:t>phận</w:t>
+      </w:r>
+      <w:proofErr w:type="spellEnd"/>
+      <w:r>
+        <w:rPr>
+          <w:rFonts w:ascii="Times New Roman" w:hAnsi="Times New Roman"/>
+        </w:rPr>
+        <w:t xml:space="preserve"> </w:t>
+      </w:r>
+      <w:proofErr w:type="spellStart"/>
+      <w:r>
+        <w:rPr>
+          <w:rFonts w:ascii="Times New Roman" w:hAnsi="Times New Roman"/>
+        </w:rPr>
+        <w:t>của</w:t>
+      </w:r>
+      <w:proofErr w:type="spellEnd"/>
+      <w:r>
+        <w:rPr>
+          <w:rFonts w:ascii="Times New Roman" w:hAnsi="Times New Roman"/>
+        </w:rPr>
+        <w:t xml:space="preserve"> </w:t>
+      </w:r>
+      <w:proofErr w:type="spellStart"/>
+      <w:r>
+        <w:rPr>
+          <w:rFonts w:ascii="Times New Roman" w:hAnsi="Times New Roman"/>
+        </w:rPr>
+        <w:t>Hợp</w:t>
+      </w:r>
+      <w:proofErr w:type="spellEnd"/>
+      <w:r>
+        <w:rPr>
+          <w:rFonts w:ascii="Times New Roman" w:hAnsi="Times New Roman"/>
+        </w:rPr>
+        <w:t xml:space="preserve"> </w:t>
+      </w:r>
+      <w:proofErr w:type="spellStart"/>
+      <w:r>
+        <w:rPr>
+          <w:rFonts w:ascii="Times New Roman" w:hAnsi="Times New Roman"/>
+        </w:rPr>
+        <w:t>đồng</w:t>
+      </w:r>
+      <w:proofErr w:type="spellEnd"/>
+      <w:r>
+        <w:rPr>
+          <w:rFonts w:ascii="Times New Roman" w:hAnsi="Times New Roman"/>
+        </w:rPr>
+        <w:t xml:space="preserve"> </w:t>
+      </w:r>
+      <w:proofErr w:type="spellStart"/>
+      <w:r>
+        <w:rPr>
+          <w:rFonts w:ascii="Times New Roman" w:hAnsi="Times New Roman"/>
+        </w:rPr>
+        <w:t>lao</w:t>
+      </w:r>
+      <w:proofErr w:type="spellEnd"/>
+      <w:r>
+        <w:rPr>
+          <w:rFonts w:ascii="Times New Roman" w:hAnsi="Times New Roman"/>
+        </w:rPr>
+        <w:t xml:space="preserve"> </w:t>
+      </w:r>
+      <w:proofErr w:type="spellStart"/>
+      <w:r>
+        <w:rPr>
+          <w:rFonts w:ascii="Times New Roman" w:hAnsi="Times New Roman"/>
+        </w:rPr>
+        <w:t>động</w:t>
+      </w:r>
+      <w:proofErr w:type="spellEnd"/>
+      <w:r>
+        <w:rPr>
+          <w:rFonts w:ascii="Times New Roman" w:hAnsi="Times New Roman"/>
+        </w:rPr>
+        <w:t xml:space="preserve"> </w:t>
+      </w:r>
+      <w:proofErr w:type="spellStart"/>
+      <w:r>
+        <w:rPr>
+          <w:rFonts w:ascii="Times New Roman" w:hAnsi="Times New Roman"/>
+        </w:rPr>
+        <w:t>số</w:t>
+      </w:r>
+      <w:proofErr w:type="spellEnd"/>
+      <w:r>
+        <w:rPr>
+          <w:rFonts w:ascii="Times New Roman" w:hAnsi="Times New Roman"/>
+        </w:rPr>
+        <w:t xml:space="preserve"> ##, </w:t>
+      </w:r>
+      <w:proofErr w:type="spellStart"/>
+      <w:r>
+        <w:rPr>
+          <w:rFonts w:ascii="Times New Roman" w:hAnsi="Times New Roman"/>
+        </w:rPr>
+        <w:t>được</w:t>
+      </w:r>
+      <w:proofErr w:type="spellEnd"/>
+      <w:r>
+        <w:rPr>
+          <w:rFonts w:ascii="Times New Roman" w:hAnsi="Times New Roman"/>
+        </w:rPr>
+        <w:t xml:space="preserve"> </w:t>
+      </w:r>
+      <w:proofErr w:type="spellStart"/>
+      <w:r>
+        <w:rPr>
+          <w:rFonts w:ascii="Times New Roman" w:hAnsi="Times New Roman"/>
+        </w:rPr>
+        <w:t>làm</w:t>
+      </w:r>
+      <w:proofErr w:type="spellEnd"/>
+      <w:r>
+        <w:rPr>
+          <w:rFonts w:ascii="Times New Roman" w:hAnsi="Times New Roman"/>
+        </w:rPr>
+        <w:t xml:space="preserve"> </w:t>
+      </w:r>
+      <w:proofErr w:type="spellStart"/>
+      <w:r>
+        <w:rPr>
+          <w:rFonts w:ascii="Times New Roman" w:hAnsi="Times New Roman"/>
+        </w:rPr>
+        <w:t>thành</w:t>
+      </w:r>
+      <w:proofErr w:type="spellEnd"/>
+      <w:r>
+        <w:rPr>
+          <w:rFonts w:ascii="Times New Roman" w:hAnsi="Times New Roman"/>
+        </w:rPr>
+        <w:t xml:space="preserve"> 02 </w:t>
+      </w:r>
+      <w:proofErr w:type="spellStart"/>
+      <w:r>
+        <w:rPr>
+          <w:rFonts w:ascii="Times New Roman" w:hAnsi="Times New Roman"/>
+        </w:rPr>
+        <w:t>bản</w:t>
+      </w:r>
+      <w:proofErr w:type="spellEnd"/>
+      <w:r>
+        <w:rPr>
+          <w:rFonts w:ascii="Times New Roman" w:hAnsi="Times New Roman"/>
+        </w:rPr>
+        <w:t xml:space="preserve"> </w:t>
+      </w:r>
+      <w:proofErr w:type="spellStart"/>
+      <w:r>
+        <w:rPr>
+          <w:rFonts w:ascii="Times New Roman" w:hAnsi="Times New Roman"/>
+        </w:rPr>
+        <w:t>có</w:t>
+      </w:r>
+      <w:proofErr w:type="spellEnd"/>
+      <w:r>
+        <w:rPr>
+          <w:rFonts w:ascii="Times New Roman" w:hAnsi="Times New Roman"/>
+        </w:rPr>
+        <w:t xml:space="preserve"> </w:t>
+      </w:r>
+      <w:proofErr w:type="spellStart"/>
+      <w:r>
+        <w:rPr>
+          <w:rFonts w:ascii="Times New Roman" w:hAnsi="Times New Roman"/>
+        </w:rPr>
+        <w:t>giá</w:t>
+      </w:r>
+      <w:proofErr w:type="spellEnd"/>
+      <w:r>
+        <w:rPr>
+          <w:rFonts w:ascii="Times New Roman" w:hAnsi="Times New Roman"/>
+        </w:rPr>
+        <w:t xml:space="preserve"> </w:t>
+      </w:r>
+      <w:proofErr w:type="spellStart"/>
+      <w:r>
+        <w:rPr>
+          <w:rFonts w:ascii="Times New Roman" w:hAnsi="Times New Roman"/>
+        </w:rPr>
+        <w:t>trị</w:t>
+      </w:r>
+      <w:proofErr w:type="spellEnd"/>
+      <w:r>
+        <w:rPr>
+          <w:rFonts w:ascii="Times New Roman" w:hAnsi="Times New Roman"/>
+        </w:rPr>
+        <w:t xml:space="preserve"> </w:t>
+      </w:r>
+      <w:proofErr w:type="spellStart"/>
+      <w:r>
+        <w:rPr>
+          <w:rFonts w:ascii="Times New Roman" w:hAnsi="Times New Roman"/>
+        </w:rPr>
+        <w:t>như</w:t>
+      </w:r>
+      <w:proofErr w:type="spellEnd"/>
+      <w:r>
+        <w:rPr>
+          <w:rFonts w:ascii="Times New Roman" w:hAnsi="Times New Roman"/>
+        </w:rPr>
+        <w:t xml:space="preserve"> </w:t>
+      </w:r>
+      <w:proofErr w:type="spellStart"/>
+      <w:r>
+        <w:rPr>
+          <w:rFonts w:ascii="Times New Roman" w:hAnsi="Times New Roman"/>
+        </w:rPr>
+        <w:t>nhau</w:t>
+      </w:r>
+      <w:proofErr w:type="spellEnd"/>
+      <w:r>
+        <w:rPr>
+          <w:rFonts w:ascii="Times New Roman" w:hAnsi="Times New Roman"/>
+        </w:rPr>
+        <w:t xml:space="preserve">, </w:t>
+      </w:r>
+      <w:proofErr w:type="spellStart"/>
+      <w:r>
+        <w:rPr>
+          <w:rFonts w:ascii="Times New Roman" w:hAnsi="Times New Roman"/>
+        </w:rPr>
+        <w:t>mỗi</w:t>
+      </w:r>
+      <w:proofErr w:type="spellEnd"/>
+      <w:r>
+        <w:rPr>
+          <w:rFonts w:ascii="Times New Roman" w:hAnsi="Times New Roman"/>
+        </w:rPr>
+        <w:t xml:space="preserve"> </w:t>
+      </w:r>
+      <w:proofErr w:type="spellStart"/>
+      <w:r>
+        <w:rPr>
+          <w:rFonts w:ascii="Times New Roman" w:hAnsi="Times New Roman"/>
+        </w:rPr>
+        <w:t>bên</w:t>
+      </w:r>
+      <w:proofErr w:type="spellEnd"/>
+      <w:r>
+        <w:rPr>
+          <w:rFonts w:ascii="Times New Roman" w:hAnsi="Times New Roman"/>
+        </w:rPr>
+        <w:t xml:space="preserve"> </w:t>
+      </w:r>
+      <w:proofErr w:type="spellStart"/>
+      <w:r>
+        <w:rPr>
+          <w:rFonts w:ascii="Times New Roman" w:hAnsi="Times New Roman"/>
+        </w:rPr>
+        <w:t>giữ</w:t>
+      </w:r>
+      <w:proofErr w:type="spellEnd"/>
+      <w:r>
+        <w:rPr>
+          <w:rFonts w:ascii="Times New Roman" w:hAnsi="Times New Roman"/>
+        </w:rPr>
+        <w:t xml:space="preserve"> 01 </w:t>
+      </w:r>
+      <w:proofErr w:type="spellStart"/>
+      <w:r>
+        <w:rPr>
+          <w:rFonts w:ascii="Times New Roman" w:hAnsi="Times New Roman"/>
+        </w:rPr>
+        <w:t>bản</w:t>
+      </w:r>
+      <w:proofErr w:type="spellEnd"/>
+      <w:r>
+        <w:rPr>
+          <w:rFonts w:ascii="Times New Roman" w:hAnsi="Times New Roman"/>
+        </w:rPr>
+        <w:t xml:space="preserve"> </w:t>
+      </w:r>
+      <w:proofErr w:type="spellStart"/>
+      <w:r>
+        <w:rPr>
+          <w:rFonts w:ascii="Times New Roman" w:hAnsi="Times New Roman"/>
+        </w:rPr>
+        <w:t>và</w:t>
+      </w:r>
+      <w:proofErr w:type="spellEnd"/>
+      <w:r>
+        <w:rPr>
+          <w:rFonts w:ascii="Times New Roman" w:hAnsi="Times New Roman"/>
+        </w:rPr>
+        <w:t xml:space="preserve"> </w:t>
+      </w:r>
+      <w:proofErr w:type="spellStart"/>
+      <w:r>
+        <w:rPr>
+          <w:rFonts w:ascii="Times New Roman" w:hAnsi="Times New Roman"/>
+        </w:rPr>
+        <w:t>là</w:t>
+      </w:r>
+      <w:proofErr w:type="spellEnd"/>
+      <w:r>
+        <w:rPr>
+          <w:rFonts w:ascii="Times New Roman" w:hAnsi="Times New Roman"/>
+        </w:rPr>
+        <w:t xml:space="preserve"> </w:t>
+      </w:r>
+      <w:proofErr w:type="spellStart"/>
+      <w:r>
+        <w:rPr>
+          <w:rFonts w:ascii="Times New Roman" w:hAnsi="Times New Roman"/>
+        </w:rPr>
+        <w:t>cơ</w:t>
+      </w:r>
+      <w:proofErr w:type="spellEnd"/>
+      <w:r>
+        <w:rPr>
+          <w:rFonts w:ascii="Times New Roman" w:hAnsi="Times New Roman"/>
+        </w:rPr>
+        <w:t xml:space="preserve"> </w:t>
+      </w:r>
+      <w:proofErr w:type="spellStart"/>
+      <w:r>
+        <w:rPr>
+          <w:rFonts w:ascii="Times New Roman" w:hAnsi="Times New Roman"/>
+        </w:rPr>
+        <w:t>sở</w:t>
+      </w:r>
+      <w:proofErr w:type="spellEnd"/>
+      <w:r>
+        <w:rPr>
+          <w:rFonts w:ascii="Times New Roman" w:hAnsi="Times New Roman"/>
+        </w:rPr>
+        <w:t xml:space="preserve"> </w:t>
+      </w:r>
+      <w:proofErr w:type="spellStart"/>
+      <w:r>
+        <w:rPr>
+          <w:rFonts w:ascii="Times New Roman" w:hAnsi="Times New Roman"/>
+        </w:rPr>
+        <w:t>để</w:t>
+      </w:r>
+      <w:proofErr w:type="spellEnd"/>
+      <w:r>
+        <w:rPr>
+          <w:rFonts w:ascii="Times New Roman" w:hAnsi="Times New Roman"/>
+        </w:rPr>
+        <w:t xml:space="preserve"> </w:t>
+      </w:r>
+      <w:proofErr w:type="spellStart"/>
+      <w:r>
+        <w:rPr>
+          <w:rFonts w:ascii="Times New Roman" w:hAnsi="Times New Roman"/>
+        </w:rPr>
+        <w:t>giải</w:t>
+      </w:r>
+      <w:proofErr w:type="spellEnd"/>
+      <w:r>
+        <w:rPr>
+          <w:rFonts w:ascii="Times New Roman" w:hAnsi="Times New Roman"/>
+        </w:rPr>
+        <w:t xml:space="preserve"> </w:t>
+      </w:r>
+      <w:proofErr w:type="spellStart"/>
+      <w:r>
+        <w:rPr>
+          <w:rFonts w:ascii="Times New Roman" w:hAnsi="Times New Roman"/>
+        </w:rPr>
+        <w:t>quyết</w:t>
+      </w:r>
+      <w:proofErr w:type="spellEnd"/>
+      <w:r>
+        <w:rPr>
+          <w:rFonts w:ascii="Times New Roman" w:hAnsi="Times New Roman"/>
+        </w:rPr>
+        <w:t xml:space="preserve"> </w:t>
+      </w:r>
+      <w:proofErr w:type="spellStart"/>
+      <w:r>
+        <w:rPr>
+          <w:rFonts w:ascii="Times New Roman" w:hAnsi="Times New Roman"/>
+        </w:rPr>
+        <w:t>khi</w:t>
+      </w:r>
+      <w:proofErr w:type="spellEnd"/>
+      <w:r>
+        <w:rPr>
+          <w:rFonts w:ascii="Times New Roman" w:hAnsi="Times New Roman"/>
+        </w:rPr>
+        <w:t xml:space="preserve"> </w:t>
+      </w:r>
+      <w:proofErr w:type="spellStart"/>
+      <w:r>
+        <w:rPr>
+          <w:rFonts w:ascii="Times New Roman" w:hAnsi="Times New Roman"/>
+        </w:rPr>
+        <w:t>có</w:t>
+      </w:r>
+      <w:proofErr w:type="spellEnd"/>
+      <w:r>
+        <w:rPr>
+          <w:rFonts w:ascii="Times New Roman" w:hAnsi="Times New Roman"/>
+        </w:rPr>
+        <w:t xml:space="preserve"> </w:t>
+      </w:r>
+      <w:proofErr w:type="spellStart"/>
+      <w:r>
+        <w:rPr>
+          <w:rFonts w:ascii="Times New Roman" w:hAnsi="Times New Roman"/>
+        </w:rPr>
+        <w:t>tranh</w:t>
+      </w:r>
+      <w:proofErr w:type="spellEnd"/>
+      <w:r>
+        <w:rPr>
+          <w:rFonts w:ascii="Times New Roman" w:hAnsi="Times New Roman"/>
+        </w:rPr>
+        <w:t xml:space="preserve"> </w:t>
+      </w:r>
+      <w:proofErr w:type="spellStart"/>
+      <w:r>
+        <w:rPr>
+          <w:rFonts w:ascii="Times New Roman" w:hAnsi="Times New Roman"/>
+        </w:rPr>
+        <w:t>chấp</w:t>
+      </w:r>
+      <w:proofErr w:type="spellEnd"/>
+      <w:r>
+        <w:rPr>
+          <w:rFonts w:ascii="Times New Roman" w:hAnsi="Times New Roman"/>
+        </w:rPr>
+        <w:t xml:space="preserve"> </w:t>
+      </w:r>
+      <w:proofErr w:type="spellStart"/>
+      <w:r>
+        <w:rPr>
+          <w:rFonts w:ascii="Times New Roman" w:hAnsi="Times New Roman"/>
+        </w:rPr>
+        <w:t>lao</w:t>
+      </w:r>
+      <w:proofErr w:type="spellEnd"/>
+      <w:r>
+        <w:rPr>
+          <w:rFonts w:ascii="Times New Roman" w:hAnsi="Times New Roman"/>
+        </w:rPr>
+        <w:t xml:space="preserve"> </w:t>
+      </w:r>
+      <w:proofErr w:type="spellStart"/>
+      <w:r>
+        <w:rPr>
+          <w:rFonts w:ascii="Times New Roman" w:hAnsi="Times New Roman"/>
+        </w:rPr>
+        <w:t>động</w:t>
+      </w:r>
+      <w:proofErr w:type="spellEnd"/>
+      <w:r>
+        <w:rPr>
+          <w:rFonts w:ascii="Times New Roman" w:hAnsi="Times New Roman"/>
+        </w:rPr>
+        <w:t>.</w:t>
       </w:r>
     </w:p>
     <w:p>
@@ -1132,23 +5392,25 @@
           <w:b/>
           <w:i/>
         </w:rPr>
-        <w:t>Tp. Hồ Chí</w:t>
-      </w:r>
+        <w:t xml:space="preserve">Tp. </w:t>
+      </w:r>
+      <w:proofErr w:type="spellStart"/>
       <w:r>
         <w:rPr>
           <w:rFonts w:ascii="Times New Roman" w:hAnsi="Times New Roman"/>
           <w:b/>
           <w:i/>
         </w:rPr>
-        <w:t xml:space="preserve"> Minh, ng</w:t>
-      </w:r>
+        <w:t>Hồ</w:t>
+      </w:r>
+      <w:proofErr w:type="spellEnd"/>
       <w:r>
         <w:rPr>
           <w:rFonts w:ascii="Times New Roman" w:hAnsi="Times New Roman"/>
           <w:b/>
           <w:i/>
         </w:rPr>
-        <w:t>ày 01</w:t>
+        <w:t xml:space="preserve"> Chí</w:t>
       </w:r>
       <w:r>
         <w:rPr>
@@ -1156,14 +5418,66 @@
           <w:b/>
           <w:i/>
         </w:rPr>
-        <w:t xml:space="preserve"> tháng </w:t>
-      </w:r>
+        <w:t xml:space="preserve"> Minh, </w:t>
+      </w:r>
+      <w:proofErr w:type="spellStart"/>
       <w:r>
         <w:rPr>
           <w:rFonts w:ascii="Times New Roman" w:hAnsi="Times New Roman"/>
           <w:b/>
           <w:i/>
         </w:rPr>
+        <w:t>ng</w:t>
+      </w:r>
+      <w:r>
+        <w:rPr>
+          <w:rFonts w:ascii="Times New Roman" w:hAnsi="Times New Roman"/>
+          <w:b/>
+          <w:i/>
+        </w:rPr>
+        <w:t>ày</w:t>
+      </w:r>
+      <w:proofErr w:type="spellEnd"/>
+      <w:r>
+        <w:rPr>
+          <w:rFonts w:ascii="Times New Roman" w:hAnsi="Times New Roman"/>
+          <w:b/>
+          <w:i/>
+        </w:rPr>
+        <w:t xml:space="preserve"> 01</w:t>
+      </w:r>
+      <w:r>
+        <w:rPr>
+          <w:rFonts w:ascii="Times New Roman" w:hAnsi="Times New Roman"/>
+          <w:b/>
+          <w:i/>
+        </w:rPr>
+        <w:t xml:space="preserve"> </w:t>
+      </w:r>
+      <w:proofErr w:type="spellStart"/>
+      <w:r>
+        <w:rPr>
+          <w:rFonts w:ascii="Times New Roman" w:hAnsi="Times New Roman"/>
+          <w:b/>
+          <w:i/>
+        </w:rPr>
+        <w:t>tháng</w:t>
+      </w:r>
+      <w:proofErr w:type="spellEnd"/>
+      <w:r>
+        <w:rPr>
+          <w:rFonts w:ascii="Times New Roman" w:hAnsi="Times New Roman"/>
+          <w:b/>
+          <w:i/>
+        </w:rPr>
+        <w:t xml:space="preserve"> </w:t>
+      </w:r>
+      <w:r>
+        <w:rPr>
+          <w:rFonts w:ascii="Times New Roman" w:hAnsi="Times New Roman"/>
+          <w:b/>
+          <w:i/>
+        </w:rPr>
         <w:t>01</w:t>
       </w:r>
       <w:r>
@@ -1172,7 +5486,25 @@
           <w:b/>
           <w:i/>
         </w:rPr>
-        <w:t xml:space="preserve"> năm 2020</w:t>
+        <w:t xml:space="preserve"> </w:t>
+      </w:r>
+      <w:proofErr w:type="spellStart"/>
+      <w:r>
+        <w:rPr>
+          <w:rFonts w:ascii="Times New Roman" w:hAnsi="Times New Roman"/>
+          <w:b/>
+          <w:i/>
+        </w:rPr>
+        <w:t>năm</w:t>
+      </w:r>
+      <w:proofErr w:type="spellEnd"/>
+      <w:r>
+        <w:rPr>
+          <w:rFonts w:ascii="Times New Roman" w:hAnsi="Times New Roman"/>
+          <w:b/>
+          <w:i/>
+        </w:rPr>
+        <w:t xml:space="preserve"> 2020</w:t>
       </w:r>
       <w:r>
         <w:rPr>
@@ -1246,7 +5578,103 @@
           <w:i/>
         </w:rPr>
         <w:tab/>
-        <w:t xml:space="preserve">(Ký và ghi rõ họ tên)                                                              </w:t>
+        <w:t>(</w:t>
+      </w:r>
+      <w:proofErr w:type="spellStart"/>
+      <w:r>
+        <w:rPr>
+          <w:rFonts w:ascii="Times New Roman" w:hAnsi="Times New Roman"/>
+          <w:i/>
+        </w:rPr>
+        <w:t>Ký</w:t>
+      </w:r>
+      <w:proofErr w:type="spellEnd"/>
+      <w:r>
+        <w:rPr>
+          <w:rFonts w:ascii="Times New Roman" w:hAnsi="Times New Roman"/>
+          <w:i/>
+        </w:rPr>
+        <w:t xml:space="preserve"> </w:t>
+      </w:r>
+      <w:proofErr w:type="spellStart"/>
+      <w:r>
+        <w:rPr>
+          <w:rFonts w:ascii="Times New Roman" w:hAnsi="Times New Roman"/>
+          <w:i/>
+        </w:rPr>
+        <w:t>và</w:t>
+      </w:r>
+      <w:proofErr w:type="spellEnd"/>
+      <w:r>
+        <w:rPr>
+          <w:rFonts w:ascii="Times New Roman" w:hAnsi="Times New Roman"/>
+          <w:i/>
+        </w:rPr>
+        <w:t xml:space="preserve"> </w:t>
+      </w:r>
+      <w:proofErr w:type="spellStart"/>
+      <w:r>
+        <w:rPr>
+          <w:rFonts w:ascii="Times New Roman" w:hAnsi="Times New Roman"/>
+          <w:i/>
+        </w:rPr>
+        <w:t>ghi</w:t>
+      </w:r>
+      <w:proofErr w:type="spellEnd"/>
+      <w:r>
+        <w:rPr>
+          <w:rFonts w:ascii="Times New Roman" w:hAnsi="Times New Roman"/>
+          <w:i/>
+        </w:rPr>
+        <w:t xml:space="preserve"> </w:t>
+      </w:r>
+      <w:proofErr w:type="spellStart"/>
+      <w:r>
+        <w:rPr>
+          <w:rFonts w:ascii="Times New Roman" w:hAnsi="Times New Roman"/>
+          <w:i/>
+        </w:rPr>
+        <w:t>rõ</w:t>
+      </w:r>
+      <w:proofErr w:type="spellEnd"/>
+      <w:r>
+        <w:rPr>
+          <w:rFonts w:ascii="Times New Roman" w:hAnsi="Times New Roman"/>
+          <w:i/>
+        </w:rPr>
+        <w:t xml:space="preserve"> </w:t>
+      </w:r>
+      <w:proofErr w:type="spellStart"/>
+      <w:r>
+        <w:rPr>
+          <w:rFonts w:ascii="Times New Roman" w:hAnsi="Times New Roman"/>
+          <w:i/>
+        </w:rPr>
+        <w:t>họ</w:t>
+      </w:r>
+      <w:proofErr w:type="spellEnd"/>
+      <w:r>
+        <w:rPr>
+          <w:rFonts w:ascii="Times New Roman" w:hAnsi="Times New Roman"/>
+          <w:i/>
+        </w:rPr>
+        <w:t xml:space="preserve"> </w:t>
+      </w:r>
+      <w:proofErr w:type="spellStart"/>
+      <w:r>
+        <w:rPr>
+          <w:rFonts w:ascii="Times New Roman" w:hAnsi="Times New Roman"/>
+          <w:i/>
+        </w:rPr>
+        <w:t>tên</w:t>
+      </w:r>
+      <w:proofErr w:type="spellEnd"/>
+      <w:r>
+        <w:rPr>
+          <w:rFonts w:ascii="Times New Roman" w:hAnsi="Times New Roman"/>
+          <w:i/>
+        </w:rPr>
+        <w:t xml:space="preserve">)                                                              </w:t>
       </w:r>
     </w:p>
     <w:p>
@@ -1364,7 +5792,7 @@
 </file>
 
 <file path=word/endnotes.xml><?xml version="1.0" encoding="utf-8"?>
-<w:endnotes xmlns:wpc="http://schemas.microsoft.com/office/word/2010/wordprocessingCanvas" xmlns:mc="http://schemas.openxmlformats.org/markup-compatibility/2006" xmlns:o="urn:schemas-microsoft-com:office:office" xmlns:r="http://schemas.openxmlformats.org/officeDocument/2006/relationships" xmlns:m="http://schemas.openxmlformats.org/officeDocument/2006/math" xmlns:v="urn:schemas-microsoft-com:vml" xmlns:wp14="http://schemas.microsoft.com/office/word/2010/wordprocessingDrawing" xmlns:wp="http://schemas.openxmlformats.org/drawingml/2006/wordprocessingDrawing" xmlns:w10="urn:schemas-microsoft-com:office:word" xmlns:w="http://schemas.openxmlformats.org/wordprocessingml/2006/main" xmlns:w14="http://schemas.microsoft.com/office/word/2010/wordml" xmlns:w15="http://schemas.microsoft.com/office/word/2012/wordml" xmlns:wpg="http://schemas.microsoft.com/office/word/2010/wordprocessingGroup" xmlns:wpi="http://schemas.microsoft.com/office/word/2010/wordprocessingInk" xmlns:wne="http://schemas.microsoft.com/office/word/2006/wordml" xmlns:wps="http://schemas.microsoft.com/office/word/2010/wordprocessingShape" mc:Ignorable="w14 w15 wp14">
+<w:endnotes xmlns:wpc="http://schemas.microsoft.com/office/word/2010/wordprocessingCanvas" xmlns:cx="http://schemas.microsoft.com/office/drawing/2014/chartex" xmlns:cx1="http://schemas.microsoft.com/office/drawing/2015/9/8/chartex" xmlns:cx2="http://schemas.microsoft.com/office/drawing/2015/10/21/chartex" xmlns:cx3="http://schemas.microsoft.com/office/drawing/2016/5/9/chartex" xmlns:cx4="http://schemas.microsoft.com/office/drawing/2016/5/10/chartex" xmlns:cx5="http://schemas.microsoft.com/office/drawing/2016/5/11/chartex" xmlns:cx6="http://schemas.microsoft.com/office/drawing/2016/5/12/chartex" xmlns:cx7="http://schemas.microsoft.com/office/drawing/2016/5/13/chartex" xmlns:cx8="http://schemas.microsoft.com/office/drawing/2016/5/14/chartex" xmlns:mc="http://schemas.openxmlformats.org/markup-compatibility/2006" xmlns:aink="http://schemas.microsoft.com/office/drawing/2016/ink" xmlns:am3d="http://schemas.microsoft.com/office/drawing/2017/model3d" xmlns:o="urn:schemas-microsoft-com:office:office" xmlns:oel="http://schemas.microsoft.com/office/2019/extlst" xmlns:r="http://schemas.openxmlformats.org/officeDocument/2006/relationships" xmlns:m="http://schemas.openxmlformats.org/officeDocument/2006/math" xmlns:v="urn:schemas-microsoft-com:vml" xmlns:wp14="http://schemas.microsoft.com/office/word/2010/wordprocessingDrawing" xmlns:wp="http://schemas.openxmlformats.org/drawingml/2006/wordprocessingDrawing" xmlns:w10="urn:schemas-microsoft-com:office:word" xmlns:w="http://schemas.openxmlformats.org/wordprocessingml/2006/main" xmlns:w14="http://schemas.microsoft.com/office/word/2010/wordml" xmlns:w15="http://schemas.microsoft.com/office/word/2012/wordml" xmlns:w16cex="http://schemas.microsoft.com/office/word/2018/wordml/cex" xmlns:w16cid="http://schemas.microsoft.com/office/word/2016/wordml/cid" xmlns:w16="http://schemas.microsoft.com/office/word/2018/wordml" xmlns:w16du="http://schemas.microsoft.com/office/word/2023/wordml/word16du" xmlns:w16sdtdh="http://schemas.microsoft.com/office/word/2020/wordml/sdtdatahash" xmlns:w16sdtfl="http://schemas.microsoft.com/office/word/2024/wordml/sdtformatlock" xmlns:w16se="http://schemas.microsoft.com/office/word/2015/wordml/symex" xmlns:wpg="http://schemas.microsoft.com/office/word/2010/wordprocessingGroup" xmlns:wpi="http://schemas.microsoft.com/office/word/2010/wordprocessingInk" xmlns:wne="http://schemas.microsoft.com/office/word/2006/wordml" xmlns:wps="http://schemas.microsoft.com/office/word/2010/wordprocessingShape" mc:Ignorable="w14 w15 w16se w16cid w16 w16cex w16sdtdh w16sdtfl w16du wp14">
   <w:endnote w:type="separator" w:id="-1">
     <w:p>
       <w:pPr>
@@ -1389,7 +5817,7 @@
 </file>
 
 <file path=word/footer1.xml><?xml version="1.0" encoding="utf-8"?>
-<w:ftr xmlns:wpc="http://schemas.microsoft.com/office/word/2010/wordprocessingCanvas" xmlns:mc="http://schemas.openxmlformats.org/markup-compatibility/2006" xmlns:o="urn:schemas-microsoft-com:office:office" xmlns:r="http://schemas.openxmlformats.org/officeDocument/2006/relationships" xmlns:m="http://schemas.openxmlformats.org/officeDocument/2006/math" xmlns:v="urn:schemas-microsoft-com:vml" xmlns:wp14="http://schemas.microsoft.com/office/word/2010/wordprocessingDrawing" xmlns:wp="http://schemas.openxmlformats.org/drawingml/2006/wordprocessingDrawing" xmlns:w10="urn:schemas-microsoft-com:office:word" xmlns:w="http://schemas.openxmlformats.org/wordprocessingml/2006/main" xmlns:w14="http://schemas.microsoft.com/office/word/2010/wordml" xmlns:w15="http://schemas.microsoft.com/office/word/2012/wordml" xmlns:wpg="http://schemas.microsoft.com/office/word/2010/wordprocessingGroup" xmlns:wpi="http://schemas.microsoft.com/office/word/2010/wordprocessingInk" xmlns:wne="http://schemas.microsoft.com/office/word/2006/wordml" xmlns:wps="http://schemas.microsoft.com/office/word/2010/wordprocessingShape" mc:Ignorable="w14 w15 wp14">
+<w:ftr xmlns:wpc="http://schemas.microsoft.com/office/word/2010/wordprocessingCanvas" xmlns:cx="http://schemas.microsoft.com/office/drawing/2014/chartex" xmlns:cx1="http://schemas.microsoft.com/office/drawing/2015/9/8/chartex" xmlns:cx2="http://schemas.microsoft.com/office/drawing/2015/10/21/chartex" xmlns:cx3="http://schemas.microsoft.com/office/drawing/2016/5/9/chartex" xmlns:cx4="http://schemas.microsoft.com/office/drawing/2016/5/10/chartex" xmlns:cx5="http://schemas.microsoft.com/office/drawing/2016/5/11/chartex" xmlns:cx6="http://schemas.microsoft.com/office/drawing/2016/5/12/chartex" xmlns:cx7="http://schemas.microsoft.com/office/drawing/2016/5/13/chartex" xmlns:cx8="http://schemas.microsoft.com/office/drawing/2016/5/14/chartex" xmlns:mc="http://schemas.openxmlformats.org/markup-compatibility/2006" xmlns:aink="http://schemas.microsoft.com/office/drawing/2016/ink" xmlns:am3d="http://schemas.microsoft.com/office/drawing/2017/model3d" xmlns:o="urn:schemas-microsoft-com:office:office" xmlns:oel="http://schemas.microsoft.com/office/2019/extlst" xmlns:r="http://schemas.openxmlformats.org/officeDocument/2006/relationships" xmlns:m="http://schemas.openxmlformats.org/officeDocument/2006/math" xmlns:v="urn:schemas-microsoft-com:vml" xmlns:wp14="http://schemas.microsoft.com/office/word/2010/wordprocessingDrawing" xmlns:wp="http://schemas.openxmlformats.org/drawingml/2006/wordprocessingDrawing" xmlns:w10="urn:schemas-microsoft-com:office:word" xmlns:w="http://schemas.openxmlformats.org/wordprocessingml/2006/main" xmlns:w14="http://schemas.microsoft.com/office/word/2010/wordml" xmlns:w15="http://schemas.microsoft.com/office/word/2012/wordml" xmlns:w16cex="http://schemas.microsoft.com/office/word/2018/wordml/cex" xmlns:w16cid="http://schemas.microsoft.com/office/word/2016/wordml/cid" xmlns:w16="http://schemas.microsoft.com/office/word/2018/wordml" xmlns:w16du="http://schemas.microsoft.com/office/word/2023/wordml/word16du" xmlns:w16sdtdh="http://schemas.microsoft.com/office/word/2020/wordml/sdtdatahash" xmlns:w16sdtfl="http://schemas.microsoft.com/office/word/2024/wordml/sdtformatlock" xmlns:w16se="http://schemas.microsoft.com/office/word/2015/wordml/symex" xmlns:wpg="http://schemas.microsoft.com/office/word/2010/wordprocessingGroup" xmlns:wpi="http://schemas.microsoft.com/office/word/2010/wordprocessingInk" xmlns:wne="http://schemas.microsoft.com/office/word/2006/wordml" xmlns:wps="http://schemas.microsoft.com/office/word/2010/wordprocessingShape" mc:Ignorable="w14 w15 w16se w16cid w16 w16cex w16sdtdh w16sdtfl w16du wp14">
   <w:p>
     <w:pPr>
       <w:pStyle w:val="Footer"/>
@@ -1400,7 +5828,7 @@
 </file>
 
 <file path=word/footnotes.xml><?xml version="1.0" encoding="utf-8"?>
-<w:footnotes xmlns:wpc="http://schemas.microsoft.com/office/word/2010/wordprocessingCanvas" xmlns:mc="http://schemas.openxmlformats.org/markup-compatibility/2006" xmlns:o="urn:schemas-microsoft-com:office:office" xmlns:r="http://schemas.openxmlformats.org/officeDocument/2006/relationships" xmlns:m="http://schemas.openxmlformats.org/officeDocument/2006/math" xmlns:v="urn:schemas-microsoft-com:vml" xmlns:wp14="http://schemas.microsoft.com/office/word/2010/wordprocessingDrawing" xmlns:wp="http://schemas.openxmlformats.org/drawingml/2006/wordprocessingDrawing" xmlns:w10="urn:schemas-microsoft-com:office:word" xmlns:w="http://schemas.openxmlformats.org/wordprocessingml/2006/main" xmlns:w14="http://schemas.microsoft.com/office/word/2010/wordml" xmlns:w15="http://schemas.microsoft.com/office/word/2012/wordml" xmlns:wpg="http://schemas.microsoft.com/office/word/2010/wordprocessingGroup" xmlns:wpi="http://schemas.microsoft.com/office/word/2010/wordprocessingInk" xmlns:wne="http://schemas.microsoft.com/office/word/2006/wordml" xmlns:wps="http://schemas.microsoft.com/office/word/2010/wordprocessingShape" mc:Ignorable="w14 w15 wp14">
+<w:footnotes xmlns:wpc="http://schemas.microsoft.com/office/word/2010/wordprocessingCanvas" xmlns:cx="http://schemas.microsoft.com/office/drawing/2014/chartex" xmlns:cx1="http://schemas.microsoft.com/office/drawing/2015/9/8/chartex" xmlns:cx2="http://schemas.microsoft.com/office/drawing/2015/10/21/chartex" xmlns:cx3="http://schemas.microsoft.com/office/drawing/2016/5/9/chartex" xmlns:cx4="http://schemas.microsoft.com/office/drawing/2016/5/10/chartex" xmlns:cx5="http://schemas.microsoft.com/office/drawing/2016/5/11/chartex" xmlns:cx6="http://schemas.microsoft.com/office/drawing/2016/5/12/chartex" xmlns:cx7="http://schemas.microsoft.com/office/drawing/2016/5/13/chartex" xmlns:cx8="http://schemas.microsoft.com/office/drawing/2016/5/14/chartex" xmlns:mc="http://schemas.openxmlformats.org/markup-compatibility/2006" xmlns:aink="http://schemas.microsoft.com/office/drawing/2016/ink" xmlns:am3d="http://schemas.microsoft.com/office/drawing/2017/model3d" xmlns:o="urn:schemas-microsoft-com:office:office" xmlns:oel="http://schemas.microsoft.com/office/2019/extlst" xmlns:r="http://schemas.openxmlformats.org/officeDocument/2006/relationships" xmlns:m="http://schemas.openxmlformats.org/officeDocument/2006/math" xmlns:v="urn:schemas-microsoft-com:vml" xmlns:wp14="http://schemas.microsoft.com/office/word/2010/wordprocessingDrawing" xmlns:wp="http://schemas.openxmlformats.org/drawingml/2006/wordprocessingDrawing" xmlns:w10="urn:schemas-microsoft-com:office:word" xmlns:w="http://schemas.openxmlformats.org/wordprocessingml/2006/main" xmlns:w14="http://schemas.microsoft.com/office/word/2010/wordml" xmlns:w15="http://schemas.microsoft.com/office/word/2012/wordml" xmlns:w16cex="http://schemas.microsoft.com/office/word/2018/wordml/cex" xmlns:w16cid="http://schemas.microsoft.com/office/word/2016/wordml/cid" xmlns:w16="http://schemas.microsoft.com/office/word/2018/wordml" xmlns:w16du="http://schemas.microsoft.com/office/word/2023/wordml/word16du" xmlns:w16sdtdh="http://schemas.microsoft.com/office/word/2020/wordml/sdtdatahash" xmlns:w16sdtfl="http://schemas.microsoft.com/office/word/2024/wordml/sdtformatlock" xmlns:w16se="http://schemas.microsoft.com/office/word/2015/wordml/symex" xmlns:wpg="http://schemas.microsoft.com/office/word/2010/wordprocessingGroup" xmlns:wpi="http://schemas.microsoft.com/office/word/2010/wordprocessingInk" xmlns:wne="http://schemas.microsoft.com/office/word/2006/wordml" xmlns:wps="http://schemas.microsoft.com/office/word/2010/wordprocessingShape" mc:Ignorable="w14 w15 w16se w16cid w16 w16cex w16sdtdh w16sdtfl w16du wp14">
   <w:footnote w:type="separator" w:id="-1">
     <w:p>
       <w:pPr>
@@ -1425,7 +5853,7 @@
 </file>
 
 <file path=word/header1.xml><?xml version="1.0" encoding="utf-8"?>
-<w:hdr xmlns:wpc="http://schemas.microsoft.com/office/word/2010/wordprocessingCanvas" xmlns:mc="http://schemas.openxmlformats.org/markup-compatibility/2006" xmlns:o="urn:schemas-microsoft-com:office:office" xmlns:r="http://schemas.openxmlformats.org/officeDocument/2006/relationships" xmlns:m="http://schemas.openxmlformats.org/officeDocument/2006/math" xmlns:v="urn:schemas-microsoft-com:vml" xmlns:wp14="http://schemas.microsoft.com/office/word/2010/wordprocessingDrawing" xmlns:wp="http://schemas.openxmlformats.org/drawingml/2006/wordprocessingDrawing" xmlns:w10="urn:schemas-microsoft-com:office:word" xmlns:w="http://schemas.openxmlformats.org/wordprocessingml/2006/main" xmlns:w14="http://schemas.microsoft.com/office/word/2010/wordml" xmlns:w15="http://schemas.microsoft.com/office/word/2012/wordml" xmlns:wpg="http://schemas.microsoft.com/office/word/2010/wordprocessingGroup" xmlns:wpi="http://schemas.microsoft.com/office/word/2010/wordprocessingInk" xmlns:wne="http://schemas.microsoft.com/office/word/2006/wordml" xmlns:wps="http://schemas.microsoft.com/office/word/2010/wordprocessingShape" mc:Ignorable="w14 w15 wp14">
+<w:hdr xmlns:wpc="http://schemas.microsoft.com/office/word/2010/wordprocessingCanvas" xmlns:cx="http://schemas.microsoft.com/office/drawing/2014/chartex" xmlns:cx1="http://schemas.microsoft.com/office/drawing/2015/9/8/chartex" xmlns:cx2="http://schemas.microsoft.com/office/drawing/2015/10/21/chartex" xmlns:cx3="http://schemas.microsoft.com/office/drawing/2016/5/9/chartex" xmlns:cx4="http://schemas.microsoft.com/office/drawing/2016/5/10/chartex" xmlns:cx5="http://schemas.microsoft.com/office/drawing/2016/5/11/chartex" xmlns:cx6="http://schemas.microsoft.com/office/drawing/2016/5/12/chartex" xmlns:cx7="http://schemas.microsoft.com/office/drawing/2016/5/13/chartex" xmlns:cx8="http://schemas.microsoft.com/office/drawing/2016/5/14/chartex" xmlns:mc="http://schemas.openxmlformats.org/markup-compatibility/2006" xmlns:aink="http://schemas.microsoft.com/office/drawing/2016/ink" xmlns:am3d="http://schemas.microsoft.com/office/drawing/2017/model3d" xmlns:o="urn:schemas-microsoft-com:office:office" xmlns:oel="http://schemas.microsoft.com/office/2019/extlst" xmlns:r="http://schemas.openxmlformats.org/officeDocument/2006/relationships" xmlns:m="http://schemas.openxmlformats.org/officeDocument/2006/math" xmlns:v="urn:schemas-microsoft-com:vml" xmlns:wp14="http://schemas.microsoft.com/office/word/2010/wordprocessingDrawing" xmlns:wp="http://schemas.openxmlformats.org/drawingml/2006/wordprocessingDrawing" xmlns:w10="urn:schemas-microsoft-com:office:word" xmlns:w="http://schemas.openxmlformats.org/wordprocessingml/2006/main" xmlns:w14="http://schemas.microsoft.com/office/word/2010/wordml" xmlns:w15="http://schemas.microsoft.com/office/word/2012/wordml" xmlns:w16cex="http://schemas.microsoft.com/office/word/2018/wordml/cex" xmlns:w16cid="http://schemas.microsoft.com/office/word/2016/wordml/cid" xmlns:w16="http://schemas.microsoft.com/office/word/2018/wordml" xmlns:w16du="http://schemas.microsoft.com/office/word/2023/wordml/word16du" xmlns:w16sdtdh="http://schemas.microsoft.com/office/word/2020/wordml/sdtdatahash" xmlns:w16sdtfl="http://schemas.microsoft.com/office/word/2024/wordml/sdtformatlock" xmlns:w16se="http://schemas.microsoft.com/office/word/2015/wordml/symex" xmlns:wpg="http://schemas.microsoft.com/office/word/2010/wordprocessingGroup" xmlns:wpi="http://schemas.microsoft.com/office/word/2010/wordprocessingInk" xmlns:wne="http://schemas.microsoft.com/office/word/2006/wordml" xmlns:wps="http://schemas.microsoft.com/office/word/2010/wordprocessingShape" mc:Ignorable="w14 w15 w16se w16cid w16 w16cex w16sdtdh w16sdtfl w16du wp14">
   <w:p>
     <w:pPr>
       <w:pStyle w:val="Header"/>
@@ -1440,7 +5868,7 @@
 </file>
 
 <file path=word/numbering.xml><?xml version="1.0" encoding="utf-8"?>
-<w:numbering xmlns:wpc="http://schemas.microsoft.com/office/word/2010/wordprocessingCanvas" xmlns:mc="http://schemas.openxmlformats.org/markup-compatibility/2006" xmlns:o="urn:schemas-microsoft-com:office:office" xmlns:r="http://schemas.openxmlformats.org/officeDocument/2006/relationships" xmlns:m="http://schemas.openxmlformats.org/officeDocument/2006/math" xmlns:v="urn:schemas-microsoft-com:vml" xmlns:wp14="http://schemas.microsoft.com/office/word/2010/wordprocessingDrawing" xmlns:wp="http://schemas.openxmlformats.org/drawingml/2006/wordprocessingDrawing" xmlns:w10="urn:schemas-microsoft-com:office:word" xmlns:w="http://schemas.openxmlformats.org/wordprocessingml/2006/main" xmlns:w14="http://schemas.microsoft.com/office/word/2010/wordml" xmlns:w15="http://schemas.microsoft.com/office/word/2012/wordml" xmlns:wpg="http://schemas.microsoft.com/office/word/2010/wordprocessingGroup" xmlns:wpi="http://schemas.microsoft.com/office/word/2010/wordprocessingInk" xmlns:wne="http://schemas.microsoft.com/office/word/2006/wordml" xmlns:wps="http://schemas.microsoft.com/office/word/2010/wordprocessingShape" mc:Ignorable="w14 w15 wp14">
+<w:numbering xmlns:wpc="http://schemas.microsoft.com/office/word/2010/wordprocessingCanvas" xmlns:cx="http://schemas.microsoft.com/office/drawing/2014/chartex" xmlns:cx1="http://schemas.microsoft.com/office/drawing/2015/9/8/chartex" xmlns:cx2="http://schemas.microsoft.com/office/drawing/2015/10/21/chartex" xmlns:cx3="http://schemas.microsoft.com/office/drawing/2016/5/9/chartex" xmlns:cx4="http://schemas.microsoft.com/office/drawing/2016/5/10/chartex" xmlns:cx5="http://schemas.microsoft.com/office/drawing/2016/5/11/chartex" xmlns:cx6="http://schemas.microsoft.com/office/drawing/2016/5/12/chartex" xmlns:cx7="http://schemas.microsoft.com/office/drawing/2016/5/13/chartex" xmlns:cx8="http://schemas.microsoft.com/office/drawing/2016/5/14/chartex" xmlns:mc="http://schemas.openxmlformats.org/markup-compatibility/2006" xmlns:aink="http://schemas.microsoft.com/office/drawing/2016/ink" xmlns:am3d="http://schemas.microsoft.com/office/drawing/2017/model3d" xmlns:o="urn:schemas-microsoft-com:office:office" xmlns:oel="http://schemas.microsoft.com/office/2019/extlst" xmlns:r="http://schemas.openxmlformats.org/officeDocument/2006/relationships" xmlns:m="http://schemas.openxmlformats.org/officeDocument/2006/math" xmlns:v="urn:schemas-microsoft-com:vml" xmlns:wp14="http://schemas.microsoft.com/office/word/2010/wordprocessingDrawing" xmlns:wp="http://schemas.openxmlformats.org/drawingml/2006/wordprocessingDrawing" xmlns:w10="urn:schemas-microsoft-com:office:word" xmlns:w="http://schemas.openxmlformats.org/wordprocessingml/2006/main" xmlns:w14="http://schemas.microsoft.com/office/word/2010/wordml" xmlns:w15="http://schemas.microsoft.com/office/word/2012/wordml" xmlns:w16cex="http://schemas.microsoft.com/office/word/2018/wordml/cex" xmlns:w16cid="http://schemas.microsoft.com/office/word/2016/wordml/cid" xmlns:w16="http://schemas.microsoft.com/office/word/2018/wordml" xmlns:w16du="http://schemas.microsoft.com/office/word/2023/wordml/word16du" xmlns:w16sdtdh="http://schemas.microsoft.com/office/word/2020/wordml/sdtdatahash" xmlns:w16sdtfl="http://schemas.microsoft.com/office/word/2024/wordml/sdtformatlock" xmlns:w16se="http://schemas.microsoft.com/office/word/2015/wordml/symex" xmlns:wpg="http://schemas.microsoft.com/office/word/2010/wordprocessingGroup" xmlns:wpi="http://schemas.microsoft.com/office/word/2010/wordprocessingInk" xmlns:wne="http://schemas.microsoft.com/office/word/2006/wordml" xmlns:wps="http://schemas.microsoft.com/office/word/2010/wordprocessingShape" mc:Ignorable="w14 w15 w16se w16cid w16 w16cex w16sdtdh w16sdtfl w16du wp14">
   <w:abstractNum w:abstractNumId="0" w15:restartNumberingAfterBreak="0">
     <w:nsid w:val="00000001"/>
     <w:multiLevelType w:val="hybridMultilevel"/>
@@ -3352,80 +7780,80 @@
       </w:pPr>
     </w:lvl>
   </w:abstractNum>
-  <w:num w:numId="1">
+  <w:num w:numId="1" w16cid:durableId="1935480824">
     <w:abstractNumId w:val="10"/>
   </w:num>
-  <w:num w:numId="2">
+  <w:num w:numId="2" w16cid:durableId="123937768">
     <w:abstractNumId w:val="14"/>
   </w:num>
-  <w:num w:numId="3">
+  <w:num w:numId="3" w16cid:durableId="793711758">
     <w:abstractNumId w:val="7"/>
   </w:num>
-  <w:num w:numId="4">
+  <w:num w:numId="4" w16cid:durableId="1259367353">
     <w:abstractNumId w:val="4"/>
   </w:num>
-  <w:num w:numId="5">
+  <w:num w:numId="5" w16cid:durableId="1406340056">
     <w:abstractNumId w:val="17"/>
   </w:num>
-  <w:num w:numId="6">
+  <w:num w:numId="6" w16cid:durableId="128983277">
     <w:abstractNumId w:val="11"/>
   </w:num>
-  <w:num w:numId="7">
+  <w:num w:numId="7" w16cid:durableId="1483228514">
     <w:abstractNumId w:val="8"/>
   </w:num>
-  <w:num w:numId="8">
+  <w:num w:numId="8" w16cid:durableId="1887715744">
     <w:abstractNumId w:val="8"/>
   </w:num>
-  <w:num w:numId="9">
+  <w:num w:numId="9" w16cid:durableId="93981270">
     <w:abstractNumId w:val="0"/>
   </w:num>
-  <w:num w:numId="10">
+  <w:num w:numId="10" w16cid:durableId="2141723445">
     <w:abstractNumId w:val="9"/>
   </w:num>
-  <w:num w:numId="11">
+  <w:num w:numId="11" w16cid:durableId="500314121">
     <w:abstractNumId w:val="17"/>
   </w:num>
-  <w:num w:numId="12">
+  <w:num w:numId="12" w16cid:durableId="1743604111">
     <w:abstractNumId w:val="11"/>
   </w:num>
-  <w:num w:numId="13">
+  <w:num w:numId="13" w16cid:durableId="1103191255">
     <w:abstractNumId w:val="5"/>
   </w:num>
-  <w:num w:numId="14">
+  <w:num w:numId="14" w16cid:durableId="449663397">
     <w:abstractNumId w:val="3"/>
   </w:num>
-  <w:num w:numId="15">
+  <w:num w:numId="15" w16cid:durableId="1395422989">
     <w:abstractNumId w:val="1"/>
   </w:num>
-  <w:num w:numId="16">
+  <w:num w:numId="16" w16cid:durableId="1020204861">
     <w:abstractNumId w:val="2"/>
   </w:num>
-  <w:num w:numId="17">
+  <w:num w:numId="17" w16cid:durableId="712196675">
     <w:abstractNumId w:val="6"/>
   </w:num>
-  <w:num w:numId="18">
+  <w:num w:numId="18" w16cid:durableId="1964731084">
     <w:abstractNumId w:val="1"/>
   </w:num>
-  <w:num w:numId="19">
+  <w:num w:numId="19" w16cid:durableId="1188064986">
     <w:abstractNumId w:val="6"/>
   </w:num>
-  <w:num w:numId="20">
+  <w:num w:numId="20" w16cid:durableId="1712726722">
     <w:abstractNumId w:val="12"/>
   </w:num>
-  <w:num w:numId="21">
+  <w:num w:numId="21" w16cid:durableId="101652244">
     <w:abstractNumId w:val="13"/>
   </w:num>
-  <w:num w:numId="22">
+  <w:num w:numId="22" w16cid:durableId="2017726096">
     <w:abstractNumId w:val="15"/>
   </w:num>
-  <w:num w:numId="23">
+  <w:num w:numId="23" w16cid:durableId="702824698">
     <w:abstractNumId w:val="16"/>
   </w:num>
 </w:numbering>
 </file>
 
 <file path=word/styles.xml><?xml version="1.0" encoding="utf-8"?>
-<w:styles xmlns:mc="http://schemas.openxmlformats.org/markup-compatibility/2006" xmlns:r="http://schemas.openxmlformats.org/officeDocument/2006/relationships" xmlns:w="http://schemas.openxmlformats.org/wordprocessingml/2006/main" xmlns:w14="http://schemas.microsoft.com/office/word/2010/wordml" xmlns:w15="http://schemas.microsoft.com/office/word/2012/wordml" mc:Ignorable="w14 w15">
+<w:styles xmlns:mc="http://schemas.openxmlformats.org/markup-compatibility/2006" xmlns:r="http://schemas.openxmlformats.org/officeDocument/2006/relationships" xmlns:w="http://schemas.openxmlformats.org/wordprocessingml/2006/main" xmlns:w14="http://schemas.microsoft.com/office/word/2010/wordml" xmlns:w15="http://schemas.microsoft.com/office/word/2012/wordml" xmlns:w16cex="http://schemas.microsoft.com/office/word/2018/wordml/cex" xmlns:w16cid="http://schemas.microsoft.com/office/word/2016/wordml/cid" xmlns:w16="http://schemas.microsoft.com/office/word/2018/wordml" xmlns:w16du="http://schemas.microsoft.com/office/word/2023/wordml/word16du" xmlns:w16sdtdh="http://schemas.microsoft.com/office/word/2020/wordml/sdtdatahash" xmlns:w16sdtfl="http://schemas.microsoft.com/office/word/2024/wordml/sdtformatlock" xmlns:w16se="http://schemas.microsoft.com/office/word/2015/wordml/symex" mc:Ignorable="w14 w15 w16se w16cid w16 w16cex w16sdtdh w16sdtfl w16du">
   <w:docDefaults>
     <w:rPrDefault>
       <w:rPr>
@@ -3442,7 +7870,7 @@
       </w:pPr>
     </w:pPrDefault>
   </w:docDefaults>
-  <w:latentStyles w:defLockedState="0" w:defUIPriority="99" w:defSemiHidden="0" w:defUnhideWhenUsed="0" w:defQFormat="0" w:count="371">
+  <w:latentStyles w:defLockedState="0" w:defUIPriority="99" w:defSemiHidden="0" w:defUnhideWhenUsed="0" w:defQFormat="0" w:count="376">
     <w:lsdException w:name="Normal" w:uiPriority="0" w:qFormat="1"/>
     <w:lsdException w:name="heading 1" w:uiPriority="9" w:qFormat="1"/>
     <w:lsdException w:name="heading 2" w:semiHidden="1" w:uiPriority="9" w:unhideWhenUsed="1" w:qFormat="1"/>
@@ -3814,6 +8242,11 @@
     <w:lsdException w:name="List Table 5 Dark Accent 6" w:uiPriority="50"/>
     <w:lsdException w:name="List Table 6 Colorful Accent 6" w:uiPriority="51"/>
     <w:lsdException w:name="List Table 7 Colorful Accent 6" w:uiPriority="52"/>
+    <w:lsdException w:name="Mention" w:semiHidden="1" w:unhideWhenUsed="1"/>
+    <w:lsdException w:name="Smart Hyperlink" w:semiHidden="1" w:unhideWhenUsed="1"/>
+    <w:lsdException w:name="Hashtag" w:semiHidden="1" w:unhideWhenUsed="1"/>
+    <w:lsdException w:name="Unresolved Mention" w:semiHidden="1" w:unhideWhenUsed="1"/>
+    <w:lsdException w:name="Smart Link" w:semiHidden="1" w:unhideWhenUsed="1"/>
   </w:latentStyles>
   <w:style w:type="paragraph" w:default="1" w:styleId="Normal">
     <w:name w:val="Normal"/>
